--- a/00-首页/题组Word/习题书/第三篇-有机化学/7-金属有机与偶联反应-学生版-打印版.docx
+++ b/00-首页/题组Word/习题书/第三篇-有机化学/7-金属有机与偶联反应-学生版-打印版.docx
@@ -27859,7 +27859,7 @@
         <w:color w:val="000000"/>
         <w:sz w:val="18"/>
       </w:rPr>
-      <w:t>第三篇 有机化学 · 第7章 金属有机与偶联反应</w:t>
+      <w:t>第三篇 有机化学 · 第7章 金属有机与偶联反应-学生版</w:t>
     </w:r>
   </w:p>
 </w:hdr>

--- a/00-首页/题组Word/习题书/第三篇-有机化学/7-金属有机与偶联反应-学生版-打印版.docx
+++ b/00-首页/题组Word/习题书/第三篇-有机化学/7-金属有机与偶联反应-学生版-打印版.docx
@@ -2,7 +2,7 @@
 <file path=word/document.xml><?xml version="1.0" encoding="utf-8"?>
 <w:document xmlns:w="http://schemas.openxmlformats.org/wordprocessingml/2006/main" xmlns:m="http://schemas.openxmlformats.org/officeDocument/2006/math" xmlns:r="http://schemas.openxmlformats.org/officeDocument/2006/relationships" xmlns:o="urn:schemas-microsoft-com:office:office" xmlns:v="urn:schemas-microsoft-com:vml" xmlns:w10="urn:schemas-microsoft-com:office:word" xmlns:a="http://schemas.openxmlformats.org/drawingml/2006/main" xmlns:pic="http://schemas.openxmlformats.org/drawingml/2006/picture" xmlns:wp="http://schemas.openxmlformats.org/drawingml/2006/wordprocessingDrawing">
   <w:body>
-    <w:bookmarkStart w:id="113" w:name="第-7-章-金属有机与偶联反应"/>
+    <w:bookmarkStart w:id="130" w:name="第-7-章-金属有机与偶联反应"/>
     <w:p>
       <w:pPr>
         <w:pStyle w:val="Heading1"/>
@@ -66,7 +66,7 @@
       </w:r>
     </w:p>
     <w:bookmarkEnd w:id="9"/>
-    <w:bookmarkStart w:id="13" w:name="ch9-p2-有机金属反应产物预测"/>
+    <w:bookmarkStart w:id="10" w:name="以下反应的中间体"/>
     <w:p>
       <w:pPr>
         <w:pStyle w:val="Heading2"/>
@@ -81,15 +81,9 @@
       </w:r>
       <w:r>
         <w:rPr>
-          <w:rFonts w:hint="eastAsia" w:ascii="Times New Roman" w:hAnsi="Times New Roman" w:eastAsia="Times New Roman" w:cs="Times New Roman"/>
-        </w:rPr>
-        <w:t>Ch9-P2-</w:t>
-      </w:r>
-      <w:r>
-        <w:rPr>
           <w:rFonts w:hint="eastAsia" w:ascii="Times New Roman" w:hAnsi="Times New Roman" w:eastAsia="SimHei" w:cs="Times New Roman"/>
         </w:rPr>
-        <w:t>有机金属反应产物预测</w:t>
+        <w:t xml:space="preserve">以下反应的中间体</w:t>
       </w:r>
     </w:p>
     <w:p>
@@ -98,9 +92,440 @@
       </w:pPr>
       <w:r>
         <w:rPr>
-          <w:rFonts w:ascii="Times New Roman" w:hAnsi="Times New Roman" w:eastAsia="Times New Roman" w:cs="Times New Roman"/>
-        </w:rPr>
-        <w:t xml:space="preserve">What products would be formed in these reactions?</w:t>
+          <w:rFonts w:hint="eastAsia" w:ascii="Times New Roman" w:hAnsi="Times New Roman" w:eastAsia="FangSong" w:cs="Times New Roman"/>
+        </w:rPr>
+        <w:t>写出以下反应的中间体</w:t>
+      </w:r>
+      <w:r>
+        <w:rPr>
+          <w:rFonts w:hint="eastAsia" w:ascii="Times New Roman" w:hAnsi="Times New Roman" w:eastAsia="Times New Roman" w:cs="Times New Roman"/>
+        </w:rPr>
+        <w:t>。</w:t>
+      </w:r>
+    </w:p>
+    <w:p>
+      <w:pPr>
+        <w:spacing w:before="160" w:after="80"/>
+      </w:pPr>
+      <w:r>
+        <w:pict>
+          <v:rect style="width:0;height:1.5pt" o:hralign="center" o:hrstd="t" o:hr="t"/>
+        </w:pict>
+      </w:r>
+    </w:p>
+    <w:bookmarkEnd w:id="10"/>
+    <w:bookmarkStart w:id="11" w:name="甲醛和乙醛反应得到季戊四醇"/>
+    <w:p>
+      <w:pPr>
+        <w:pStyle w:val="Heading2"/>
+        <w:spacing w:before="280" w:after="80"/>
+        <w:keepNext/>
+      </w:pPr>
+      <w:r>
+        <w:rPr>
+          <w:rFonts w:ascii="Times New Roman" w:hAnsi="Times New Roman" w:eastAsia="Times New Roman" w:cs="Times New Roman"/>
+        </w:rPr>
+        <w:t xml:space="preserve">7.2 </w:t>
+      </w:r>
+      <w:r>
+        <w:rPr>
+          <w:rFonts w:hint="eastAsia" w:ascii="Times New Roman" w:hAnsi="Times New Roman" w:eastAsia="SimHei" w:cs="Times New Roman"/>
+        </w:rPr>
+        <w:t xml:space="preserve">甲醛和乙醛反应得到季戊四醇</w:t>
+      </w:r>
+    </w:p>
+    <w:p>
+      <w:pPr>
+        <w:pStyle w:val="FirstParagraph"/>
+      </w:pPr>
+      <w:r>
+        <w:rPr>
+          <w:rFonts w:hint="eastAsia" w:ascii="Times New Roman" w:hAnsi="Times New Roman" w:eastAsia="FangSong" w:cs="Times New Roman"/>
+        </w:rPr>
+        <w:t>写出甲醛和乙醛反应得到季戊四醇的机理</w:t>
+      </w:r>
+      <w:r>
+        <w:rPr>
+          <w:rFonts w:hint="eastAsia" w:ascii="Times New Roman" w:hAnsi="Times New Roman" w:eastAsia="Times New Roman" w:cs="Times New Roman"/>
+        </w:rPr>
+        <w:t>。</w:t>
+      </w:r>
+    </w:p>
+    <w:p>
+      <w:pPr>
+        <w:spacing w:before="160" w:after="80"/>
+      </w:pPr>
+      <w:r>
+        <w:pict>
+          <v:rect style="width:0;height:1.5pt" o:hralign="center" o:hrstd="t" o:hr="t"/>
+        </w:pict>
+      </w:r>
+    </w:p>
+    <w:bookmarkEnd w:id="11"/>
+    <w:bookmarkStart w:id="12" w:name="以下两个反应的产物"/>
+    <w:p>
+      <w:pPr>
+        <w:pStyle w:val="Heading2"/>
+        <w:spacing w:before="280" w:after="80"/>
+        <w:keepNext/>
+      </w:pPr>
+      <w:r>
+        <w:rPr>
+          <w:rFonts w:ascii="Times New Roman" w:hAnsi="Times New Roman" w:eastAsia="Times New Roman" w:cs="Times New Roman"/>
+        </w:rPr>
+        <w:t xml:space="preserve">7.3 </w:t>
+      </w:r>
+      <w:r>
+        <w:rPr>
+          <w:rFonts w:hint="eastAsia" w:ascii="Times New Roman" w:hAnsi="Times New Roman" w:eastAsia="SimHei" w:cs="Times New Roman"/>
+        </w:rPr>
+        <w:t xml:space="preserve">以下两个反应的产物</w:t>
+      </w:r>
+    </w:p>
+    <w:p>
+      <w:pPr>
+        <w:pStyle w:val="FirstParagraph"/>
+      </w:pPr>
+      <w:r>
+        <w:rPr>
+          <w:rFonts w:hint="eastAsia" w:ascii="Times New Roman" w:hAnsi="Times New Roman" w:eastAsia="FangSong" w:cs="Times New Roman"/>
+        </w:rPr>
+        <w:t>写出以下两个反应的产物</w:t>
+      </w:r>
+      <w:r>
+        <w:rPr>
+          <w:rFonts w:hint="eastAsia" w:ascii="Times New Roman" w:hAnsi="Times New Roman" w:eastAsia="Times New Roman" w:cs="Times New Roman"/>
+        </w:rPr>
+        <w:t>。</w:t>
+      </w:r>
+    </w:p>
+    <w:p>
+      <w:pPr>
+        <w:spacing w:before="160" w:after="80"/>
+      </w:pPr>
+      <w:r>
+        <w:pict>
+          <v:rect style="width:0;height:1.5pt" o:hralign="center" o:hrstd="t" o:hr="t"/>
+        </w:pict>
+      </w:r>
+    </w:p>
+    <w:bookmarkEnd w:id="12"/>
+    <w:bookmarkStart w:id="13" w:name="以下反应的产物训练要求做到看到反应物立刻写出产物"/>
+    <w:p>
+      <w:pPr>
+        <w:pStyle w:val="Heading2"/>
+        <w:spacing w:before="280" w:after="80"/>
+        <w:keepNext/>
+      </w:pPr>
+      <w:r>
+        <w:rPr>
+          <w:rFonts w:ascii="Times New Roman" w:hAnsi="Times New Roman" w:eastAsia="Times New Roman" w:cs="Times New Roman"/>
+        </w:rPr>
+        <w:t xml:space="preserve">7.4 </w:t>
+      </w:r>
+      <w:r>
+        <w:rPr>
+          <w:rFonts w:hint="eastAsia" w:ascii="Times New Roman" w:hAnsi="Times New Roman" w:eastAsia="SimHei" w:cs="Times New Roman"/>
+        </w:rPr>
+        <w:t xml:space="preserve">以下反应的产物训练要求做到看到反应物立刻写出产物</w:t>
+      </w:r>
+    </w:p>
+    <w:p>
+      <w:pPr>
+        <w:pStyle w:val="FirstParagraph"/>
+      </w:pPr>
+      <w:r>
+        <w:rPr>
+          <w:rFonts w:hint="eastAsia" w:ascii="Times New Roman" w:hAnsi="Times New Roman" w:eastAsia="FangSong" w:cs="Times New Roman"/>
+        </w:rPr>
+        <w:t>写出以下反应的产物</w:t>
+      </w:r>
+      <w:r>
+        <w:rPr>
+          <w:rFonts w:hint="eastAsia" w:ascii="Times New Roman" w:hAnsi="Times New Roman" w:eastAsia="Times New Roman" w:cs="Times New Roman"/>
+        </w:rPr>
+        <w:t>，</w:t>
+      </w:r>
+      <w:r>
+        <w:rPr>
+          <w:rFonts w:hint="eastAsia" w:ascii="Times New Roman" w:hAnsi="Times New Roman" w:eastAsia="FangSong" w:cs="Times New Roman"/>
+        </w:rPr>
+        <w:t>训练要求做到看到反应物立刻写出产物</w:t>
+      </w:r>
+      <w:r>
+        <w:rPr>
+          <w:rFonts w:hint="eastAsia" w:ascii="Times New Roman" w:hAnsi="Times New Roman" w:eastAsia="Times New Roman" w:cs="Times New Roman"/>
+        </w:rPr>
+        <w:t>。</w:t>
+      </w:r>
+    </w:p>
+    <w:p>
+      <w:pPr>
+        <w:spacing w:before="160" w:after="80"/>
+      </w:pPr>
+      <w:r>
+        <w:pict>
+          <v:rect style="width:0;height:1.5pt" o:hralign="center" o:hrstd="t" o:hr="t"/>
+        </w:pict>
+      </w:r>
+    </w:p>
+    <w:bookmarkEnd w:id="13"/>
+    <w:bookmarkStart w:id="14" w:name="底物的优势构象写出以下反应的产物"/>
+    <w:p>
+      <w:pPr>
+        <w:pStyle w:val="Heading2"/>
+        <w:spacing w:before="280" w:after="80"/>
+        <w:keepNext/>
+      </w:pPr>
+      <w:r>
+        <w:rPr>
+          <w:rFonts w:ascii="Times New Roman" w:hAnsi="Times New Roman" w:eastAsia="Times New Roman" w:cs="Times New Roman"/>
+        </w:rPr>
+        <w:t xml:space="preserve">7.5 </w:t>
+      </w:r>
+      <w:r>
+        <w:rPr>
+          <w:rFonts w:hint="eastAsia" w:ascii="Times New Roman" w:hAnsi="Times New Roman" w:eastAsia="SimHei" w:cs="Times New Roman"/>
+        </w:rPr>
+        <w:t xml:space="preserve">底物的优势构象写出以下反应的产物</w:t>
+      </w:r>
+    </w:p>
+    <w:p>
+      <w:pPr>
+        <w:pStyle w:val="FirstParagraph"/>
+      </w:pPr>
+      <w:r>
+        <w:rPr>
+          <w:rFonts w:hint="eastAsia" w:ascii="Times New Roman" w:hAnsi="Times New Roman" w:eastAsia="FangSong" w:cs="Times New Roman"/>
+        </w:rPr>
+        <w:t>画出底物的优势构象</w:t>
+      </w:r>
+      <w:r>
+        <w:rPr>
+          <w:rFonts w:hint="eastAsia" w:ascii="Times New Roman" w:hAnsi="Times New Roman" w:eastAsia="Times New Roman" w:cs="Times New Roman"/>
+        </w:rPr>
+        <w:t>，</w:t>
+      </w:r>
+      <w:r>
+        <w:rPr>
+          <w:rFonts w:hint="eastAsia" w:ascii="Times New Roman" w:hAnsi="Times New Roman" w:eastAsia="FangSong" w:cs="Times New Roman"/>
+        </w:rPr>
+        <w:t>写出以下反应的产物</w:t>
+      </w:r>
+      <w:r>
+        <w:rPr>
+          <w:rFonts w:hint="eastAsia" w:ascii="Times New Roman" w:hAnsi="Times New Roman" w:eastAsia="Times New Roman" w:cs="Times New Roman"/>
+        </w:rPr>
+        <w:t>。</w:t>
+      </w:r>
+    </w:p>
+    <w:p>
+      <w:pPr>
+        <w:spacing w:before="160" w:after="80"/>
+      </w:pPr>
+      <w:r>
+        <w:pict>
+          <v:rect style="width:0;height:1.5pt" o:hralign="center" o:hrstd="t" o:hr="t"/>
+        </w:pict>
+      </w:r>
+    </w:p>
+    <w:bookmarkEnd w:id="14"/>
+    <w:bookmarkStart w:id="15" w:name="以下两个氧化反应主要产物-a-和b的结构式并解释"/>
+    <w:p>
+      <w:pPr>
+        <w:pStyle w:val="Heading2"/>
+        <w:spacing w:before="280" w:after="80"/>
+        <w:keepNext/>
+      </w:pPr>
+      <w:r>
+        <w:rPr>
+          <w:rFonts w:ascii="Times New Roman" w:hAnsi="Times New Roman" w:eastAsia="Times New Roman" w:cs="Times New Roman"/>
+        </w:rPr>
+        <w:t xml:space="preserve">7.6 </w:t>
+      </w:r>
+      <w:r>
+        <w:rPr>
+          <w:rFonts w:hint="eastAsia" w:ascii="Times New Roman" w:hAnsi="Times New Roman" w:eastAsia="SimHei" w:cs="Times New Roman"/>
+        </w:rPr>
+        <w:t xml:space="preserve">以下两个氧化反应主要产物</w:t>
+      </w:r>
+      <w:r>
+        <w:rPr>
+          <w:rFonts w:ascii="Times New Roman" w:hAnsi="Times New Roman" w:eastAsia="Times New Roman" w:cs="Times New Roman"/>
+        </w:rPr>
+        <w:t xml:space="preserve"> A </w:t>
+      </w:r>
+      <w:r>
+        <w:rPr>
+          <w:rFonts w:hint="eastAsia" w:ascii="Times New Roman" w:hAnsi="Times New Roman" w:eastAsia="SimHei" w:cs="Times New Roman"/>
+        </w:rPr>
+        <w:t>和</w:t>
+      </w:r>
+      <w:r>
+        <w:rPr>
+          <w:rFonts w:hint="eastAsia" w:ascii="Times New Roman" w:hAnsi="Times New Roman" w:eastAsia="Times New Roman" w:cs="Times New Roman"/>
+        </w:rPr>
+        <w:t>B</w:t>
+      </w:r>
+      <w:r>
+        <w:rPr>
+          <w:rFonts w:hint="eastAsia" w:ascii="Times New Roman" w:hAnsi="Times New Roman" w:eastAsia="SimHei" w:cs="Times New Roman"/>
+        </w:rPr>
+        <w:t>的结构式并解释</w:t>
+      </w:r>
+    </w:p>
+    <w:p>
+      <w:pPr>
+        <w:pStyle w:val="FirstParagraph"/>
+      </w:pPr>
+      <w:r>
+        <w:rPr>
+          <w:rFonts w:hint="eastAsia" w:ascii="Times New Roman" w:hAnsi="Times New Roman" w:eastAsia="FangSong" w:cs="Times New Roman"/>
+        </w:rPr>
+        <w:t xml:space="preserve">画出以下两个氧化反应主要产物</w:t>
+      </w:r>
+      <w:r>
+        <w:rPr>
+          <w:rFonts w:ascii="Times New Roman" w:hAnsi="Times New Roman" w:eastAsia="Times New Roman" w:cs="Times New Roman"/>
+        </w:rPr>
+        <w:t xml:space="preserve"> A </w:t>
+      </w:r>
+      <w:r>
+        <w:rPr>
+          <w:rFonts w:hint="eastAsia" w:ascii="Times New Roman" w:hAnsi="Times New Roman" w:eastAsia="FangSong" w:cs="Times New Roman"/>
+        </w:rPr>
+        <w:t>和</w:t>
+      </w:r>
+      <w:r>
+        <w:rPr>
+          <w:rFonts w:hint="eastAsia" w:ascii="Times New Roman" w:hAnsi="Times New Roman" w:eastAsia="Times New Roman" w:cs="Times New Roman"/>
+        </w:rPr>
+        <w:t>B</w:t>
+      </w:r>
+      <w:r>
+        <w:rPr>
+          <w:rFonts w:hint="eastAsia" w:ascii="Times New Roman" w:hAnsi="Times New Roman" w:eastAsia="FangSong" w:cs="Times New Roman"/>
+        </w:rPr>
+        <w:t>的结构式并解释</w:t>
+      </w:r>
+      <w:r>
+        <w:rPr>
+          <w:rFonts w:hint="eastAsia" w:ascii="Times New Roman" w:hAnsi="Times New Roman" w:eastAsia="Times New Roman" w:cs="Times New Roman"/>
+        </w:rPr>
+        <w:t>。</w:t>
+      </w:r>
+    </w:p>
+    <w:p>
+      <w:pPr>
+        <w:spacing w:before="160" w:after="80"/>
+      </w:pPr>
+      <w:r>
+        <w:pict>
+          <v:rect style="width:0;height:1.5pt" o:hralign="center" o:hrstd="t" o:hr="t"/>
+        </w:pict>
+      </w:r>
+    </w:p>
+    <w:bookmarkEnd w:id="15"/>
+    <w:bookmarkStart w:id="19" w:name="完成以下反应"/>
+    <w:p>
+      <w:pPr>
+        <w:pStyle w:val="Heading2"/>
+        <w:spacing w:before="280" w:after="80"/>
+        <w:keepNext/>
+      </w:pPr>
+      <w:r>
+        <w:rPr>
+          <w:rFonts w:ascii="Times New Roman" w:hAnsi="Times New Roman" w:eastAsia="Times New Roman" w:cs="Times New Roman"/>
+        </w:rPr>
+        <w:t xml:space="preserve">7.7 </w:t>
+      </w:r>
+      <w:r>
+        <w:rPr>
+          <w:rFonts w:hint="eastAsia" w:ascii="Times New Roman" w:hAnsi="Times New Roman" w:eastAsia="SimHei" w:cs="Times New Roman"/>
+        </w:rPr>
+        <w:t xml:space="preserve">完成以下反应</w:t>
+      </w:r>
+    </w:p>
+    <w:p>
+      <w:pPr>
+        <w:pStyle w:val="FirstParagraph"/>
+      </w:pPr>
+      <w:r>
+        <w:rPr>
+          <w:rFonts w:hint="eastAsia" w:ascii="Times New Roman" w:hAnsi="Times New Roman" w:eastAsia="FangSong" w:cs="Times New Roman"/>
+        </w:rPr>
+        <w:t>完成以下反应</w:t>
+      </w:r>
+      <w:r>
+        <w:rPr>
+          <w:rFonts w:hint="eastAsia" w:ascii="Times New Roman" w:hAnsi="Times New Roman" w:eastAsia="Times New Roman" w:cs="Times New Roman"/>
+        </w:rPr>
+        <w:t>。</w:t>
+      </w:r>
+    </w:p>
+    <w:p>
+      <w:pPr>
+        <w:pStyle w:val="BodyText"/>
+      </w:pPr>
+      <w:r>
+        <w:rPr>
+          <w:rFonts w:ascii="Times New Roman" w:hAnsi="Times New Roman" w:eastAsia="Times New Roman" w:cs="Times New Roman"/>
+        </w:rPr>
+        <w:t xml:space="preserve">-1. 1994 </w:t>
+      </w:r>
+      <w:r>
+        <w:rPr>
+          <w:rFonts w:hint="eastAsia" w:ascii="Times New Roman" w:hAnsi="Times New Roman" w:eastAsia="FangSong" w:cs="Times New Roman"/>
+        </w:rPr>
+        <w:t>年</w:t>
+      </w:r>
+      <w:r>
+        <w:rPr>
+          <w:rFonts w:hint="eastAsia" w:ascii="Times New Roman" w:hAnsi="Times New Roman" w:eastAsia="Times New Roman" w:cs="Times New Roman"/>
+        </w:rPr>
+        <w:t>，Holton</w:t>
+      </w:r>
+      <w:r>
+        <w:rPr>
+          <w:rFonts w:ascii="Times New Roman" w:hAnsi="Times New Roman" w:eastAsia="Times New Roman" w:cs="Times New Roman"/>
+        </w:rPr>
+        <w:t xml:space="preserve"> </w:t>
+      </w:r>
+      <w:r>
+        <w:rPr>
+          <w:rFonts w:hint="eastAsia" w:ascii="Times New Roman" w:hAnsi="Times New Roman" w:eastAsia="FangSong" w:cs="Times New Roman"/>
+        </w:rPr>
+        <w:t xml:space="preserve">课题组采用</w:t>
+      </w:r>
+      <w:r>
+        <w:rPr>
+          <w:rFonts w:ascii="Times New Roman" w:hAnsi="Times New Roman" w:eastAsia="Times New Roman" w:cs="Times New Roman"/>
+        </w:rPr>
+        <w:t xml:space="preserve"> Grob </w:t>
+      </w:r>
+      <w:r>
+        <w:rPr>
+          <w:rFonts w:hint="eastAsia" w:ascii="Times New Roman" w:hAnsi="Times New Roman" w:eastAsia="FangSong" w:cs="Times New Roman"/>
+        </w:rPr>
+        <w:t xml:space="preserve">裂解的策略进行</w:t>
+      </w:r>
+      <w:r>
+        <w:rPr>
+          <w:rFonts w:ascii="Times New Roman" w:hAnsi="Times New Roman" w:eastAsia="Times New Roman" w:cs="Times New Roman"/>
+        </w:rPr>
+        <w:t xml:space="preserve"> Taxol </w:t>
+      </w:r>
+      <w:r>
+        <w:rPr>
+          <w:rFonts w:hint="eastAsia" w:ascii="Times New Roman" w:hAnsi="Times New Roman" w:eastAsia="FangSong" w:cs="Times New Roman"/>
+        </w:rPr>
+        <w:t>核心骨架的构建</w:t>
+      </w:r>
+      <w:r>
+        <w:rPr>
+          <w:rFonts w:hint="eastAsia" w:ascii="Times New Roman" w:hAnsi="Times New Roman" w:eastAsia="Times New Roman" w:cs="Times New Roman"/>
+        </w:rPr>
+        <w:t>：</w:t>
       </w:r>
     </w:p>
     <w:p>
@@ -115,20 +540,676 @@
         </w:rPr>
         <w:drawing>
           <wp:inline>
-            <wp:extent cx="3600000" cy="1208731"/>
+            <wp:extent cx="3600000" cy="536485"/>
             <wp:effectExtent b="0" l="0" r="0" t="0"/>
-            <wp:docPr descr="" title="" id="11" name="Picture"/>
+            <wp:docPr descr="" title="" id="17" name="Picture"/>
             <a:graphic>
               <a:graphicData uri="http://schemas.openxmlformats.org/drawingml/2006/picture">
                 <pic:pic>
                   <pic:nvPicPr>
-                    <pic:cNvPr descr="6327debe88903212744c21130ec101826f6bcd27128bbacb299e74095c551a1c.jpg" id="12" name="Picture"/>
+                    <pic:cNvPr descr="88f1afff2ae6131bc9549967f16bfd317afc93b1a2ac949f5dcb94aaf2e5ba62.jpg" id="18" name="Picture"/>
                     <pic:cNvPicPr>
                       <a:picLocks noChangeArrowheads="1" noChangeAspect="1"/>
                     </pic:cNvPicPr>
                   </pic:nvPicPr>
                   <pic:blipFill>
-                    <a:blip r:embed="rId10"/>
+                    <a:blip r:embed="rId16"/>
+                    <a:stretch>
+                      <a:fillRect/>
+                    </a:stretch>
+                  </pic:blipFill>
+                  <pic:spPr bwMode="auto">
+                    <a:xfrm>
+                      <a:off x="0" y="0"/>
+                      <a:ext cx="3600000" cy="536485"/>
+                    </a:xfrm>
+                    <a:prstGeom prst="rect">
+                      <a:avLst/>
+                    </a:prstGeom>
+                    <a:noFill/>
+                    <a:ln w="9525">
+                      <a:noFill/>
+                      <a:headEnd/>
+                      <a:tailEnd/>
+                    </a:ln>
+                  </pic:spPr>
+                </pic:pic>
+              </a:graphicData>
+            </a:graphic>
+          </wp:inline>
+        </w:drawing>
+      </w:r>
+    </w:p>
+    <w:p>
+      <w:pPr>
+        <w:pStyle w:val="BodyText"/>
+      </w:pPr>
+      <w:r>
+        <w:rPr>
+          <w:rFonts w:hint="eastAsia" w:ascii="Times New Roman" w:hAnsi="Times New Roman" w:eastAsia="FangSong" w:cs="Times New Roman"/>
+        </w:rPr>
+        <w:t xml:space="preserve">给出中间体</w:t>
+      </w:r>
+      <w:r>
+        <w:rPr>
+          <w:rFonts w:ascii="Times New Roman" w:hAnsi="Times New Roman" w:eastAsia="Times New Roman" w:cs="Times New Roman"/>
+        </w:rPr>
+        <w:t xml:space="preserve"> X </w:t>
+      </w:r>
+      <w:r>
+        <w:rPr>
+          <w:rFonts w:hint="eastAsia" w:ascii="Times New Roman" w:hAnsi="Times New Roman" w:eastAsia="FangSong" w:cs="Times New Roman"/>
+        </w:rPr>
+        <w:t xml:space="preserve">以及产物</w:t>
+      </w:r>
+      <w:r>
+        <w:rPr>
+          <w:rFonts w:ascii="Times New Roman" w:hAnsi="Times New Roman" w:eastAsia="Times New Roman" w:cs="Times New Roman"/>
+        </w:rPr>
+        <w:t xml:space="preserve"> A </w:t>
+      </w:r>
+      <w:r>
+        <w:rPr>
+          <w:rFonts w:hint="eastAsia" w:ascii="Times New Roman" w:hAnsi="Times New Roman" w:eastAsia="FangSong" w:cs="Times New Roman"/>
+        </w:rPr>
+        <w:t>的结构式</w:t>
+      </w:r>
+      <w:r>
+        <w:rPr>
+          <w:rFonts w:hint="eastAsia" w:ascii="Times New Roman" w:hAnsi="Times New Roman" w:eastAsia="Times New Roman" w:cs="Times New Roman"/>
+        </w:rPr>
+        <w:t>。</w:t>
+      </w:r>
+    </w:p>
+    <w:p>
+      <w:pPr>
+        <w:spacing w:before="160" w:after="80"/>
+      </w:pPr>
+      <w:r>
+        <w:pict>
+          <v:rect style="width:0;height:1.5pt" o:hralign="center" o:hrstd="t" o:hr="t"/>
+        </w:pict>
+      </w:r>
+    </w:p>
+    <w:bookmarkEnd w:id="19"/>
+    <w:bookmarkStart w:id="20" w:name="乙酰乙酸乙酯在碳酸钠存在下与-1-3-二溴丙烷反应的主要"/>
+    <w:p>
+      <w:pPr>
+        <w:pStyle w:val="Heading2"/>
+        <w:spacing w:before="280" w:after="80"/>
+        <w:keepNext/>
+      </w:pPr>
+      <w:r>
+        <w:rPr>
+          <w:rFonts w:ascii="Times New Roman" w:hAnsi="Times New Roman" w:eastAsia="Times New Roman" w:cs="Times New Roman"/>
+        </w:rPr>
+        <w:t xml:space="preserve">7.8 </w:t>
+      </w:r>
+      <w:r>
+        <w:rPr>
+          <w:rFonts w:hint="eastAsia" w:ascii="Times New Roman" w:hAnsi="Times New Roman" w:eastAsia="SimHei" w:cs="Times New Roman"/>
+        </w:rPr>
+        <w:t xml:space="preserve">乙酰乙酸乙酯在碳酸钠存在下与</w:t>
+      </w:r>
+      <w:r>
+        <w:rPr>
+          <w:rFonts w:ascii="Times New Roman" w:hAnsi="Times New Roman" w:eastAsia="Times New Roman" w:cs="Times New Roman"/>
+        </w:rPr>
+        <w:t xml:space="preserve"> 1 3 </w:t>
+      </w:r>
+      <w:r>
+        <w:rPr>
+          <w:rFonts w:hint="eastAsia" w:ascii="Times New Roman" w:hAnsi="Times New Roman" w:eastAsia="SimHei" w:cs="Times New Roman"/>
+        </w:rPr>
+        <w:t xml:space="preserve">二溴丙烷反应的主要</w:t>
+      </w:r>
+    </w:p>
+    <w:p>
+      <w:pPr>
+        <w:pStyle w:val="FirstParagraph"/>
+      </w:pPr>
+      <w:r>
+        <w:rPr>
+          <w:rFonts w:hint="eastAsia" w:ascii="Times New Roman" w:hAnsi="Times New Roman" w:eastAsia="FangSong" w:cs="Times New Roman"/>
+        </w:rPr>
+        <w:t xml:space="preserve">写出乙酰乙酸乙酯在碳酸钠存在下与</w:t>
+      </w:r>
+      <w:r>
+        <w:rPr>
+          <w:rFonts w:ascii="Times New Roman" w:hAnsi="Times New Roman" w:eastAsia="Times New Roman" w:cs="Times New Roman"/>
+        </w:rPr>
+        <w:t xml:space="preserve"> </w:t>
+      </w:r>
+      <w:r>
+        <w:rPr>
+          <w:rFonts w:hint="eastAsia" w:ascii="Times New Roman" w:hAnsi="Times New Roman" w:eastAsia="Times New Roman" w:cs="Times New Roman"/>
+        </w:rPr>
+        <w:t>1,3-</w:t>
+      </w:r>
+      <w:r>
+        <w:rPr>
+          <w:rFonts w:hint="eastAsia" w:ascii="Times New Roman" w:hAnsi="Times New Roman" w:eastAsia="FangSong" w:cs="Times New Roman"/>
+        </w:rPr>
+        <w:t>二溴丙烷反应的主要产物</w:t>
+      </w:r>
+      <w:r>
+        <w:rPr>
+          <w:rFonts w:hint="eastAsia" w:ascii="Times New Roman" w:hAnsi="Times New Roman" w:eastAsia="Times New Roman" w:cs="Times New Roman"/>
+        </w:rPr>
+        <w:t>，</w:t>
+      </w:r>
+      <w:r>
+        <w:rPr>
+          <w:rFonts w:hint="eastAsia" w:ascii="Times New Roman" w:hAnsi="Times New Roman" w:eastAsia="FangSong" w:cs="Times New Roman"/>
+        </w:rPr>
+        <w:t>解释另一种产物无法生成的原因</w:t>
+      </w:r>
+      <w:r>
+        <w:rPr>
+          <w:rFonts w:hint="eastAsia" w:ascii="Times New Roman" w:hAnsi="Times New Roman" w:eastAsia="Times New Roman" w:cs="Times New Roman"/>
+        </w:rPr>
+        <w:t>。</w:t>
+      </w:r>
+    </w:p>
+    <w:p>
+      <w:pPr>
+        <w:spacing w:before="160" w:after="80"/>
+      </w:pPr>
+      <w:r>
+        <w:pict>
+          <v:rect style="width:0;height:1.5pt" o:hralign="center" o:hrstd="t" o:hr="t"/>
+        </w:pict>
+      </w:r>
+    </w:p>
+    <w:bookmarkEnd w:id="20"/>
+    <w:bookmarkStart w:id="21" w:name="以下反应的机理文献机理是错误"/>
+    <w:p>
+      <w:pPr>
+        <w:pStyle w:val="Heading2"/>
+        <w:spacing w:before="280" w:after="80"/>
+        <w:keepNext/>
+      </w:pPr>
+      <w:r>
+        <w:rPr>
+          <w:rFonts w:ascii="Times New Roman" w:hAnsi="Times New Roman" w:eastAsia="Times New Roman" w:cs="Times New Roman"/>
+        </w:rPr>
+        <w:t xml:space="preserve">7.9 </w:t>
+      </w:r>
+      <w:r>
+        <w:rPr>
+          <w:rFonts w:hint="eastAsia" w:ascii="Times New Roman" w:hAnsi="Times New Roman" w:eastAsia="SimHei" w:cs="Times New Roman"/>
+        </w:rPr>
+        <w:t xml:space="preserve">以下反应的机理文献机理是错误</w:t>
+      </w:r>
+    </w:p>
+    <w:p>
+      <w:pPr>
+        <w:pStyle w:val="FirstParagraph"/>
+      </w:pPr>
+      <w:r>
+        <w:rPr>
+          <w:rFonts w:hint="eastAsia" w:ascii="Times New Roman" w:hAnsi="Times New Roman" w:eastAsia="FangSong" w:cs="Times New Roman"/>
+        </w:rPr>
+        <w:t>写出以下反应的机理</w:t>
+      </w:r>
+      <w:r>
+        <w:rPr>
+          <w:rFonts w:hint="eastAsia" w:ascii="Times New Roman" w:hAnsi="Times New Roman" w:eastAsia="Times New Roman" w:cs="Times New Roman"/>
+        </w:rPr>
+        <w:t>。(</w:t>
+      </w:r>
+      <w:r>
+        <w:rPr>
+          <w:rFonts w:hint="eastAsia" w:ascii="Times New Roman" w:hAnsi="Times New Roman" w:eastAsia="FangSong" w:cs="Times New Roman"/>
+        </w:rPr>
+        <w:t>文献机理是错误的</w:t>
+      </w:r>
+      <w:r>
+        <w:rPr>
+          <w:rFonts w:hint="eastAsia" w:ascii="Times New Roman" w:hAnsi="Times New Roman" w:eastAsia="Times New Roman" w:cs="Times New Roman"/>
+        </w:rPr>
+        <w:t>)</w:t>
+      </w:r>
+    </w:p>
+    <w:p>
+      <w:pPr>
+        <w:spacing w:before="160" w:after="80"/>
+      </w:pPr>
+      <w:r>
+        <w:pict>
+          <v:rect style="width:0;height:1.5pt" o:hralign="center" o:hrstd="t" o:hr="t"/>
+        </w:pict>
+      </w:r>
+    </w:p>
+    <w:bookmarkEnd w:id="21"/>
+    <w:bookmarkStart w:id="22" w:name="以下反应"/>
+    <w:p>
+      <w:pPr>
+        <w:pStyle w:val="Heading2"/>
+        <w:spacing w:before="280" w:after="80"/>
+        <w:keepNext/>
+      </w:pPr>
+      <w:r>
+        <w:rPr>
+          <w:rFonts w:ascii="Times New Roman" w:hAnsi="Times New Roman" w:eastAsia="Times New Roman" w:cs="Times New Roman"/>
+        </w:rPr>
+        <w:t xml:space="preserve">7.10 </w:t>
+      </w:r>
+      <w:r>
+        <w:rPr>
+          <w:rFonts w:hint="eastAsia" w:ascii="Times New Roman" w:hAnsi="Times New Roman" w:eastAsia="SimHei" w:cs="Times New Roman"/>
+        </w:rPr>
+        <w:t xml:space="preserve">以下反应</w:t>
+      </w:r>
+    </w:p>
+    <w:p>
+      <w:pPr>
+        <w:pStyle w:val="FirstParagraph"/>
+      </w:pPr>
+      <w:r>
+        <w:rPr>
+          <w:rFonts w:hint="eastAsia" w:ascii="Times New Roman" w:hAnsi="Times New Roman" w:eastAsia="FangSong" w:cs="Times New Roman"/>
+        </w:rPr>
+        <w:t>写出以下反应的机理</w:t>
+      </w:r>
+      <w:r>
+        <w:rPr>
+          <w:rFonts w:hint="eastAsia" w:ascii="Times New Roman" w:hAnsi="Times New Roman" w:eastAsia="Times New Roman" w:cs="Times New Roman"/>
+        </w:rPr>
+        <w:t>。</w:t>
+      </w:r>
+    </w:p>
+    <w:p>
+      <w:pPr>
+        <w:spacing w:before="160" w:after="80"/>
+      </w:pPr>
+      <w:r>
+        <w:pict>
+          <v:rect style="width:0;height:1.5pt" o:hralign="center" o:hrstd="t" o:hr="t"/>
+        </w:pict>
+      </w:r>
+    </w:p>
+    <w:bookmarkEnd w:id="22"/>
+    <w:bookmarkStart w:id="23" w:name="使用含氟的受体可以实现-5-endo-trig-如下所示"/>
+    <w:p>
+      <w:pPr>
+        <w:pStyle w:val="Heading2"/>
+        <w:spacing w:before="280" w:after="80"/>
+        <w:keepNext/>
+      </w:pPr>
+      <w:r>
+        <w:rPr>
+          <w:rFonts w:ascii="Times New Roman" w:hAnsi="Times New Roman" w:eastAsia="Times New Roman" w:cs="Times New Roman"/>
+        </w:rPr>
+        <w:t xml:space="preserve">7.11 </w:t>
+      </w:r>
+      <w:r>
+        <w:rPr>
+          <w:rFonts w:hint="eastAsia" w:ascii="Times New Roman" w:hAnsi="Times New Roman" w:eastAsia="SimHei" w:cs="Times New Roman"/>
+        </w:rPr>
+        <w:t xml:space="preserve">使用含氟的受体可以实现</w:t>
+      </w:r>
+      <w:r>
+        <w:rPr>
+          <w:rFonts w:ascii="Times New Roman" w:hAnsi="Times New Roman" w:eastAsia="Times New Roman" w:cs="Times New Roman"/>
+        </w:rPr>
+        <w:t xml:space="preserve"> 5 endo trig </w:t>
+      </w:r>
+      <w:r>
+        <w:rPr>
+          <w:rFonts w:hint="eastAsia" w:ascii="Times New Roman" w:hAnsi="Times New Roman" w:eastAsia="SimHei" w:cs="Times New Roman"/>
+        </w:rPr>
+        <w:t xml:space="preserve">如下所示</w:t>
+      </w:r>
+    </w:p>
+    <w:p>
+      <w:pPr>
+        <w:pStyle w:val="FirstParagraph"/>
+      </w:pPr>
+      <w:r>
+        <w:rPr>
+          <w:rFonts w:hint="eastAsia" w:ascii="Times New Roman" w:hAnsi="Times New Roman" w:eastAsia="FangSong" w:cs="Times New Roman"/>
+        </w:rPr>
+        <w:t xml:space="preserve">使用含氟的受体可以实现</w:t>
+      </w:r>
+      <w:r>
+        <w:rPr>
+          <w:rFonts w:ascii="Times New Roman" w:hAnsi="Times New Roman" w:eastAsia="Times New Roman" w:cs="Times New Roman"/>
+        </w:rPr>
+        <w:t xml:space="preserve"> </w:t>
+      </w:r>
+      <w:r>
+        <w:rPr>
+          <w:rFonts w:hint="eastAsia" w:ascii="Times New Roman" w:hAnsi="Times New Roman" w:eastAsia="Times New Roman" w:cs="Times New Roman"/>
+        </w:rPr>
+        <w:t>5-endo-trig(</w:t>
+      </w:r>
+      <w:r>
+        <w:rPr>
+          <w:rFonts w:hint="eastAsia" w:ascii="Times New Roman" w:hAnsi="Times New Roman" w:eastAsia="FangSong" w:cs="Times New Roman"/>
+        </w:rPr>
+        <w:t>如下所示</w:t>
+      </w:r>
+      <w:r>
+        <w:rPr>
+          <w:rFonts w:hint="eastAsia" w:ascii="Times New Roman" w:hAnsi="Times New Roman" w:eastAsia="Times New Roman" w:cs="Times New Roman"/>
+        </w:rPr>
+        <w:t>)，</w:t>
+      </w:r>
+      <w:r>
+        <w:rPr>
+          <w:rFonts w:hint="eastAsia" w:ascii="Times New Roman" w:hAnsi="Times New Roman" w:eastAsia="FangSong" w:cs="Times New Roman"/>
+        </w:rPr>
+        <w:t>为什么</w:t>
+      </w:r>
+      <w:r>
+        <w:rPr>
+          <w:rFonts w:hint="eastAsia" w:ascii="Times New Roman" w:hAnsi="Times New Roman" w:eastAsia="Times New Roman" w:cs="Times New Roman"/>
+        </w:rPr>
+        <w:t>？</w:t>
+      </w:r>
+    </w:p>
+    <w:p>
+      <w:pPr>
+        <w:spacing w:before="160" w:after="80"/>
+      </w:pPr>
+      <w:r>
+        <w:pict>
+          <v:rect style="width:0;height:1.5pt" o:hralign="center" o:hrstd="t" o:hr="t"/>
+        </w:pict>
+      </w:r>
+    </w:p>
+    <w:bookmarkEnd w:id="23"/>
+    <w:bookmarkStart w:id="24" w:name="ddq脱保护机理"/>
+    <w:p>
+      <w:pPr>
+        <w:pStyle w:val="Heading2"/>
+        <w:spacing w:before="280" w:after="80"/>
+        <w:keepNext/>
+      </w:pPr>
+      <w:r>
+        <w:rPr>
+          <w:rFonts w:ascii="Times New Roman" w:hAnsi="Times New Roman" w:eastAsia="Times New Roman" w:cs="Times New Roman"/>
+        </w:rPr>
+        <w:t xml:space="preserve">7.12 </w:t>
+      </w:r>
+      <w:r>
+        <w:rPr>
+          <w:rFonts w:hint="eastAsia" w:ascii="Times New Roman" w:hAnsi="Times New Roman" w:eastAsia="Times New Roman" w:cs="Times New Roman"/>
+        </w:rPr>
+        <w:t>DDQ</w:t>
+      </w:r>
+      <w:r>
+        <w:rPr>
+          <w:rFonts w:hint="eastAsia" w:ascii="Times New Roman" w:hAnsi="Times New Roman" w:eastAsia="SimHei" w:cs="Times New Roman"/>
+        </w:rPr>
+        <w:t>脱保护机理</w:t>
+      </w:r>
+    </w:p>
+    <w:p>
+      <w:pPr>
+        <w:pStyle w:val="FirstParagraph"/>
+      </w:pPr>
+      <w:r>
+        <w:rPr>
+          <w:rFonts w:hint="eastAsia" w:ascii="Times New Roman" w:hAnsi="Times New Roman" w:eastAsia="FangSong" w:cs="Times New Roman"/>
+        </w:rPr>
+        <w:t xml:space="preserve">画出</w:t>
+      </w:r>
+      <w:r>
+        <w:rPr>
+          <w:rFonts w:ascii="Times New Roman" w:hAnsi="Times New Roman" w:eastAsia="Times New Roman" w:cs="Times New Roman"/>
+        </w:rPr>
+        <w:t xml:space="preserve"> </w:t>
+      </w:r>
+      <w:r>
+        <w:rPr>
+          <w:rFonts w:hint="eastAsia" w:ascii="Times New Roman" w:hAnsi="Times New Roman" w:eastAsia="Times New Roman" w:cs="Times New Roman"/>
+        </w:rPr>
+        <w:t>DDQ（2,3-</w:t>
+      </w:r>
+      <w:r>
+        <w:rPr>
+          <w:rFonts w:hint="eastAsia" w:ascii="Times New Roman" w:hAnsi="Times New Roman" w:eastAsia="FangSong" w:cs="Times New Roman"/>
+        </w:rPr>
+        <w:t>二氯</w:t>
+      </w:r>
+      <w:r>
+        <w:rPr>
+          <w:rFonts w:hint="eastAsia" w:ascii="Times New Roman" w:hAnsi="Times New Roman" w:eastAsia="Times New Roman" w:cs="Times New Roman"/>
+        </w:rPr>
+        <w:t>-5,6-</w:t>
+      </w:r>
+      <w:r>
+        <w:rPr>
+          <w:rFonts w:hint="eastAsia" w:ascii="Times New Roman" w:hAnsi="Times New Roman" w:eastAsia="FangSong" w:cs="Times New Roman"/>
+        </w:rPr>
+        <w:t>二氰对苯醌</w:t>
+      </w:r>
+      <w:r>
+        <w:rPr>
+          <w:rFonts w:hint="eastAsia" w:ascii="Times New Roman" w:hAnsi="Times New Roman" w:eastAsia="Times New Roman" w:cs="Times New Roman"/>
+        </w:rPr>
+        <w:t>）</w:t>
+      </w:r>
+      <w:r>
+        <w:rPr>
+          <w:rFonts w:hint="eastAsia" w:ascii="Times New Roman" w:hAnsi="Times New Roman" w:eastAsia="FangSong" w:cs="Times New Roman"/>
+        </w:rPr>
+        <w:t>脱除</w:t>
+      </w:r>
+      <w:r>
+        <w:rPr>
+          <w:rFonts w:ascii="Times New Roman" w:hAnsi="Times New Roman" w:eastAsia="Times New Roman" w:cs="Times New Roman"/>
+        </w:rPr>
+        <w:t xml:space="preserve"> </w:t>
+      </w:r>
+      <w:r>
+        <w:rPr>
+          <w:rFonts w:hint="eastAsia" w:ascii="Times New Roman" w:hAnsi="Times New Roman" w:eastAsia="Times New Roman" w:cs="Times New Roman"/>
+        </w:rPr>
+        <w:t>PMB（</w:t>
+      </w:r>
+      <w:r>
+        <w:rPr>
+          <w:rFonts w:hint="eastAsia" w:ascii="Times New Roman" w:hAnsi="Times New Roman" w:eastAsia="FangSong" w:cs="Times New Roman"/>
+        </w:rPr>
+        <w:t>对甲氧基苄基</w:t>
+      </w:r>
+      <w:r>
+        <w:rPr>
+          <w:rFonts w:hint="eastAsia" w:ascii="Times New Roman" w:hAnsi="Times New Roman" w:eastAsia="Times New Roman" w:cs="Times New Roman"/>
+        </w:rPr>
+        <w:t>）</w:t>
+      </w:r>
+      <w:r>
+        <w:rPr>
+          <w:rFonts w:hint="eastAsia" w:ascii="Times New Roman" w:hAnsi="Times New Roman" w:eastAsia="FangSong" w:cs="Times New Roman"/>
+        </w:rPr>
+        <w:t>保护基的机理</w:t>
+      </w:r>
+      <w:r>
+        <w:rPr>
+          <w:rFonts w:hint="eastAsia" w:ascii="Times New Roman" w:hAnsi="Times New Roman" w:eastAsia="Times New Roman" w:cs="Times New Roman"/>
+        </w:rPr>
+        <w:t>。</w:t>
+      </w:r>
+    </w:p>
+    <w:p>
+      <w:pPr>
+        <w:spacing w:before="160" w:after="80"/>
+      </w:pPr>
+      <w:r>
+        <w:pict>
+          <v:rect style="width:0;height:1.5pt" o:hralign="center" o:hrstd="t" o:hr="t"/>
+        </w:pict>
+      </w:r>
+    </w:p>
+    <w:bookmarkEnd w:id="24"/>
+    <w:bookmarkStart w:id="25" w:name="beckmann重排产物"/>
+    <w:p>
+      <w:pPr>
+        <w:pStyle w:val="Heading2"/>
+        <w:spacing w:before="280" w:after="80"/>
+        <w:keepNext/>
+      </w:pPr>
+      <w:r>
+        <w:rPr>
+          <w:rFonts w:ascii="Times New Roman" w:hAnsi="Times New Roman" w:eastAsia="Times New Roman" w:cs="Times New Roman"/>
+        </w:rPr>
+        <w:t xml:space="preserve">7.13 </w:t>
+      </w:r>
+      <w:r>
+        <w:rPr>
+          <w:rFonts w:hint="eastAsia" w:ascii="Times New Roman" w:hAnsi="Times New Roman" w:eastAsia="Times New Roman" w:cs="Times New Roman"/>
+        </w:rPr>
+        <w:t>Beckmann</w:t>
+      </w:r>
+      <w:r>
+        <w:rPr>
+          <w:rFonts w:hint="eastAsia" w:ascii="Times New Roman" w:hAnsi="Times New Roman" w:eastAsia="SimHei" w:cs="Times New Roman"/>
+        </w:rPr>
+        <w:t>重排产物</w:t>
+      </w:r>
+    </w:p>
+    <w:p>
+      <w:pPr>
+        <w:pStyle w:val="FirstParagraph"/>
+      </w:pPr>
+      <w:r>
+        <w:rPr>
+          <w:rFonts w:hint="eastAsia" w:ascii="Times New Roman" w:hAnsi="Times New Roman" w:eastAsia="FangSong" w:cs="Times New Roman"/>
+        </w:rPr>
+        <w:t xml:space="preserve">写出以下肟的</w:t>
+      </w:r>
+      <w:r>
+        <w:rPr>
+          <w:rFonts w:ascii="Times New Roman" w:hAnsi="Times New Roman" w:eastAsia="Times New Roman" w:cs="Times New Roman"/>
+        </w:rPr>
+        <w:t xml:space="preserve"> Beckmann </w:t>
+      </w:r>
+      <w:r>
+        <w:rPr>
+          <w:rFonts w:hint="eastAsia" w:ascii="Times New Roman" w:hAnsi="Times New Roman" w:eastAsia="FangSong" w:cs="Times New Roman"/>
+        </w:rPr>
+        <w:t>重排产物</w:t>
+      </w:r>
+      <w:r>
+        <w:rPr>
+          <w:rFonts w:hint="eastAsia" w:ascii="Times New Roman" w:hAnsi="Times New Roman" w:eastAsia="Times New Roman" w:cs="Times New Roman"/>
+        </w:rPr>
+        <w:t>，</w:t>
+      </w:r>
+      <w:r>
+        <w:rPr>
+          <w:rFonts w:hint="eastAsia" w:ascii="Times New Roman" w:hAnsi="Times New Roman" w:eastAsia="FangSong" w:cs="Times New Roman"/>
+        </w:rPr>
+        <w:t>并比较反应速率</w:t>
+      </w:r>
+      <w:r>
+        <w:rPr>
+          <w:rFonts w:hint="eastAsia" w:ascii="Times New Roman" w:hAnsi="Times New Roman" w:eastAsia="Times New Roman" w:cs="Times New Roman"/>
+        </w:rPr>
+        <w:t>。</w:t>
+      </w:r>
+    </w:p>
+    <w:p>
+      <w:pPr>
+        <w:pStyle w:val="BodyText"/>
+      </w:pPr>
+      <w:r>
+        <w:rPr>
+          <w:rFonts w:hint="eastAsia" w:ascii="Times New Roman" w:hAnsi="Times New Roman" w:eastAsia="FangSong" w:cs="Times New Roman"/>
+        </w:rPr>
+        <w:t>题干含反应式图片</w:t>
+      </w:r>
+      <w:r>
+        <w:rPr>
+          <w:rFonts w:hint="eastAsia" w:ascii="Times New Roman" w:hAnsi="Times New Roman" w:eastAsia="Times New Roman" w:cs="Times New Roman"/>
+        </w:rPr>
+        <w:t>，</w:t>
+      </w:r>
+      <w:r>
+        <w:rPr>
+          <w:rFonts w:hint="eastAsia" w:ascii="Times New Roman" w:hAnsi="Times New Roman" w:eastAsia="FangSong" w:cs="Times New Roman"/>
+        </w:rPr>
+        <w:t>见原书</w:t>
+      </w:r>
+      <w:r>
+        <w:rPr>
+          <w:rFonts w:hint="eastAsia" w:ascii="Times New Roman" w:hAnsi="Times New Roman" w:eastAsia="Times New Roman" w:cs="Times New Roman"/>
+        </w:rPr>
+        <w:t>。</w:t>
+      </w:r>
+    </w:p>
+    <w:p>
+      <w:pPr>
+        <w:spacing w:before="160" w:after="80"/>
+      </w:pPr>
+      <w:r>
+        <w:pict>
+          <v:rect style="width:0;height:1.5pt" o:hralign="center" o:hrstd="t" o:hr="t"/>
+        </w:pict>
+      </w:r>
+    </w:p>
+    <w:bookmarkEnd w:id="25"/>
+    <w:bookmarkStart w:id="29" w:name="有机金属反应产物预测"/>
+    <w:p>
+      <w:pPr>
+        <w:pStyle w:val="Heading2"/>
+        <w:spacing w:before="280" w:after="80"/>
+        <w:keepNext/>
+      </w:pPr>
+      <w:r>
+        <w:rPr>
+          <w:rFonts w:ascii="Times New Roman" w:hAnsi="Times New Roman" w:eastAsia="Times New Roman" w:cs="Times New Roman"/>
+        </w:rPr>
+        <w:t xml:space="preserve">7.14 </w:t>
+      </w:r>
+      <w:r>
+        <w:rPr>
+          <w:rFonts w:hint="eastAsia" w:ascii="Times New Roman" w:hAnsi="Times New Roman" w:eastAsia="SimHei" w:cs="Times New Roman"/>
+        </w:rPr>
+        <w:t xml:space="preserve">有机金属反应产物预测</w:t>
+      </w:r>
+    </w:p>
+    <w:p>
+      <w:pPr>
+        <w:pStyle w:val="FirstParagraph"/>
+      </w:pPr>
+      <w:r>
+        <w:rPr>
+          <w:rFonts w:ascii="Times New Roman" w:hAnsi="Times New Roman" w:eastAsia="Times New Roman" w:cs="Times New Roman"/>
+        </w:rPr>
+        <w:t xml:space="preserve">What products would be formed in these reactions?</w:t>
+      </w:r>
+    </w:p>
+    <w:p>
+      <w:pPr>
+        <w:pStyle w:val="BodyText"/>
+        <w:spacing w:before="160" w:after="80"/>
+        <w:jc w:val="center"/>
+      </w:pPr>
+      <w:r>
+        <w:rPr>
+          <w:rFonts w:ascii="Times New Roman" w:hAnsi="Times New Roman" w:eastAsia="Times New Roman" w:cs="Times New Roman"/>
+        </w:rPr>
+        <w:drawing>
+          <wp:inline>
+            <wp:extent cx="3600000" cy="1208731"/>
+            <wp:effectExtent b="0" l="0" r="0" t="0"/>
+            <wp:docPr descr="" title="" id="27" name="Picture"/>
+            <a:graphic>
+              <a:graphicData uri="http://schemas.openxmlformats.org/drawingml/2006/picture">
+                <pic:pic>
+                  <pic:nvPicPr>
+                    <pic:cNvPr descr="6327debe88903212744c21130ec101826f6bcd27128bbacb299e74095c551a1c.jpg" id="28" name="Picture"/>
+                    <pic:cNvPicPr>
+                      <a:picLocks noChangeArrowheads="1" noChangeAspect="1"/>
+                    </pic:cNvPicPr>
+                  </pic:nvPicPr>
+                  <pic:blipFill>
+                    <a:blip r:embed="rId26"/>
                     <a:stretch>
                       <a:fillRect/>
                     </a:stretch>
@@ -196,8 +1277,8 @@
         </w:pict>
       </w:r>
     </w:p>
-    <w:bookmarkEnd w:id="13"/>
-    <w:bookmarkStart w:id="14" w:name="ch9-p3-fenarimol替代合成路线"/>
+    <w:bookmarkEnd w:id="29"/>
+    <w:bookmarkStart w:id="30" w:name="fenarimol替代合成路线"/>
     <w:p>
       <w:pPr>
         <w:pStyle w:val="Heading2"/>
@@ -208,13 +1289,13 @@
         <w:rPr>
           <w:rFonts w:ascii="Times New Roman" w:hAnsi="Times New Roman" w:eastAsia="Times New Roman" w:cs="Times New Roman"/>
         </w:rPr>
-        <w:t xml:space="preserve">7.2 </w:t>
-      </w:r>
-      <w:r>
-        <w:rPr>
-          <w:rFonts w:hint="eastAsia" w:ascii="Times New Roman" w:hAnsi="Times New Roman" w:eastAsia="Times New Roman" w:cs="Times New Roman"/>
-        </w:rPr>
-        <w:t>Ch9-P3-Fenarimol</w:t>
+        <w:t xml:space="preserve">7.15 </w:t>
+      </w:r>
+      <w:r>
+        <w:rPr>
+          <w:rFonts w:hint="eastAsia" w:ascii="Times New Roman" w:hAnsi="Times New Roman" w:eastAsia="Times New Roman" w:cs="Times New Roman"/>
+        </w:rPr>
+        <w:t>Fenarimol</w:t>
       </w:r>
       <w:r>
         <w:rPr>
@@ -323,8 +1404,8 @@
         </w:pict>
       </w:r>
     </w:p>
-    <w:bookmarkEnd w:id="14"/>
-    <w:bookmarkStart w:id="21" w:name="ch9-p5-biperidin结构预测和procyclidine合成"/>
+    <w:bookmarkEnd w:id="30"/>
+    <w:bookmarkStart w:id="37" w:name="biperidin结构预测和procyclidine合成"/>
     <w:p>
       <w:pPr>
         <w:pStyle w:val="Heading2"/>
@@ -335,13 +1416,13 @@
         <w:rPr>
           <w:rFonts w:ascii="Times New Roman" w:hAnsi="Times New Roman" w:eastAsia="Times New Roman" w:cs="Times New Roman"/>
         </w:rPr>
-        <w:t xml:space="preserve">7.3 </w:t>
-      </w:r>
-      <w:r>
-        <w:rPr>
-          <w:rFonts w:hint="eastAsia" w:ascii="Times New Roman" w:hAnsi="Times New Roman" w:eastAsia="Times New Roman" w:cs="Times New Roman"/>
-        </w:rPr>
-        <w:t>Ch9-P5-Biperidin</w:t>
+        <w:t xml:space="preserve">7.16 </w:t>
+      </w:r>
+      <w:r>
+        <w:rPr>
+          <w:rFonts w:hint="eastAsia" w:ascii="Times New Roman" w:hAnsi="Times New Roman" w:eastAsia="Times New Roman" w:cs="Times New Roman"/>
+        </w:rPr>
+        <w:t>Biperidin</w:t>
       </w:r>
       <w:r>
         <w:rPr>
@@ -387,18 +1468,18 @@
           <wp:inline>
             <wp:extent cx="3600000" cy="1294191"/>
             <wp:effectExtent b="0" l="0" r="0" t="0"/>
-            <wp:docPr descr="" title="" id="16" name="Picture"/>
+            <wp:docPr descr="" title="" id="32" name="Picture"/>
             <a:graphic>
               <a:graphicData uri="http://schemas.openxmlformats.org/drawingml/2006/picture">
                 <pic:pic>
                   <pic:nvPicPr>
-                    <pic:cNvPr descr="46b559c3b62ec893d7deb56ee0a4043e4ebbe4b43e20c5f8d46cfc98831d23b6.jpg" id="17" name="Picture"/>
+                    <pic:cNvPr descr="46b559c3b62ec893d7deb56ee0a4043e4ebbe4b43e20c5f8d46cfc98831d23b6.jpg" id="33" name="Picture"/>
                     <pic:cNvPicPr>
                       <a:picLocks noChangeArrowheads="1" noChangeAspect="1"/>
                     </pic:cNvPicPr>
                   </pic:nvPicPr>
                   <pic:blipFill>
-                    <a:blip r:embed="rId15"/>
+                    <a:blip r:embed="rId31"/>
                     <a:stretch>
                       <a:fillRect/>
                     </a:stretch>
@@ -450,18 +1531,18 @@
           <wp:inline>
             <wp:extent cx="3600000" cy="2573076"/>
             <wp:effectExtent b="0" l="0" r="0" t="0"/>
-            <wp:docPr descr="" title="" id="19" name="Picture"/>
+            <wp:docPr descr="" title="" id="35" name="Picture"/>
             <a:graphic>
               <a:graphicData uri="http://schemas.openxmlformats.org/drawingml/2006/picture">
                 <pic:pic>
                   <pic:nvPicPr>
-                    <pic:cNvPr descr="f1536b4fc5e5759c9e38195b8bcd765b8c61708685033cecd106981e618fac16.jpg" id="20" name="Picture"/>
+                    <pic:cNvPr descr="f1536b4fc5e5759c9e38195b8bcd765b8c61708685033cecd106981e618fac16.jpg" id="36" name="Picture"/>
                     <pic:cNvPicPr>
                       <a:picLocks noChangeArrowheads="1" noChangeAspect="1"/>
                     </pic:cNvPicPr>
                   </pic:nvPicPr>
                   <pic:blipFill>
-                    <a:blip r:embed="rId18"/>
+                    <a:blip r:embed="rId34"/>
                     <a:stretch>
                       <a:fillRect/>
                     </a:stretch>
@@ -619,8 +1700,8 @@
         </w:pict>
       </w:r>
     </w:p>
-    <w:bookmarkEnd w:id="21"/>
-    <w:bookmarkStart w:id="25" w:name="ch9-p7-br-li交换选择性分析"/>
+    <w:bookmarkEnd w:id="37"/>
+    <w:bookmarkStart w:id="41" w:name="br-li交换选择性分析"/>
     <w:p>
       <w:pPr>
         <w:pStyle w:val="Heading2"/>
@@ -631,13 +1712,13 @@
         <w:rPr>
           <w:rFonts w:ascii="Times New Roman" w:hAnsi="Times New Roman" w:eastAsia="Times New Roman" w:cs="Times New Roman"/>
         </w:rPr>
-        <w:t xml:space="preserve">7.4 </w:t>
-      </w:r>
-      <w:r>
-        <w:rPr>
-          <w:rFonts w:hint="eastAsia" w:ascii="Times New Roman" w:hAnsi="Times New Roman" w:eastAsia="Times New Roman" w:cs="Times New Roman"/>
-        </w:rPr>
-        <w:t>Ch9-P7-Br-Li</w:t>
+        <w:t xml:space="preserve">7.17 </w:t>
+      </w:r>
+      <w:r>
+        <w:rPr>
+          <w:rFonts w:hint="eastAsia" w:ascii="Times New Roman" w:hAnsi="Times New Roman" w:eastAsia="Times New Roman" w:cs="Times New Roman"/>
+        </w:rPr>
+        <w:t>Br-Li</w:t>
       </w:r>
       <w:r>
         <w:rPr>
@@ -671,18 +1752,18 @@
           <wp:inline>
             <wp:extent cx="3600000" cy="617773"/>
             <wp:effectExtent b="0" l="0" r="0" t="0"/>
-            <wp:docPr descr="" title="" id="23" name="Picture"/>
+            <wp:docPr descr="" title="" id="39" name="Picture"/>
             <a:graphic>
               <a:graphicData uri="http://schemas.openxmlformats.org/drawingml/2006/picture">
                 <pic:pic>
                   <pic:nvPicPr>
-                    <pic:cNvPr descr="03ecc795012228d55ab0c4e43ecf1dcc6d7b583d48cfb7c154662d029b6fcacd.jpg" id="24" name="Picture"/>
+                    <pic:cNvPr descr="03ecc795012228d55ab0c4e43ecf1dcc6d7b583d48cfb7c154662d029b6fcacd.jpg" id="40" name="Picture"/>
                     <pic:cNvPicPr>
                       <a:picLocks noChangeArrowheads="1" noChangeAspect="1"/>
                     </pic:cNvPicPr>
                   </pic:nvPicPr>
                   <pic:blipFill>
-                    <a:blip r:embed="rId22"/>
+                    <a:blip r:embed="rId38"/>
                     <a:stretch>
                       <a:fillRect/>
                     </a:stretch>
@@ -786,8 +1867,8 @@
         </w:pict>
       </w:r>
     </w:p>
-    <w:bookmarkEnd w:id="25"/>
-    <w:bookmarkStart w:id="32" w:name="ch35-p1-nazarov关环grignard和cuprate步骤"/>
+    <w:bookmarkEnd w:id="41"/>
+    <w:bookmarkStart w:id="48" w:name="nazarov关环grignard和cuprate步骤"/>
     <w:p>
       <w:pPr>
         <w:pStyle w:val="Heading2"/>
@@ -798,13 +1879,13 @@
         <w:rPr>
           <w:rFonts w:ascii="Times New Roman" w:hAnsi="Times New Roman" w:eastAsia="Times New Roman" w:cs="Times New Roman"/>
         </w:rPr>
-        <w:t xml:space="preserve">7.5 </w:t>
-      </w:r>
-      <w:r>
-        <w:rPr>
-          <w:rFonts w:hint="eastAsia" w:ascii="Times New Roman" w:hAnsi="Times New Roman" w:eastAsia="Times New Roman" w:cs="Times New Roman"/>
-        </w:rPr>
-        <w:t>Ch35-P1-Nazarov</w:t>
+        <w:t xml:space="preserve">7.18 </w:t>
+      </w:r>
+      <w:r>
+        <w:rPr>
+          <w:rFonts w:hint="eastAsia" w:ascii="Times New Roman" w:hAnsi="Times New Roman" w:eastAsia="Times New Roman" w:cs="Times New Roman"/>
+        </w:rPr>
+        <w:t>Nazarov</w:t>
       </w:r>
       <w:r>
         <w:rPr>
@@ -862,18 +1943,18 @@
           <wp:inline>
             <wp:extent cx="3600000" cy="1012289"/>
             <wp:effectExtent b="0" l="0" r="0" t="0"/>
-            <wp:docPr descr="" title="" id="27" name="Picture"/>
+            <wp:docPr descr="" title="" id="43" name="Picture"/>
             <a:graphic>
               <a:graphicData uri="http://schemas.openxmlformats.org/drawingml/2006/picture">
                 <pic:pic>
                   <pic:nvPicPr>
-                    <pic:cNvPr descr="691a44cd0d5694a5657abe15c29cdb5ed17c41a3dfb3ad503ecdb4ffbda0722a.jpg" id="28" name="Picture"/>
+                    <pic:cNvPr descr="691a44cd0d5694a5657abe15c29cdb5ed17c41a3dfb3ad503ecdb4ffbda0722a.jpg" id="44" name="Picture"/>
                     <pic:cNvPicPr>
                       <a:picLocks noChangeArrowheads="1" noChangeAspect="1"/>
                     </pic:cNvPicPr>
                   </pic:nvPicPr>
                   <pic:blipFill>
-                    <a:blip r:embed="rId26"/>
+                    <a:blip r:embed="rId42"/>
                     <a:stretch>
                       <a:fillRect/>
                     </a:stretch>
@@ -914,18 +1995,18 @@
           <wp:inline>
             <wp:extent cx="3600000" cy="1101098"/>
             <wp:effectExtent b="0" l="0" r="0" t="0"/>
-            <wp:docPr descr="" title="" id="30" name="Picture"/>
+            <wp:docPr descr="" title="" id="46" name="Picture"/>
             <a:graphic>
               <a:graphicData uri="http://schemas.openxmlformats.org/drawingml/2006/picture">
                 <pic:pic>
                   <pic:nvPicPr>
-                    <pic:cNvPr descr="c37efedf0087cc75d000160f57130cd5677620a0f824c64fdd5494ec2e89bceb.jpg" id="31" name="Picture"/>
+                    <pic:cNvPr descr="c37efedf0087cc75d000160f57130cd5677620a0f824c64fdd5494ec2e89bceb.jpg" id="47" name="Picture"/>
                     <pic:cNvPicPr>
                       <a:picLocks noChangeArrowheads="1" noChangeAspect="1"/>
                     </pic:cNvPicPr>
                   </pic:nvPicPr>
                   <pic:blipFill>
-                    <a:blip r:embed="rId29"/>
+                    <a:blip r:embed="rId45"/>
                     <a:stretch>
                       <a:fillRect/>
                     </a:stretch>
@@ -987,8 +2068,8 @@
         </w:pict>
       </w:r>
     </w:p>
-    <w:bookmarkEnd w:id="32"/>
-    <w:bookmarkStart w:id="36" w:name="ch40-p2-heck反应机理步骤理解"/>
+    <w:bookmarkEnd w:id="48"/>
+    <w:bookmarkStart w:id="52" w:name="heck反应机理步骤理解"/>
     <w:p>
       <w:pPr>
         <w:pStyle w:val="Heading2"/>
@@ -999,13 +2080,13 @@
         <w:rPr>
           <w:rFonts w:ascii="Times New Roman" w:hAnsi="Times New Roman" w:eastAsia="Times New Roman" w:cs="Times New Roman"/>
         </w:rPr>
-        <w:t xml:space="preserve">7.6 </w:t>
-      </w:r>
-      <w:r>
-        <w:rPr>
-          <w:rFonts w:hint="eastAsia" w:ascii="Times New Roman" w:hAnsi="Times New Roman" w:eastAsia="Times New Roman" w:cs="Times New Roman"/>
-        </w:rPr>
-        <w:t>Ch40-P2-Heck</w:t>
+        <w:t xml:space="preserve">7.19 </w:t>
+      </w:r>
+      <w:r>
+        <w:rPr>
+          <w:rFonts w:hint="eastAsia" w:ascii="Times New Roman" w:hAnsi="Times New Roman" w:eastAsia="Times New Roman" w:cs="Times New Roman"/>
+        </w:rPr>
+        <w:t>Heck</w:t>
       </w:r>
       <w:r>
         <w:rPr>
@@ -1052,18 +2133,18 @@
           <wp:inline>
             <wp:extent cx="3600000" cy="581497"/>
             <wp:effectExtent b="0" l="0" r="0" t="0"/>
-            <wp:docPr descr="" title="" id="34" name="Picture"/>
+            <wp:docPr descr="" title="" id="50" name="Picture"/>
             <a:graphic>
               <a:graphicData uri="http://schemas.openxmlformats.org/drawingml/2006/picture">
                 <pic:pic>
                   <pic:nvPicPr>
-                    <pic:cNvPr descr="7a1488123a7e28a4eeb7dfb37104ed760fc5efa8c8773d1c84402057a48be840.jpg" id="35" name="Picture"/>
+                    <pic:cNvPr descr="7a1488123a7e28a4eeb7dfb37104ed760fc5efa8c8773d1c84402057a48be840.jpg" id="51" name="Picture"/>
                     <pic:cNvPicPr>
                       <a:picLocks noChangeArrowheads="1" noChangeAspect="1"/>
                     </pic:cNvPicPr>
                   </pic:nvPicPr>
                   <pic:blipFill>
-                    <a:blip r:embed="rId33"/>
+                    <a:blip r:embed="rId49"/>
                     <a:stretch>
                       <a:fillRect/>
                     </a:stretch>
@@ -1138,8 +2219,8 @@
         </w:pict>
       </w:r>
     </w:p>
-    <w:bookmarkEnd w:id="36"/>
-    <w:bookmarkStart w:id="40" w:name="ch40-p6-烯丙基grignard吡啶合成wacker氧化"/>
+    <w:bookmarkEnd w:id="52"/>
+    <w:bookmarkStart w:id="56" w:name="烯丙基grignard吡啶合成wacker氧化"/>
     <w:p>
       <w:pPr>
         <w:pStyle w:val="Heading2"/>
@@ -1150,13 +2231,7 @@
         <w:rPr>
           <w:rFonts w:ascii="Times New Roman" w:hAnsi="Times New Roman" w:eastAsia="Times New Roman" w:cs="Times New Roman"/>
         </w:rPr>
-        <w:t xml:space="preserve">7.7 </w:t>
-      </w:r>
-      <w:r>
-        <w:rPr>
-          <w:rFonts w:hint="eastAsia" w:ascii="Times New Roman" w:hAnsi="Times New Roman" w:eastAsia="Times New Roman" w:cs="Times New Roman"/>
-        </w:rPr>
-        <w:t>Ch40-P6-</w:t>
+        <w:t xml:space="preserve">7.20 </w:t>
       </w:r>
       <w:r>
         <w:rPr>
@@ -1214,18 +2289,18 @@
           <wp:inline>
             <wp:extent cx="3600000" cy="1758054"/>
             <wp:effectExtent b="0" l="0" r="0" t="0"/>
-            <wp:docPr descr="" title="" id="38" name="Picture"/>
+            <wp:docPr descr="" title="" id="54" name="Picture"/>
             <a:graphic>
               <a:graphicData uri="http://schemas.openxmlformats.org/drawingml/2006/picture">
                 <pic:pic>
                   <pic:nvPicPr>
-                    <pic:cNvPr descr="17e1867bed525f6d5a3c68c7624a3c90452e310f140a7f36a1fc8a9c522930e0.jpg" id="39" name="Picture"/>
+                    <pic:cNvPr descr="17e1867bed525f6d5a3c68c7624a3c90452e310f140a7f36a1fc8a9c522930e0.jpg" id="55" name="Picture"/>
                     <pic:cNvPicPr>
                       <a:picLocks noChangeArrowheads="1" noChangeAspect="1"/>
                     </pic:cNvPicPr>
                   </pic:nvPicPr>
                   <pic:blipFill>
-                    <a:blip r:embed="rId37"/>
+                    <a:blip r:embed="rId53"/>
                     <a:stretch>
                       <a:fillRect/>
                     </a:stretch>
@@ -1287,8 +2362,8 @@
         </w:pict>
       </w:r>
     </w:p>
-    <w:bookmarkEnd w:id="40"/>
-    <w:bookmarkStart w:id="44" w:name="ch40-p8-pd催化胺合成简单实例"/>
+    <w:bookmarkEnd w:id="56"/>
+    <w:bookmarkStart w:id="60" w:name="pd催化胺合成简单实例"/>
     <w:p>
       <w:pPr>
         <w:pStyle w:val="Heading2"/>
@@ -1299,13 +2374,13 @@
         <w:rPr>
           <w:rFonts w:ascii="Times New Roman" w:hAnsi="Times New Roman" w:eastAsia="Times New Roman" w:cs="Times New Roman"/>
         </w:rPr>
-        <w:t xml:space="preserve">7.8 </w:t>
-      </w:r>
-      <w:r>
-        <w:rPr>
-          <w:rFonts w:hint="eastAsia" w:ascii="Times New Roman" w:hAnsi="Times New Roman" w:eastAsia="Times New Roman" w:cs="Times New Roman"/>
-        </w:rPr>
-        <w:t>Ch40-P8-Pd</w:t>
+        <w:t xml:space="preserve">7.21 </w:t>
+      </w:r>
+      <w:r>
+        <w:rPr>
+          <w:rFonts w:hint="eastAsia" w:ascii="Times New Roman" w:hAnsi="Times New Roman" w:eastAsia="Times New Roman" w:cs="Times New Roman"/>
+        </w:rPr>
+        <w:t>Pd</w:t>
       </w:r>
       <w:r>
         <w:rPr>
@@ -1339,18 +2414,18 @@
           <wp:inline>
             <wp:extent cx="3600000" cy="1079267"/>
             <wp:effectExtent b="0" l="0" r="0" t="0"/>
-            <wp:docPr descr="" title="" id="42" name="Picture"/>
+            <wp:docPr descr="" title="" id="58" name="Picture"/>
             <a:graphic>
               <a:graphicData uri="http://schemas.openxmlformats.org/drawingml/2006/picture">
                 <pic:pic>
                   <pic:nvPicPr>
-                    <pic:cNvPr descr="db075a72509e15baa7bee208423d1be95877b8feba8dd875bdb344484037a67c.jpg" id="43" name="Picture"/>
+                    <pic:cNvPr descr="db075a72509e15baa7bee208423d1be95877b8feba8dd875bdb344484037a67c.jpg" id="59" name="Picture"/>
                     <pic:cNvPicPr>
                       <a:picLocks noChangeArrowheads="1" noChangeAspect="1"/>
                     </pic:cNvPicPr>
                   </pic:nvPicPr>
                   <pic:blipFill>
-                    <a:blip r:embed="rId41"/>
+                    <a:blip r:embed="rId57"/>
                     <a:stretch>
                       <a:fillRect/>
                     </a:stretch>
@@ -1412,8 +2487,8 @@
         </w:pict>
       </w:r>
     </w:p>
-    <w:bookmarkEnd w:id="44"/>
-    <w:bookmarkStart w:id="45" w:name="初赛讲义-金属有机化学-习题5.5"/>
+    <w:bookmarkEnd w:id="60"/>
+    <w:bookmarkStart w:id="61" w:name="金属有机化学基础"/>
     <w:p>
       <w:pPr>
         <w:pStyle w:val="Heading2"/>
@@ -1424,43 +2499,13 @@
         <w:rPr>
           <w:rFonts w:ascii="Times New Roman" w:hAnsi="Times New Roman" w:eastAsia="Times New Roman" w:cs="Times New Roman"/>
         </w:rPr>
-        <w:t xml:space="preserve">7.9 </w:t>
+        <w:t xml:space="preserve">7.22 </w:t>
       </w:r>
       <w:r>
         <w:rPr>
           <w:rFonts w:hint="eastAsia" w:ascii="Times New Roman" w:hAnsi="Times New Roman" w:eastAsia="SimHei" w:cs="Times New Roman"/>
         </w:rPr>
-        <w:t>初赛讲义</w:t>
-      </w:r>
-      <w:r>
-        <w:rPr>
-          <w:rFonts w:hint="eastAsia" w:ascii="Times New Roman" w:hAnsi="Times New Roman" w:eastAsia="Times New Roman" w:cs="Times New Roman"/>
-        </w:rPr>
-        <w:t>-</w:t>
-      </w:r>
-      <w:r>
-        <w:rPr>
-          <w:rFonts w:hint="eastAsia" w:ascii="Times New Roman" w:hAnsi="Times New Roman" w:eastAsia="SimHei" w:cs="Times New Roman"/>
-        </w:rPr>
-        <w:t>金属有机化学</w:t>
-      </w:r>
-      <w:r>
-        <w:rPr>
-          <w:rFonts w:hint="eastAsia" w:ascii="Times New Roman" w:hAnsi="Times New Roman" w:eastAsia="Times New Roman" w:cs="Times New Roman"/>
-        </w:rPr>
-        <w:t>-</w:t>
-      </w:r>
-      <w:r>
-        <w:rPr>
-          <w:rFonts w:hint="eastAsia" w:ascii="Times New Roman" w:hAnsi="Times New Roman" w:eastAsia="SimHei" w:cs="Times New Roman"/>
-        </w:rPr>
-        <w:t>习题</w:t>
-      </w:r>
-      <w:r>
-        <w:rPr>
-          <w:rFonts w:hint="eastAsia" w:ascii="Times New Roman" w:hAnsi="Times New Roman" w:eastAsia="Times New Roman" w:cs="Times New Roman"/>
-        </w:rPr>
-        <w:t>5.5</w:t>
+        <w:t xml:space="preserve">金属有机化学基础</w:t>
       </w:r>
     </w:p>
     <w:p>
@@ -2070,8 +3115,8 @@
         </w:pict>
       </w:r>
     </w:p>
-    <w:bookmarkEnd w:id="45"/>
-    <w:bookmarkStart w:id="46" w:name="初赛讲义-金属有机化学-习题5.10"/>
+    <w:bookmarkEnd w:id="61"/>
+    <w:bookmarkStart w:id="62" w:name="金属有机化学基础-1"/>
     <w:p>
       <w:pPr>
         <w:pStyle w:val="Heading2"/>
@@ -2082,43 +3127,13 @@
         <w:rPr>
           <w:rFonts w:ascii="Times New Roman" w:hAnsi="Times New Roman" w:eastAsia="Times New Roman" w:cs="Times New Roman"/>
         </w:rPr>
-        <w:t xml:space="preserve">7.10 </w:t>
+        <w:t xml:space="preserve">7.23 </w:t>
       </w:r>
       <w:r>
         <w:rPr>
           <w:rFonts w:hint="eastAsia" w:ascii="Times New Roman" w:hAnsi="Times New Roman" w:eastAsia="SimHei" w:cs="Times New Roman"/>
         </w:rPr>
-        <w:t>初赛讲义</w:t>
-      </w:r>
-      <w:r>
-        <w:rPr>
-          <w:rFonts w:hint="eastAsia" w:ascii="Times New Roman" w:hAnsi="Times New Roman" w:eastAsia="Times New Roman" w:cs="Times New Roman"/>
-        </w:rPr>
-        <w:t>-</w:t>
-      </w:r>
-      <w:r>
-        <w:rPr>
-          <w:rFonts w:hint="eastAsia" w:ascii="Times New Roman" w:hAnsi="Times New Roman" w:eastAsia="SimHei" w:cs="Times New Roman"/>
-        </w:rPr>
-        <w:t>金属有机化学</w:t>
-      </w:r>
-      <w:r>
-        <w:rPr>
-          <w:rFonts w:hint="eastAsia" w:ascii="Times New Roman" w:hAnsi="Times New Roman" w:eastAsia="Times New Roman" w:cs="Times New Roman"/>
-        </w:rPr>
-        <w:t>-</w:t>
-      </w:r>
-      <w:r>
-        <w:rPr>
-          <w:rFonts w:hint="eastAsia" w:ascii="Times New Roman" w:hAnsi="Times New Roman" w:eastAsia="SimHei" w:cs="Times New Roman"/>
-        </w:rPr>
-        <w:t>习题</w:t>
-      </w:r>
-      <w:r>
-        <w:rPr>
-          <w:rFonts w:hint="eastAsia" w:ascii="Times New Roman" w:hAnsi="Times New Roman" w:eastAsia="Times New Roman" w:cs="Times New Roman"/>
-        </w:rPr>
-        <w:t>5.10</w:t>
+        <w:t xml:space="preserve">金属有机化学基础</w:t>
       </w:r>
     </w:p>
     <w:p>
@@ -2403,8 +3418,8 @@
         </w:pict>
       </w:r>
     </w:p>
-    <w:bookmarkEnd w:id="46"/>
-    <w:bookmarkStart w:id="47" w:name="初赛讲义-金属有机化学-习题5.11"/>
+    <w:bookmarkEnd w:id="62"/>
+    <w:bookmarkStart w:id="63" w:name="金属有机化学基础-2"/>
     <w:p>
       <w:pPr>
         <w:pStyle w:val="Heading2"/>
@@ -2415,43 +3430,13 @@
         <w:rPr>
           <w:rFonts w:ascii="Times New Roman" w:hAnsi="Times New Roman" w:eastAsia="Times New Roman" w:cs="Times New Roman"/>
         </w:rPr>
-        <w:t xml:space="preserve">7.11 </w:t>
+        <w:t xml:space="preserve">7.24 </w:t>
       </w:r>
       <w:r>
         <w:rPr>
           <w:rFonts w:hint="eastAsia" w:ascii="Times New Roman" w:hAnsi="Times New Roman" w:eastAsia="SimHei" w:cs="Times New Roman"/>
         </w:rPr>
-        <w:t>初赛讲义</w:t>
-      </w:r>
-      <w:r>
-        <w:rPr>
-          <w:rFonts w:hint="eastAsia" w:ascii="Times New Roman" w:hAnsi="Times New Roman" w:eastAsia="Times New Roman" w:cs="Times New Roman"/>
-        </w:rPr>
-        <w:t>-</w:t>
-      </w:r>
-      <w:r>
-        <w:rPr>
-          <w:rFonts w:hint="eastAsia" w:ascii="Times New Roman" w:hAnsi="Times New Roman" w:eastAsia="SimHei" w:cs="Times New Roman"/>
-        </w:rPr>
-        <w:t>金属有机化学</w:t>
-      </w:r>
-      <w:r>
-        <w:rPr>
-          <w:rFonts w:hint="eastAsia" w:ascii="Times New Roman" w:hAnsi="Times New Roman" w:eastAsia="Times New Roman" w:cs="Times New Roman"/>
-        </w:rPr>
-        <w:t>-</w:t>
-      </w:r>
-      <w:r>
-        <w:rPr>
-          <w:rFonts w:hint="eastAsia" w:ascii="Times New Roman" w:hAnsi="Times New Roman" w:eastAsia="SimHei" w:cs="Times New Roman"/>
-        </w:rPr>
-        <w:t>习题</w:t>
-      </w:r>
-      <w:r>
-        <w:rPr>
-          <w:rFonts w:hint="eastAsia" w:ascii="Times New Roman" w:hAnsi="Times New Roman" w:eastAsia="Times New Roman" w:cs="Times New Roman"/>
-        </w:rPr>
-        <w:t>5.11</w:t>
+        <w:t xml:space="preserve">金属有机化学基础</w:t>
       </w:r>
     </w:p>
     <w:p>
@@ -2924,8 +3909,8 @@
         </w:pict>
       </w:r>
     </w:p>
-    <w:bookmarkEnd w:id="47"/>
-    <w:bookmarkStart w:id="48" w:name="初赛讲义-金属有机化学-习题5.12"/>
+    <w:bookmarkEnd w:id="63"/>
+    <w:bookmarkStart w:id="64" w:name="金属有机化学基础-3"/>
     <w:p>
       <w:pPr>
         <w:pStyle w:val="Heading2"/>
@@ -2936,43 +3921,13 @@
         <w:rPr>
           <w:rFonts w:ascii="Times New Roman" w:hAnsi="Times New Roman" w:eastAsia="Times New Roman" w:cs="Times New Roman"/>
         </w:rPr>
-        <w:t xml:space="preserve">7.12 </w:t>
+        <w:t xml:space="preserve">7.25 </w:t>
       </w:r>
       <w:r>
         <w:rPr>
           <w:rFonts w:hint="eastAsia" w:ascii="Times New Roman" w:hAnsi="Times New Roman" w:eastAsia="SimHei" w:cs="Times New Roman"/>
         </w:rPr>
-        <w:t>初赛讲义</w:t>
-      </w:r>
-      <w:r>
-        <w:rPr>
-          <w:rFonts w:hint="eastAsia" w:ascii="Times New Roman" w:hAnsi="Times New Roman" w:eastAsia="Times New Roman" w:cs="Times New Roman"/>
-        </w:rPr>
-        <w:t>-</w:t>
-      </w:r>
-      <w:r>
-        <w:rPr>
-          <w:rFonts w:hint="eastAsia" w:ascii="Times New Roman" w:hAnsi="Times New Roman" w:eastAsia="SimHei" w:cs="Times New Roman"/>
-        </w:rPr>
-        <w:t>金属有机化学</w:t>
-      </w:r>
-      <w:r>
-        <w:rPr>
-          <w:rFonts w:hint="eastAsia" w:ascii="Times New Roman" w:hAnsi="Times New Roman" w:eastAsia="Times New Roman" w:cs="Times New Roman"/>
-        </w:rPr>
-        <w:t>-</w:t>
-      </w:r>
-      <w:r>
-        <w:rPr>
-          <w:rFonts w:hint="eastAsia" w:ascii="Times New Roman" w:hAnsi="Times New Roman" w:eastAsia="SimHei" w:cs="Times New Roman"/>
-        </w:rPr>
-        <w:t>习题</w:t>
-      </w:r>
-      <w:r>
-        <w:rPr>
-          <w:rFonts w:hint="eastAsia" w:ascii="Times New Roman" w:hAnsi="Times New Roman" w:eastAsia="Times New Roman" w:cs="Times New Roman"/>
-        </w:rPr>
-        <w:t>5.12</w:t>
+        <w:t xml:space="preserve">金属有机化学基础</w:t>
       </w:r>
     </w:p>
     <w:p>
@@ -3279,8 +4234,8 @@
         </w:pict>
       </w:r>
     </w:p>
-    <w:bookmarkEnd w:id="48"/>
-    <w:bookmarkStart w:id="49" w:name="初赛讲义-金属有机化学-习题5.17"/>
+    <w:bookmarkEnd w:id="64"/>
+    <w:bookmarkStart w:id="65" w:name="金属有机化学基础-4"/>
     <w:p>
       <w:pPr>
         <w:pStyle w:val="Heading2"/>
@@ -3291,43 +4246,13 @@
         <w:rPr>
           <w:rFonts w:ascii="Times New Roman" w:hAnsi="Times New Roman" w:eastAsia="Times New Roman" w:cs="Times New Roman"/>
         </w:rPr>
-        <w:t xml:space="preserve">7.13 </w:t>
+        <w:t xml:space="preserve">7.26 </w:t>
       </w:r>
       <w:r>
         <w:rPr>
           <w:rFonts w:hint="eastAsia" w:ascii="Times New Roman" w:hAnsi="Times New Roman" w:eastAsia="SimHei" w:cs="Times New Roman"/>
         </w:rPr>
-        <w:t>初赛讲义</w:t>
-      </w:r>
-      <w:r>
-        <w:rPr>
-          <w:rFonts w:hint="eastAsia" w:ascii="Times New Roman" w:hAnsi="Times New Roman" w:eastAsia="Times New Roman" w:cs="Times New Roman"/>
-        </w:rPr>
-        <w:t>-</w:t>
-      </w:r>
-      <w:r>
-        <w:rPr>
-          <w:rFonts w:hint="eastAsia" w:ascii="Times New Roman" w:hAnsi="Times New Roman" w:eastAsia="SimHei" w:cs="Times New Roman"/>
-        </w:rPr>
-        <w:t>金属有机化学</w:t>
-      </w:r>
-      <w:r>
-        <w:rPr>
-          <w:rFonts w:hint="eastAsia" w:ascii="Times New Roman" w:hAnsi="Times New Roman" w:eastAsia="Times New Roman" w:cs="Times New Roman"/>
-        </w:rPr>
-        <w:t>-</w:t>
-      </w:r>
-      <w:r>
-        <w:rPr>
-          <w:rFonts w:hint="eastAsia" w:ascii="Times New Roman" w:hAnsi="Times New Roman" w:eastAsia="SimHei" w:cs="Times New Roman"/>
-        </w:rPr>
-        <w:t>习题</w:t>
-      </w:r>
-      <w:r>
-        <w:rPr>
-          <w:rFonts w:hint="eastAsia" w:ascii="Times New Roman" w:hAnsi="Times New Roman" w:eastAsia="Times New Roman" w:cs="Times New Roman"/>
-        </w:rPr>
-        <w:t>5.17</w:t>
+        <w:t xml:space="preserve">金属有机化学基础</w:t>
       </w:r>
     </w:p>
     <w:p>
@@ -3474,8 +4399,8 @@
         </w:pict>
       </w:r>
     </w:p>
-    <w:bookmarkEnd w:id="49"/>
-    <w:bookmarkStart w:id="50" w:name="初赛讲义-金属有机化学-习题5.18"/>
+    <w:bookmarkEnd w:id="65"/>
+    <w:bookmarkStart w:id="66" w:name="金属有机化学基础-5"/>
     <w:p>
       <w:pPr>
         <w:pStyle w:val="Heading2"/>
@@ -3486,43 +4411,13 @@
         <w:rPr>
           <w:rFonts w:ascii="Times New Roman" w:hAnsi="Times New Roman" w:eastAsia="Times New Roman" w:cs="Times New Roman"/>
         </w:rPr>
-        <w:t xml:space="preserve">7.14 </w:t>
+        <w:t xml:space="preserve">7.27 </w:t>
       </w:r>
       <w:r>
         <w:rPr>
           <w:rFonts w:hint="eastAsia" w:ascii="Times New Roman" w:hAnsi="Times New Roman" w:eastAsia="SimHei" w:cs="Times New Roman"/>
         </w:rPr>
-        <w:t>初赛讲义</w:t>
-      </w:r>
-      <w:r>
-        <w:rPr>
-          <w:rFonts w:hint="eastAsia" w:ascii="Times New Roman" w:hAnsi="Times New Roman" w:eastAsia="Times New Roman" w:cs="Times New Roman"/>
-        </w:rPr>
-        <w:t>-</w:t>
-      </w:r>
-      <w:r>
-        <w:rPr>
-          <w:rFonts w:hint="eastAsia" w:ascii="Times New Roman" w:hAnsi="Times New Roman" w:eastAsia="SimHei" w:cs="Times New Roman"/>
-        </w:rPr>
-        <w:t>金属有机化学</w:t>
-      </w:r>
-      <w:r>
-        <w:rPr>
-          <w:rFonts w:hint="eastAsia" w:ascii="Times New Roman" w:hAnsi="Times New Roman" w:eastAsia="Times New Roman" w:cs="Times New Roman"/>
-        </w:rPr>
-        <w:t>-</w:t>
-      </w:r>
-      <w:r>
-        <w:rPr>
-          <w:rFonts w:hint="eastAsia" w:ascii="Times New Roman" w:hAnsi="Times New Roman" w:eastAsia="SimHei" w:cs="Times New Roman"/>
-        </w:rPr>
-        <w:t>习题</w:t>
-      </w:r>
-      <w:r>
-        <w:rPr>
-          <w:rFonts w:hint="eastAsia" w:ascii="Times New Roman" w:hAnsi="Times New Roman" w:eastAsia="Times New Roman" w:cs="Times New Roman"/>
-        </w:rPr>
-        <w:t>5.18</w:t>
+        <w:t xml:space="preserve">金属有机化学基础</w:t>
       </w:r>
     </w:p>
     <w:p>
@@ -3876,15 +4771,22 @@
         <w:rPr>
           <w:rFonts w:ascii="Times New Roman" w:hAnsi="Times New Roman" w:eastAsia="Times New Roman" w:cs="Times New Roman"/>
         </w:rPr>
-        <w:t xml:space="preserve"> N</w:t>
-      </w:r>
-      <w:r>
-        <w:rPr>
-          <w:rFonts w:ascii="Times New Roman" w:hAnsi="Times New Roman" w:eastAsia="Times New Roman" w:cs="Times New Roman"/>
-          <w:vertAlign w:val="subscript"/>
-        </w:rPr>
-        <w:t>2</w:t>
-      </w:r>
+        <w:t xml:space="preserve"> </w:t>
+      </w:r>
+      <m:oMath>
+        <m:sSub>
+          <m:e>
+            <m:r>
+              <m:t>N</m:t>
+            </m:r>
+          </m:e>
+          <m:sub>
+            <m:r>
+              <m:t>2</m:t>
+            </m:r>
+          </m:sub>
+        </m:sSub>
+      </m:oMath>
       <w:r>
         <w:rPr>
           <w:rFonts w:ascii="Times New Roman" w:hAnsi="Times New Roman" w:eastAsia="Times New Roman" w:cs="Times New Roman"/>
@@ -4064,28 +4966,66 @@
         <w:rPr>
           <w:rFonts w:ascii="Times New Roman" w:hAnsi="Times New Roman" w:eastAsia="Times New Roman" w:cs="Times New Roman"/>
         </w:rPr>
-        <w:t>、 N</w:t>
-      </w:r>
-      <w:r>
-        <w:rPr>
-          <w:rFonts w:ascii="Times New Roman" w:hAnsi="Times New Roman" w:eastAsia="Times New Roman" w:cs="Times New Roman"/>
-          <w:vertAlign w:val="subscript"/>
-        </w:rPr>
-        <w:t>2</w:t>
-      </w:r>
-      <w:r>
-        <w:rPr>
-          <w:rFonts w:ascii="Times New Roman" w:hAnsi="Times New Roman" w:eastAsia="Times New Roman" w:cs="Times New Roman"/>
-        </w:rPr>
-        <w:t xml:space="preserve"> 、 SmI</w:t>
-      </w:r>
-      <w:r>
-        <w:rPr>
-          <w:rFonts w:ascii="Times New Roman" w:hAnsi="Times New Roman" w:eastAsia="Times New Roman" w:cs="Times New Roman"/>
-          <w:vertAlign w:val="subscript"/>
-        </w:rPr>
-        <w:t>2</w:t>
-      </w:r>
+        <w:t xml:space="preserve">、</w:t>
+      </w:r>
+      <w:r>
+        <w:rPr>
+          <w:rFonts w:ascii="Times New Roman" w:hAnsi="Times New Roman" w:eastAsia="Times New Roman" w:cs="Times New Roman"/>
+        </w:rPr>
+        <w:t xml:space="preserve"> </w:t>
+      </w:r>
+      <m:oMath>
+        <m:sSub>
+          <m:e>
+            <m:r>
+              <m:t>N</m:t>
+            </m:r>
+          </m:e>
+          <m:sub>
+            <m:r>
+              <m:t>2</m:t>
+            </m:r>
+          </m:sub>
+        </m:sSub>
+      </m:oMath>
+      <w:r>
+        <w:rPr>
+          <w:rFonts w:ascii="Times New Roman" w:hAnsi="Times New Roman" w:eastAsia="Times New Roman" w:cs="Times New Roman"/>
+        </w:rPr>
+        <w:t xml:space="preserve"> </w:t>
+      </w:r>
+      <w:r>
+        <w:rPr>
+          <w:rFonts w:ascii="Times New Roman" w:hAnsi="Times New Roman" w:eastAsia="Times New Roman" w:cs="Times New Roman"/>
+        </w:rPr>
+        <w:t xml:space="preserve">、</w:t>
+      </w:r>
+      <w:r>
+        <w:rPr>
+          <w:rFonts w:ascii="Times New Roman" w:hAnsi="Times New Roman" w:eastAsia="Times New Roman" w:cs="Times New Roman"/>
+        </w:rPr>
+        <w:t xml:space="preserve"> </w:t>
+      </w:r>
+      <m:oMath>
+        <m:r>
+          <m:t>S</m:t>
+        </m:r>
+        <m:r>
+          <m:t>m</m:t>
+        </m:r>
+        <m:sSub>
+          <m:e>
+            <m:r>
+              <m:t>I</m:t>
+            </m:r>
+          </m:e>
+          <m:sub>
+            <m:r>
+              <m:t>2</m:t>
+            </m:r>
+          </m:sub>
+        </m:sSub>
+      </m:oMath>
       <w:r>
         <w:rPr>
           <w:rFonts w:ascii="Times New Roman" w:hAnsi="Times New Roman" w:eastAsia="Times New Roman" w:cs="Times New Roman"/>
@@ -4644,8 +5584,8 @@
         </w:pict>
       </w:r>
     </w:p>
-    <w:bookmarkEnd w:id="50"/>
-    <w:bookmarkStart w:id="51" w:name="初赛讲义-金属有机化学-习题5.19"/>
+    <w:bookmarkEnd w:id="66"/>
+    <w:bookmarkStart w:id="67" w:name="金属有机化学基础-6"/>
     <w:p>
       <w:pPr>
         <w:pStyle w:val="Heading2"/>
@@ -4656,43 +5596,13 @@
         <w:rPr>
           <w:rFonts w:ascii="Times New Roman" w:hAnsi="Times New Roman" w:eastAsia="Times New Roman" w:cs="Times New Roman"/>
         </w:rPr>
-        <w:t xml:space="preserve">7.15 </w:t>
+        <w:t xml:space="preserve">7.28 </w:t>
       </w:r>
       <w:r>
         <w:rPr>
           <w:rFonts w:hint="eastAsia" w:ascii="Times New Roman" w:hAnsi="Times New Roman" w:eastAsia="SimHei" w:cs="Times New Roman"/>
         </w:rPr>
-        <w:t>初赛讲义</w:t>
-      </w:r>
-      <w:r>
-        <w:rPr>
-          <w:rFonts w:hint="eastAsia" w:ascii="Times New Roman" w:hAnsi="Times New Roman" w:eastAsia="Times New Roman" w:cs="Times New Roman"/>
-        </w:rPr>
-        <w:t>-</w:t>
-      </w:r>
-      <w:r>
-        <w:rPr>
-          <w:rFonts w:hint="eastAsia" w:ascii="Times New Roman" w:hAnsi="Times New Roman" w:eastAsia="SimHei" w:cs="Times New Roman"/>
-        </w:rPr>
-        <w:t>金属有机化学</w:t>
-      </w:r>
-      <w:r>
-        <w:rPr>
-          <w:rFonts w:hint="eastAsia" w:ascii="Times New Roman" w:hAnsi="Times New Roman" w:eastAsia="Times New Roman" w:cs="Times New Roman"/>
-        </w:rPr>
-        <w:t>-</w:t>
-      </w:r>
-      <w:r>
-        <w:rPr>
-          <w:rFonts w:hint="eastAsia" w:ascii="Times New Roman" w:hAnsi="Times New Roman" w:eastAsia="SimHei" w:cs="Times New Roman"/>
-        </w:rPr>
-        <w:t>习题</w:t>
-      </w:r>
-      <w:r>
-        <w:rPr>
-          <w:rFonts w:hint="eastAsia" w:ascii="Times New Roman" w:hAnsi="Times New Roman" w:eastAsia="Times New Roman" w:cs="Times New Roman"/>
-        </w:rPr>
-        <w:t>5.19</w:t>
+        <w:t xml:space="preserve">金属有机化学基础</w:t>
       </w:r>
     </w:p>
     <w:p>
@@ -5090,8 +6000,8 @@
         </w:pict>
       </w:r>
     </w:p>
-    <w:bookmarkEnd w:id="51"/>
-    <w:bookmarkStart w:id="52" w:name="初赛讲义-金属有机化学-习题5.20"/>
+    <w:bookmarkEnd w:id="67"/>
+    <w:bookmarkStart w:id="68" w:name="金属有机化学基础-7"/>
     <w:p>
       <w:pPr>
         <w:pStyle w:val="Heading2"/>
@@ -5102,43 +6012,13 @@
         <w:rPr>
           <w:rFonts w:ascii="Times New Roman" w:hAnsi="Times New Roman" w:eastAsia="Times New Roman" w:cs="Times New Roman"/>
         </w:rPr>
-        <w:t xml:space="preserve">7.16 </w:t>
+        <w:t xml:space="preserve">7.29 </w:t>
       </w:r>
       <w:r>
         <w:rPr>
           <w:rFonts w:hint="eastAsia" w:ascii="Times New Roman" w:hAnsi="Times New Roman" w:eastAsia="SimHei" w:cs="Times New Roman"/>
         </w:rPr>
-        <w:t>初赛讲义</w:t>
-      </w:r>
-      <w:r>
-        <w:rPr>
-          <w:rFonts w:hint="eastAsia" w:ascii="Times New Roman" w:hAnsi="Times New Roman" w:eastAsia="Times New Roman" w:cs="Times New Roman"/>
-        </w:rPr>
-        <w:t>-</w:t>
-      </w:r>
-      <w:r>
-        <w:rPr>
-          <w:rFonts w:hint="eastAsia" w:ascii="Times New Roman" w:hAnsi="Times New Roman" w:eastAsia="SimHei" w:cs="Times New Roman"/>
-        </w:rPr>
-        <w:t>金属有机化学</w:t>
-      </w:r>
-      <w:r>
-        <w:rPr>
-          <w:rFonts w:hint="eastAsia" w:ascii="Times New Roman" w:hAnsi="Times New Roman" w:eastAsia="Times New Roman" w:cs="Times New Roman"/>
-        </w:rPr>
-        <w:t>-</w:t>
-      </w:r>
-      <w:r>
-        <w:rPr>
-          <w:rFonts w:hint="eastAsia" w:ascii="Times New Roman" w:hAnsi="Times New Roman" w:eastAsia="SimHei" w:cs="Times New Roman"/>
-        </w:rPr>
-        <w:t>习题</w:t>
-      </w:r>
-      <w:r>
-        <w:rPr>
-          <w:rFonts w:hint="eastAsia" w:ascii="Times New Roman" w:hAnsi="Times New Roman" w:eastAsia="Times New Roman" w:cs="Times New Roman"/>
-        </w:rPr>
-        <w:t>5.20</w:t>
+        <w:t xml:space="preserve">金属有机化学基础</w:t>
       </w:r>
     </w:p>
     <w:p>
@@ -5575,8 +6455,8 @@
         </w:pict>
       </w:r>
     </w:p>
-    <w:bookmarkEnd w:id="52"/>
-    <w:bookmarkStart w:id="53" w:name="初赛讲义-金属有机化学-习题5.21"/>
+    <w:bookmarkEnd w:id="68"/>
+    <w:bookmarkStart w:id="69" w:name="金属有机化学基础-8"/>
     <w:p>
       <w:pPr>
         <w:pStyle w:val="Heading2"/>
@@ -5587,43 +6467,13 @@
         <w:rPr>
           <w:rFonts w:ascii="Times New Roman" w:hAnsi="Times New Roman" w:eastAsia="Times New Roman" w:cs="Times New Roman"/>
         </w:rPr>
-        <w:t xml:space="preserve">7.17 </w:t>
+        <w:t xml:space="preserve">7.30 </w:t>
       </w:r>
       <w:r>
         <w:rPr>
           <w:rFonts w:hint="eastAsia" w:ascii="Times New Roman" w:hAnsi="Times New Roman" w:eastAsia="SimHei" w:cs="Times New Roman"/>
         </w:rPr>
-        <w:t>初赛讲义</w:t>
-      </w:r>
-      <w:r>
-        <w:rPr>
-          <w:rFonts w:hint="eastAsia" w:ascii="Times New Roman" w:hAnsi="Times New Roman" w:eastAsia="Times New Roman" w:cs="Times New Roman"/>
-        </w:rPr>
-        <w:t>-</w:t>
-      </w:r>
-      <w:r>
-        <w:rPr>
-          <w:rFonts w:hint="eastAsia" w:ascii="Times New Roman" w:hAnsi="Times New Roman" w:eastAsia="SimHei" w:cs="Times New Roman"/>
-        </w:rPr>
-        <w:t>金属有机化学</w:t>
-      </w:r>
-      <w:r>
-        <w:rPr>
-          <w:rFonts w:hint="eastAsia" w:ascii="Times New Roman" w:hAnsi="Times New Roman" w:eastAsia="Times New Roman" w:cs="Times New Roman"/>
-        </w:rPr>
-        <w:t>-</w:t>
-      </w:r>
-      <w:r>
-        <w:rPr>
-          <w:rFonts w:hint="eastAsia" w:ascii="Times New Roman" w:hAnsi="Times New Roman" w:eastAsia="SimHei" w:cs="Times New Roman"/>
-        </w:rPr>
-        <w:t>习题</w:t>
-      </w:r>
-      <w:r>
-        <w:rPr>
-          <w:rFonts w:hint="eastAsia" w:ascii="Times New Roman" w:hAnsi="Times New Roman" w:eastAsia="Times New Roman" w:cs="Times New Roman"/>
-        </w:rPr>
-        <w:t>5.21</w:t>
+        <w:t xml:space="preserve">金属有机化学基础</w:t>
       </w:r>
     </w:p>
     <w:p>
@@ -5880,8 +6730,8 @@
         </w:pict>
       </w:r>
     </w:p>
-    <w:bookmarkEnd w:id="53"/>
-    <w:bookmarkStart w:id="54" w:name="初赛讲义-金属有机化学-习题5.22"/>
+    <w:bookmarkEnd w:id="69"/>
+    <w:bookmarkStart w:id="70" w:name="金属有机化学基础-9"/>
     <w:p>
       <w:pPr>
         <w:pStyle w:val="Heading2"/>
@@ -5892,43 +6742,13 @@
         <w:rPr>
           <w:rFonts w:ascii="Times New Roman" w:hAnsi="Times New Roman" w:eastAsia="Times New Roman" w:cs="Times New Roman"/>
         </w:rPr>
-        <w:t xml:space="preserve">7.18 </w:t>
+        <w:t xml:space="preserve">7.31 </w:t>
       </w:r>
       <w:r>
         <w:rPr>
           <w:rFonts w:hint="eastAsia" w:ascii="Times New Roman" w:hAnsi="Times New Roman" w:eastAsia="SimHei" w:cs="Times New Roman"/>
         </w:rPr>
-        <w:t>初赛讲义</w:t>
-      </w:r>
-      <w:r>
-        <w:rPr>
-          <w:rFonts w:hint="eastAsia" w:ascii="Times New Roman" w:hAnsi="Times New Roman" w:eastAsia="Times New Roman" w:cs="Times New Roman"/>
-        </w:rPr>
-        <w:t>-</w:t>
-      </w:r>
-      <w:r>
-        <w:rPr>
-          <w:rFonts w:hint="eastAsia" w:ascii="Times New Roman" w:hAnsi="Times New Roman" w:eastAsia="SimHei" w:cs="Times New Roman"/>
-        </w:rPr>
-        <w:t>金属有机化学</w:t>
-      </w:r>
-      <w:r>
-        <w:rPr>
-          <w:rFonts w:hint="eastAsia" w:ascii="Times New Roman" w:hAnsi="Times New Roman" w:eastAsia="Times New Roman" w:cs="Times New Roman"/>
-        </w:rPr>
-        <w:t>-</w:t>
-      </w:r>
-      <w:r>
-        <w:rPr>
-          <w:rFonts w:hint="eastAsia" w:ascii="Times New Roman" w:hAnsi="Times New Roman" w:eastAsia="SimHei" w:cs="Times New Roman"/>
-        </w:rPr>
-        <w:t>习题</w:t>
-      </w:r>
-      <w:r>
-        <w:rPr>
-          <w:rFonts w:hint="eastAsia" w:ascii="Times New Roman" w:hAnsi="Times New Roman" w:eastAsia="Times New Roman" w:cs="Times New Roman"/>
-        </w:rPr>
-        <w:t>5.22</w:t>
+        <w:t xml:space="preserve">金属有机化学基础</w:t>
       </w:r>
     </w:p>
     <w:p>
@@ -6253,8 +7073,8 @@
         </w:pict>
       </w:r>
     </w:p>
-    <w:bookmarkEnd w:id="54"/>
-    <w:bookmarkStart w:id="55" w:name="初赛讲义-金属有机化学-习题5.23"/>
+    <w:bookmarkEnd w:id="70"/>
+    <w:bookmarkStart w:id="71" w:name="金属有机化学基础-10"/>
     <w:p>
       <w:pPr>
         <w:pStyle w:val="Heading2"/>
@@ -6265,43 +7085,13 @@
         <w:rPr>
           <w:rFonts w:ascii="Times New Roman" w:hAnsi="Times New Roman" w:eastAsia="Times New Roman" w:cs="Times New Roman"/>
         </w:rPr>
-        <w:t xml:space="preserve">7.19 </w:t>
+        <w:t xml:space="preserve">7.32 </w:t>
       </w:r>
       <w:r>
         <w:rPr>
           <w:rFonts w:hint="eastAsia" w:ascii="Times New Roman" w:hAnsi="Times New Roman" w:eastAsia="SimHei" w:cs="Times New Roman"/>
         </w:rPr>
-        <w:t>初赛讲义</w:t>
-      </w:r>
-      <w:r>
-        <w:rPr>
-          <w:rFonts w:hint="eastAsia" w:ascii="Times New Roman" w:hAnsi="Times New Roman" w:eastAsia="Times New Roman" w:cs="Times New Roman"/>
-        </w:rPr>
-        <w:t>-</w:t>
-      </w:r>
-      <w:r>
-        <w:rPr>
-          <w:rFonts w:hint="eastAsia" w:ascii="Times New Roman" w:hAnsi="Times New Roman" w:eastAsia="SimHei" w:cs="Times New Roman"/>
-        </w:rPr>
-        <w:t>金属有机化学</w:t>
-      </w:r>
-      <w:r>
-        <w:rPr>
-          <w:rFonts w:hint="eastAsia" w:ascii="Times New Roman" w:hAnsi="Times New Roman" w:eastAsia="Times New Roman" w:cs="Times New Roman"/>
-        </w:rPr>
-        <w:t>-</w:t>
-      </w:r>
-      <w:r>
-        <w:rPr>
-          <w:rFonts w:hint="eastAsia" w:ascii="Times New Roman" w:hAnsi="Times New Roman" w:eastAsia="SimHei" w:cs="Times New Roman"/>
-        </w:rPr>
-        <w:t>习题</w:t>
-      </w:r>
-      <w:r>
-        <w:rPr>
-          <w:rFonts w:hint="eastAsia" w:ascii="Times New Roman" w:hAnsi="Times New Roman" w:eastAsia="Times New Roman" w:cs="Times New Roman"/>
-        </w:rPr>
-        <w:t>5.23</w:t>
+        <w:t xml:space="preserve">金属有机化学基础</w:t>
       </w:r>
     </w:p>
     <w:p>
@@ -6610,8 +7400,8 @@
         </w:pict>
       </w:r>
     </w:p>
-    <w:bookmarkEnd w:id="55"/>
-    <w:bookmarkStart w:id="56" w:name="初赛讲义-金属有机化学-习题5.24"/>
+    <w:bookmarkEnd w:id="71"/>
+    <w:bookmarkStart w:id="72" w:name="金属有机化学基础-11"/>
     <w:p>
       <w:pPr>
         <w:pStyle w:val="Heading2"/>
@@ -6622,43 +7412,13 @@
         <w:rPr>
           <w:rFonts w:ascii="Times New Roman" w:hAnsi="Times New Roman" w:eastAsia="Times New Roman" w:cs="Times New Roman"/>
         </w:rPr>
-        <w:t xml:space="preserve">7.20 </w:t>
+        <w:t xml:space="preserve">7.33 </w:t>
       </w:r>
       <w:r>
         <w:rPr>
           <w:rFonts w:hint="eastAsia" w:ascii="Times New Roman" w:hAnsi="Times New Roman" w:eastAsia="SimHei" w:cs="Times New Roman"/>
         </w:rPr>
-        <w:t>初赛讲义</w:t>
-      </w:r>
-      <w:r>
-        <w:rPr>
-          <w:rFonts w:hint="eastAsia" w:ascii="Times New Roman" w:hAnsi="Times New Roman" w:eastAsia="Times New Roman" w:cs="Times New Roman"/>
-        </w:rPr>
-        <w:t>-</w:t>
-      </w:r>
-      <w:r>
-        <w:rPr>
-          <w:rFonts w:hint="eastAsia" w:ascii="Times New Roman" w:hAnsi="Times New Roman" w:eastAsia="SimHei" w:cs="Times New Roman"/>
-        </w:rPr>
-        <w:t>金属有机化学</w:t>
-      </w:r>
-      <w:r>
-        <w:rPr>
-          <w:rFonts w:hint="eastAsia" w:ascii="Times New Roman" w:hAnsi="Times New Roman" w:eastAsia="Times New Roman" w:cs="Times New Roman"/>
-        </w:rPr>
-        <w:t>-</w:t>
-      </w:r>
-      <w:r>
-        <w:rPr>
-          <w:rFonts w:hint="eastAsia" w:ascii="Times New Roman" w:hAnsi="Times New Roman" w:eastAsia="SimHei" w:cs="Times New Roman"/>
-        </w:rPr>
-        <w:t>习题</w:t>
-      </w:r>
-      <w:r>
-        <w:rPr>
-          <w:rFonts w:hint="eastAsia" w:ascii="Times New Roman" w:hAnsi="Times New Roman" w:eastAsia="Times New Roman" w:cs="Times New Roman"/>
-        </w:rPr>
-        <w:t>5.24</w:t>
+        <w:t xml:space="preserve">金属有机化学基础</w:t>
       </w:r>
     </w:p>
     <w:p>
@@ -7226,8 +7986,8 @@
         </w:pict>
       </w:r>
     </w:p>
-    <w:bookmarkEnd w:id="56"/>
-    <w:bookmarkStart w:id="57" w:name="初赛讲义-金属有机化学-习题5.25"/>
+    <w:bookmarkEnd w:id="72"/>
+    <w:bookmarkStart w:id="73" w:name="金属有机化学基础-12"/>
     <w:p>
       <w:pPr>
         <w:pStyle w:val="Heading2"/>
@@ -7238,43 +7998,13 @@
         <w:rPr>
           <w:rFonts w:ascii="Times New Roman" w:hAnsi="Times New Roman" w:eastAsia="Times New Roman" w:cs="Times New Roman"/>
         </w:rPr>
-        <w:t xml:space="preserve">7.21 </w:t>
+        <w:t xml:space="preserve">7.34 </w:t>
       </w:r>
       <w:r>
         <w:rPr>
           <w:rFonts w:hint="eastAsia" w:ascii="Times New Roman" w:hAnsi="Times New Roman" w:eastAsia="SimHei" w:cs="Times New Roman"/>
         </w:rPr>
-        <w:t>初赛讲义</w:t>
-      </w:r>
-      <w:r>
-        <w:rPr>
-          <w:rFonts w:hint="eastAsia" w:ascii="Times New Roman" w:hAnsi="Times New Roman" w:eastAsia="Times New Roman" w:cs="Times New Roman"/>
-        </w:rPr>
-        <w:t>-</w:t>
-      </w:r>
-      <w:r>
-        <w:rPr>
-          <w:rFonts w:hint="eastAsia" w:ascii="Times New Roman" w:hAnsi="Times New Roman" w:eastAsia="SimHei" w:cs="Times New Roman"/>
-        </w:rPr>
-        <w:t>金属有机化学</w:t>
-      </w:r>
-      <w:r>
-        <w:rPr>
-          <w:rFonts w:hint="eastAsia" w:ascii="Times New Roman" w:hAnsi="Times New Roman" w:eastAsia="Times New Roman" w:cs="Times New Roman"/>
-        </w:rPr>
-        <w:t>-</w:t>
-      </w:r>
-      <w:r>
-        <w:rPr>
-          <w:rFonts w:hint="eastAsia" w:ascii="Times New Roman" w:hAnsi="Times New Roman" w:eastAsia="SimHei" w:cs="Times New Roman"/>
-        </w:rPr>
-        <w:t>习题</w:t>
-      </w:r>
-      <w:r>
-        <w:rPr>
-          <w:rFonts w:hint="eastAsia" w:ascii="Times New Roman" w:hAnsi="Times New Roman" w:eastAsia="Times New Roman" w:cs="Times New Roman"/>
-        </w:rPr>
-        <w:t>5.25</w:t>
+        <w:t xml:space="preserve">金属有机化学基础</w:t>
       </w:r>
     </w:p>
     <w:p>
@@ -7472,15 +8202,31 @@
         <w:rPr>
           <w:rFonts w:ascii="Times New Roman" w:hAnsi="Times New Roman" w:eastAsia="Times New Roman" w:cs="Times New Roman"/>
         </w:rPr>
-        <w:t xml:space="preserve"> ScCl</w:t>
-      </w:r>
-      <w:r>
-        <w:rPr>
-          <w:rFonts w:ascii="Times New Roman" w:hAnsi="Times New Roman" w:eastAsia="Times New Roman" w:cs="Times New Roman"/>
-          <w:vertAlign w:val="subscript"/>
-        </w:rPr>
-        <w:t>3</w:t>
-      </w:r>
+        <w:t xml:space="preserve"> </w:t>
+      </w:r>
+      <m:oMath>
+        <m:r>
+          <m:t>S</m:t>
+        </m:r>
+        <m:r>
+          <m:t>c</m:t>
+        </m:r>
+        <m:r>
+          <m:t>C</m:t>
+        </m:r>
+        <m:sSub>
+          <m:e>
+            <m:r>
+              <m:t>l</m:t>
+            </m:r>
+          </m:e>
+          <m:sub>
+            <m:r>
+              <m:t>3</m:t>
+            </m:r>
+          </m:sub>
+        </m:sSub>
+      </m:oMath>
       <w:r>
         <w:rPr>
           <w:rFonts w:ascii="Times New Roman" w:hAnsi="Times New Roman" w:eastAsia="Times New Roman" w:cs="Times New Roman"/>
@@ -7972,15 +8718,28 @@
         <w:rPr>
           <w:rFonts w:ascii="Times New Roman" w:hAnsi="Times New Roman" w:eastAsia="Times New Roman" w:cs="Times New Roman"/>
         </w:rPr>
-        <w:t xml:space="preserve"> Cp</w:t>
-      </w:r>
-      <w:r>
-        <w:rPr>
-          <w:rFonts w:ascii="Times New Roman" w:hAnsi="Times New Roman" w:eastAsia="Times New Roman" w:cs="Times New Roman"/>
-          <w:vertAlign w:val="superscript"/>
-        </w:rPr>
-        <w:t>+</w:t>
-      </w:r>
+        <w:t xml:space="preserve"> </w:t>
+      </w:r>
+      <m:oMath>
+        <m:r>
+          <m:t>C</m:t>
+        </m:r>
+        <m:sSup>
+          <m:e>
+            <m:r>
+              <m:t>p</m:t>
+            </m:r>
+          </m:e>
+          <m:sup>
+            <m:r>
+              <m:rPr>
+                <m:sty m:val="p"/>
+              </m:rPr>
+              <m:t>+</m:t>
+            </m:r>
+          </m:sup>
+        </m:sSup>
+      </m:oMath>
       <w:r>
         <w:rPr>
           <w:rFonts w:ascii="Times New Roman" w:hAnsi="Times New Roman" w:eastAsia="Times New Roman" w:cs="Times New Roman"/>
@@ -8151,8 +8910,8 @@
         </w:pict>
       </w:r>
     </w:p>
-    <w:bookmarkEnd w:id="57"/>
-    <w:bookmarkStart w:id="58" w:name="初赛讲义-金属有机化学-习题5.26"/>
+    <w:bookmarkEnd w:id="73"/>
+    <w:bookmarkStart w:id="74" w:name="金属有机化学基础-13"/>
     <w:p>
       <w:pPr>
         <w:pStyle w:val="Heading2"/>
@@ -8163,43 +8922,13 @@
         <w:rPr>
           <w:rFonts w:ascii="Times New Roman" w:hAnsi="Times New Roman" w:eastAsia="Times New Roman" w:cs="Times New Roman"/>
         </w:rPr>
-        <w:t xml:space="preserve">7.22 </w:t>
+        <w:t xml:space="preserve">7.35 </w:t>
       </w:r>
       <w:r>
         <w:rPr>
           <w:rFonts w:hint="eastAsia" w:ascii="Times New Roman" w:hAnsi="Times New Roman" w:eastAsia="SimHei" w:cs="Times New Roman"/>
         </w:rPr>
-        <w:t>初赛讲义</w:t>
-      </w:r>
-      <w:r>
-        <w:rPr>
-          <w:rFonts w:hint="eastAsia" w:ascii="Times New Roman" w:hAnsi="Times New Roman" w:eastAsia="Times New Roman" w:cs="Times New Roman"/>
-        </w:rPr>
-        <w:t>-</w:t>
-      </w:r>
-      <w:r>
-        <w:rPr>
-          <w:rFonts w:hint="eastAsia" w:ascii="Times New Roman" w:hAnsi="Times New Roman" w:eastAsia="SimHei" w:cs="Times New Roman"/>
-        </w:rPr>
-        <w:t>金属有机化学</w:t>
-      </w:r>
-      <w:r>
-        <w:rPr>
-          <w:rFonts w:hint="eastAsia" w:ascii="Times New Roman" w:hAnsi="Times New Roman" w:eastAsia="Times New Roman" w:cs="Times New Roman"/>
-        </w:rPr>
-        <w:t>-</w:t>
-      </w:r>
-      <w:r>
-        <w:rPr>
-          <w:rFonts w:hint="eastAsia" w:ascii="Times New Roman" w:hAnsi="Times New Roman" w:eastAsia="SimHei" w:cs="Times New Roman"/>
-        </w:rPr>
-        <w:t>习题</w:t>
-      </w:r>
-      <w:r>
-        <w:rPr>
-          <w:rFonts w:hint="eastAsia" w:ascii="Times New Roman" w:hAnsi="Times New Roman" w:eastAsia="Times New Roman" w:cs="Times New Roman"/>
-        </w:rPr>
-        <w:t>5.26</w:t>
+        <w:t xml:space="preserve">金属有机化学基础</w:t>
       </w:r>
     </w:p>
     <w:p>
@@ -8835,8 +9564,8 @@
         </w:pict>
       </w:r>
     </w:p>
-    <w:bookmarkEnd w:id="58"/>
-    <w:bookmarkStart w:id="59" w:name="初赛讲义-金属有机化学-习题5.27"/>
+    <w:bookmarkEnd w:id="74"/>
+    <w:bookmarkStart w:id="75" w:name="金属有机化学基础-14"/>
     <w:p>
       <w:pPr>
         <w:pStyle w:val="Heading2"/>
@@ -8847,43 +9576,13 @@
         <w:rPr>
           <w:rFonts w:ascii="Times New Roman" w:hAnsi="Times New Roman" w:eastAsia="Times New Roman" w:cs="Times New Roman"/>
         </w:rPr>
-        <w:t xml:space="preserve">7.23 </w:t>
+        <w:t xml:space="preserve">7.36 </w:t>
       </w:r>
       <w:r>
         <w:rPr>
           <w:rFonts w:hint="eastAsia" w:ascii="Times New Roman" w:hAnsi="Times New Roman" w:eastAsia="SimHei" w:cs="Times New Roman"/>
         </w:rPr>
-        <w:t>初赛讲义</w:t>
-      </w:r>
-      <w:r>
-        <w:rPr>
-          <w:rFonts w:hint="eastAsia" w:ascii="Times New Roman" w:hAnsi="Times New Roman" w:eastAsia="Times New Roman" w:cs="Times New Roman"/>
-        </w:rPr>
-        <w:t>-</w:t>
-      </w:r>
-      <w:r>
-        <w:rPr>
-          <w:rFonts w:hint="eastAsia" w:ascii="Times New Roman" w:hAnsi="Times New Roman" w:eastAsia="SimHei" w:cs="Times New Roman"/>
-        </w:rPr>
-        <w:t>金属有机化学</w:t>
-      </w:r>
-      <w:r>
-        <w:rPr>
-          <w:rFonts w:hint="eastAsia" w:ascii="Times New Roman" w:hAnsi="Times New Roman" w:eastAsia="Times New Roman" w:cs="Times New Roman"/>
-        </w:rPr>
-        <w:t>-</w:t>
-      </w:r>
-      <w:r>
-        <w:rPr>
-          <w:rFonts w:hint="eastAsia" w:ascii="Times New Roman" w:hAnsi="Times New Roman" w:eastAsia="SimHei" w:cs="Times New Roman"/>
-        </w:rPr>
-        <w:t>习题</w:t>
-      </w:r>
-      <w:r>
-        <w:rPr>
-          <w:rFonts w:hint="eastAsia" w:ascii="Times New Roman" w:hAnsi="Times New Roman" w:eastAsia="Times New Roman" w:cs="Times New Roman"/>
-        </w:rPr>
-        <w:t>5.27</w:t>
+        <w:t xml:space="preserve">金属有机化学基础</w:t>
       </w:r>
     </w:p>
     <w:p>
@@ -9967,8 +10666,8 @@
         </w:pict>
       </w:r>
     </w:p>
-    <w:bookmarkEnd w:id="59"/>
-    <w:bookmarkStart w:id="60" w:name="初赛讲义-金属有机化学-习题5.28"/>
+    <w:bookmarkEnd w:id="75"/>
+    <w:bookmarkStart w:id="76" w:name="金属有机化学基础-15"/>
     <w:p>
       <w:pPr>
         <w:pStyle w:val="Heading2"/>
@@ -9979,43 +10678,13 @@
         <w:rPr>
           <w:rFonts w:ascii="Times New Roman" w:hAnsi="Times New Roman" w:eastAsia="Times New Roman" w:cs="Times New Roman"/>
         </w:rPr>
-        <w:t xml:space="preserve">7.24 </w:t>
+        <w:t xml:space="preserve">7.37 </w:t>
       </w:r>
       <w:r>
         <w:rPr>
           <w:rFonts w:hint="eastAsia" w:ascii="Times New Roman" w:hAnsi="Times New Roman" w:eastAsia="SimHei" w:cs="Times New Roman"/>
         </w:rPr>
-        <w:t>初赛讲义</w:t>
-      </w:r>
-      <w:r>
-        <w:rPr>
-          <w:rFonts w:hint="eastAsia" w:ascii="Times New Roman" w:hAnsi="Times New Roman" w:eastAsia="Times New Roman" w:cs="Times New Roman"/>
-        </w:rPr>
-        <w:t>-</w:t>
-      </w:r>
-      <w:r>
-        <w:rPr>
-          <w:rFonts w:hint="eastAsia" w:ascii="Times New Roman" w:hAnsi="Times New Roman" w:eastAsia="SimHei" w:cs="Times New Roman"/>
-        </w:rPr>
-        <w:t>金属有机化学</w:t>
-      </w:r>
-      <w:r>
-        <w:rPr>
-          <w:rFonts w:hint="eastAsia" w:ascii="Times New Roman" w:hAnsi="Times New Roman" w:eastAsia="Times New Roman" w:cs="Times New Roman"/>
-        </w:rPr>
-        <w:t>-</w:t>
-      </w:r>
-      <w:r>
-        <w:rPr>
-          <w:rFonts w:hint="eastAsia" w:ascii="Times New Roman" w:hAnsi="Times New Roman" w:eastAsia="SimHei" w:cs="Times New Roman"/>
-        </w:rPr>
-        <w:t>习题</w:t>
-      </w:r>
-      <w:r>
-        <w:rPr>
-          <w:rFonts w:hint="eastAsia" w:ascii="Times New Roman" w:hAnsi="Times New Roman" w:eastAsia="Times New Roman" w:cs="Times New Roman"/>
-        </w:rPr>
-        <w:t>5.28</w:t>
+        <w:t xml:space="preserve">金属有机化学基础</w:t>
       </w:r>
     </w:p>
     <w:p>
@@ -10466,8 +11135,8 @@
         </w:pict>
       </w:r>
     </w:p>
-    <w:bookmarkEnd w:id="60"/>
-    <w:bookmarkStart w:id="61" w:name="初赛讲义-金属有机化学-习题5.29"/>
+    <w:bookmarkEnd w:id="76"/>
+    <w:bookmarkStart w:id="77" w:name="金属有机化学基础-16"/>
     <w:p>
       <w:pPr>
         <w:pStyle w:val="Heading2"/>
@@ -10478,43 +11147,13 @@
         <w:rPr>
           <w:rFonts w:ascii="Times New Roman" w:hAnsi="Times New Roman" w:eastAsia="Times New Roman" w:cs="Times New Roman"/>
         </w:rPr>
-        <w:t xml:space="preserve">7.25 </w:t>
+        <w:t xml:space="preserve">7.38 </w:t>
       </w:r>
       <w:r>
         <w:rPr>
           <w:rFonts w:hint="eastAsia" w:ascii="Times New Roman" w:hAnsi="Times New Roman" w:eastAsia="SimHei" w:cs="Times New Roman"/>
         </w:rPr>
-        <w:t>初赛讲义</w:t>
-      </w:r>
-      <w:r>
-        <w:rPr>
-          <w:rFonts w:hint="eastAsia" w:ascii="Times New Roman" w:hAnsi="Times New Roman" w:eastAsia="Times New Roman" w:cs="Times New Roman"/>
-        </w:rPr>
-        <w:t>-</w:t>
-      </w:r>
-      <w:r>
-        <w:rPr>
-          <w:rFonts w:hint="eastAsia" w:ascii="Times New Roman" w:hAnsi="Times New Roman" w:eastAsia="SimHei" w:cs="Times New Roman"/>
-        </w:rPr>
-        <w:t>金属有机化学</w:t>
-      </w:r>
-      <w:r>
-        <w:rPr>
-          <w:rFonts w:hint="eastAsia" w:ascii="Times New Roman" w:hAnsi="Times New Roman" w:eastAsia="Times New Roman" w:cs="Times New Roman"/>
-        </w:rPr>
-        <w:t>-</w:t>
-      </w:r>
-      <w:r>
-        <w:rPr>
-          <w:rFonts w:hint="eastAsia" w:ascii="Times New Roman" w:hAnsi="Times New Roman" w:eastAsia="SimHei" w:cs="Times New Roman"/>
-        </w:rPr>
-        <w:t>习题</w:t>
-      </w:r>
-      <w:r>
-        <w:rPr>
-          <w:rFonts w:hint="eastAsia" w:ascii="Times New Roman" w:hAnsi="Times New Roman" w:eastAsia="Times New Roman" w:cs="Times New Roman"/>
-        </w:rPr>
-        <w:t>5.29</w:t>
+        <w:t xml:space="preserve">金属有机化学基础</w:t>
       </w:r>
     </w:p>
     <w:p>
@@ -10653,15 +11292,22 @@
         <w:rPr>
           <w:rFonts w:ascii="Times New Roman" w:hAnsi="Times New Roman" w:eastAsia="Times New Roman" w:cs="Times New Roman"/>
         </w:rPr>
-        <w:t xml:space="preserve"> C</w:t>
-      </w:r>
-      <w:r>
-        <w:rPr>
-          <w:rFonts w:ascii="Times New Roman" w:hAnsi="Times New Roman" w:eastAsia="Times New Roman" w:cs="Times New Roman"/>
-          <w:vertAlign w:val="subscript"/>
-        </w:rPr>
-        <w:t>2</w:t>
-      </w:r>
+        <w:t xml:space="preserve"> </w:t>
+      </w:r>
+      <m:oMath>
+        <m:sSub>
+          <m:e>
+            <m:r>
+              <m:t>C</m:t>
+            </m:r>
+          </m:e>
+          <m:sub>
+            <m:r>
+              <m:t>2</m:t>
+            </m:r>
+          </m:sub>
+        </m:sSub>
+      </m:oMath>
       <w:r>
         <w:rPr>
           <w:rFonts w:ascii="Times New Roman" w:hAnsi="Times New Roman" w:eastAsia="Times New Roman" w:cs="Times New Roman"/>
@@ -10909,8 +11555,8 @@
         </w:pict>
       </w:r>
     </w:p>
-    <w:bookmarkEnd w:id="61"/>
-    <w:bookmarkStart w:id="62" w:name="初赛讲义-金属有机化学-习题5.30"/>
+    <w:bookmarkEnd w:id="77"/>
+    <w:bookmarkStart w:id="78" w:name="金属有机化学基础-17"/>
     <w:p>
       <w:pPr>
         <w:pStyle w:val="Heading2"/>
@@ -10921,43 +11567,13 @@
         <w:rPr>
           <w:rFonts w:ascii="Times New Roman" w:hAnsi="Times New Roman" w:eastAsia="Times New Roman" w:cs="Times New Roman"/>
         </w:rPr>
-        <w:t xml:space="preserve">7.26 </w:t>
+        <w:t xml:space="preserve">7.39 </w:t>
       </w:r>
       <w:r>
         <w:rPr>
           <w:rFonts w:hint="eastAsia" w:ascii="Times New Roman" w:hAnsi="Times New Roman" w:eastAsia="SimHei" w:cs="Times New Roman"/>
         </w:rPr>
-        <w:t>初赛讲义</w:t>
-      </w:r>
-      <w:r>
-        <w:rPr>
-          <w:rFonts w:hint="eastAsia" w:ascii="Times New Roman" w:hAnsi="Times New Roman" w:eastAsia="Times New Roman" w:cs="Times New Roman"/>
-        </w:rPr>
-        <w:t>-</w:t>
-      </w:r>
-      <w:r>
-        <w:rPr>
-          <w:rFonts w:hint="eastAsia" w:ascii="Times New Roman" w:hAnsi="Times New Roman" w:eastAsia="SimHei" w:cs="Times New Roman"/>
-        </w:rPr>
-        <w:t>金属有机化学</w:t>
-      </w:r>
-      <w:r>
-        <w:rPr>
-          <w:rFonts w:hint="eastAsia" w:ascii="Times New Roman" w:hAnsi="Times New Roman" w:eastAsia="Times New Roman" w:cs="Times New Roman"/>
-        </w:rPr>
-        <w:t>-</w:t>
-      </w:r>
-      <w:r>
-        <w:rPr>
-          <w:rFonts w:hint="eastAsia" w:ascii="Times New Roman" w:hAnsi="Times New Roman" w:eastAsia="SimHei" w:cs="Times New Roman"/>
-        </w:rPr>
-        <w:t>习题</w:t>
-      </w:r>
-      <w:r>
-        <w:rPr>
-          <w:rFonts w:hint="eastAsia" w:ascii="Times New Roman" w:hAnsi="Times New Roman" w:eastAsia="Times New Roman" w:cs="Times New Roman"/>
-        </w:rPr>
-        <w:t>5.30</w:t>
+        <w:t xml:space="preserve">金属有机化学基础</w:t>
       </w:r>
     </w:p>
     <w:p>
@@ -11837,8 +12453,8 @@
         </w:pict>
       </w:r>
     </w:p>
-    <w:bookmarkEnd w:id="62"/>
-    <w:bookmarkStart w:id="63" w:name="初赛讲义-金属有机化学-习题5.31"/>
+    <w:bookmarkEnd w:id="78"/>
+    <w:bookmarkStart w:id="79" w:name="金属有机化学基础-18"/>
     <w:p>
       <w:pPr>
         <w:pStyle w:val="Heading2"/>
@@ -11849,43 +12465,13 @@
         <w:rPr>
           <w:rFonts w:ascii="Times New Roman" w:hAnsi="Times New Roman" w:eastAsia="Times New Roman" w:cs="Times New Roman"/>
         </w:rPr>
-        <w:t xml:space="preserve">7.27 </w:t>
+        <w:t xml:space="preserve">7.40 </w:t>
       </w:r>
       <w:r>
         <w:rPr>
           <w:rFonts w:hint="eastAsia" w:ascii="Times New Roman" w:hAnsi="Times New Roman" w:eastAsia="SimHei" w:cs="Times New Roman"/>
         </w:rPr>
-        <w:t>初赛讲义</w:t>
-      </w:r>
-      <w:r>
-        <w:rPr>
-          <w:rFonts w:hint="eastAsia" w:ascii="Times New Roman" w:hAnsi="Times New Roman" w:eastAsia="Times New Roman" w:cs="Times New Roman"/>
-        </w:rPr>
-        <w:t>-</w:t>
-      </w:r>
-      <w:r>
-        <w:rPr>
-          <w:rFonts w:hint="eastAsia" w:ascii="Times New Roman" w:hAnsi="Times New Roman" w:eastAsia="SimHei" w:cs="Times New Roman"/>
-        </w:rPr>
-        <w:t>金属有机化学</w:t>
-      </w:r>
-      <w:r>
-        <w:rPr>
-          <w:rFonts w:hint="eastAsia" w:ascii="Times New Roman" w:hAnsi="Times New Roman" w:eastAsia="Times New Roman" w:cs="Times New Roman"/>
-        </w:rPr>
-        <w:t>-</w:t>
-      </w:r>
-      <w:r>
-        <w:rPr>
-          <w:rFonts w:hint="eastAsia" w:ascii="Times New Roman" w:hAnsi="Times New Roman" w:eastAsia="SimHei" w:cs="Times New Roman"/>
-        </w:rPr>
-        <w:t>习题</w:t>
-      </w:r>
-      <w:r>
-        <w:rPr>
-          <w:rFonts w:hint="eastAsia" w:ascii="Times New Roman" w:hAnsi="Times New Roman" w:eastAsia="Times New Roman" w:cs="Times New Roman"/>
-        </w:rPr>
-        <w:t>5.31</w:t>
+        <w:t xml:space="preserve">金属有机化学基础</w:t>
       </w:r>
     </w:p>
     <w:p>
@@ -12284,8 +12870,8 @@
         </w:pict>
       </w:r>
     </w:p>
-    <w:bookmarkEnd w:id="63"/>
-    <w:bookmarkStart w:id="64" w:name="初赛讲义-金属有机化学-习题5.32"/>
+    <w:bookmarkEnd w:id="79"/>
+    <w:bookmarkStart w:id="80" w:name="金属有机化学基础-19"/>
     <w:p>
       <w:pPr>
         <w:pStyle w:val="Heading2"/>
@@ -12296,43 +12882,13 @@
         <w:rPr>
           <w:rFonts w:ascii="Times New Roman" w:hAnsi="Times New Roman" w:eastAsia="Times New Roman" w:cs="Times New Roman"/>
         </w:rPr>
-        <w:t xml:space="preserve">7.28 </w:t>
+        <w:t xml:space="preserve">7.41 </w:t>
       </w:r>
       <w:r>
         <w:rPr>
           <w:rFonts w:hint="eastAsia" w:ascii="Times New Roman" w:hAnsi="Times New Roman" w:eastAsia="SimHei" w:cs="Times New Roman"/>
         </w:rPr>
-        <w:t>初赛讲义</w:t>
-      </w:r>
-      <w:r>
-        <w:rPr>
-          <w:rFonts w:hint="eastAsia" w:ascii="Times New Roman" w:hAnsi="Times New Roman" w:eastAsia="Times New Roman" w:cs="Times New Roman"/>
-        </w:rPr>
-        <w:t>-</w:t>
-      </w:r>
-      <w:r>
-        <w:rPr>
-          <w:rFonts w:hint="eastAsia" w:ascii="Times New Roman" w:hAnsi="Times New Roman" w:eastAsia="SimHei" w:cs="Times New Roman"/>
-        </w:rPr>
-        <w:t>金属有机化学</w:t>
-      </w:r>
-      <w:r>
-        <w:rPr>
-          <w:rFonts w:hint="eastAsia" w:ascii="Times New Roman" w:hAnsi="Times New Roman" w:eastAsia="Times New Roman" w:cs="Times New Roman"/>
-        </w:rPr>
-        <w:t>-</w:t>
-      </w:r>
-      <w:r>
-        <w:rPr>
-          <w:rFonts w:hint="eastAsia" w:ascii="Times New Roman" w:hAnsi="Times New Roman" w:eastAsia="SimHei" w:cs="Times New Roman"/>
-        </w:rPr>
-        <w:t>习题</w:t>
-      </w:r>
-      <w:r>
-        <w:rPr>
-          <w:rFonts w:hint="eastAsia" w:ascii="Times New Roman" w:hAnsi="Times New Roman" w:eastAsia="Times New Roman" w:cs="Times New Roman"/>
-        </w:rPr>
-        <w:t>5.32</w:t>
+        <w:t xml:space="preserve">金属有机化学基础</w:t>
       </w:r>
     </w:p>
     <w:p>
@@ -13029,8 +13585,8 @@
         </w:pict>
       </w:r>
     </w:p>
-    <w:bookmarkEnd w:id="64"/>
-    <w:bookmarkStart w:id="65" w:name="初赛讲义-金属有机化学-习题5.33"/>
+    <w:bookmarkEnd w:id="80"/>
+    <w:bookmarkStart w:id="81" w:name="金属有机化学基础-20"/>
     <w:p>
       <w:pPr>
         <w:pStyle w:val="Heading2"/>
@@ -13041,43 +13597,13 @@
         <w:rPr>
           <w:rFonts w:ascii="Times New Roman" w:hAnsi="Times New Roman" w:eastAsia="Times New Roman" w:cs="Times New Roman"/>
         </w:rPr>
-        <w:t xml:space="preserve">7.29 </w:t>
+        <w:t xml:space="preserve">7.42 </w:t>
       </w:r>
       <w:r>
         <w:rPr>
           <w:rFonts w:hint="eastAsia" w:ascii="Times New Roman" w:hAnsi="Times New Roman" w:eastAsia="SimHei" w:cs="Times New Roman"/>
         </w:rPr>
-        <w:t>初赛讲义</w:t>
-      </w:r>
-      <w:r>
-        <w:rPr>
-          <w:rFonts w:hint="eastAsia" w:ascii="Times New Roman" w:hAnsi="Times New Roman" w:eastAsia="Times New Roman" w:cs="Times New Roman"/>
-        </w:rPr>
-        <w:t>-</w:t>
-      </w:r>
-      <w:r>
-        <w:rPr>
-          <w:rFonts w:hint="eastAsia" w:ascii="Times New Roman" w:hAnsi="Times New Roman" w:eastAsia="SimHei" w:cs="Times New Roman"/>
-        </w:rPr>
-        <w:t>金属有机化学</w:t>
-      </w:r>
-      <w:r>
-        <w:rPr>
-          <w:rFonts w:hint="eastAsia" w:ascii="Times New Roman" w:hAnsi="Times New Roman" w:eastAsia="Times New Roman" w:cs="Times New Roman"/>
-        </w:rPr>
-        <w:t>-</w:t>
-      </w:r>
-      <w:r>
-        <w:rPr>
-          <w:rFonts w:hint="eastAsia" w:ascii="Times New Roman" w:hAnsi="Times New Roman" w:eastAsia="SimHei" w:cs="Times New Roman"/>
-        </w:rPr>
-        <w:t>习题</w:t>
-      </w:r>
-      <w:r>
-        <w:rPr>
-          <w:rFonts w:hint="eastAsia" w:ascii="Times New Roman" w:hAnsi="Times New Roman" w:eastAsia="Times New Roman" w:cs="Times New Roman"/>
-        </w:rPr>
-        <w:t>5.33</w:t>
+        <w:t xml:space="preserve">金属有机化学基础</w:t>
       </w:r>
     </w:p>
     <w:p>
@@ -13494,8 +14020,8 @@
         </w:pict>
       </w:r>
     </w:p>
-    <w:bookmarkEnd w:id="65"/>
-    <w:bookmarkStart w:id="66" w:name="初赛讲义-金属有机化学-习题5.34"/>
+    <w:bookmarkEnd w:id="81"/>
+    <w:bookmarkStart w:id="82" w:name="金属有机化学基础-21"/>
     <w:p>
       <w:pPr>
         <w:pStyle w:val="Heading2"/>
@@ -13506,43 +14032,13 @@
         <w:rPr>
           <w:rFonts w:ascii="Times New Roman" w:hAnsi="Times New Roman" w:eastAsia="Times New Roman" w:cs="Times New Roman"/>
         </w:rPr>
-        <w:t xml:space="preserve">7.30 </w:t>
+        <w:t xml:space="preserve">7.43 </w:t>
       </w:r>
       <w:r>
         <w:rPr>
           <w:rFonts w:hint="eastAsia" w:ascii="Times New Roman" w:hAnsi="Times New Roman" w:eastAsia="SimHei" w:cs="Times New Roman"/>
         </w:rPr>
-        <w:t>初赛讲义</w:t>
-      </w:r>
-      <w:r>
-        <w:rPr>
-          <w:rFonts w:hint="eastAsia" w:ascii="Times New Roman" w:hAnsi="Times New Roman" w:eastAsia="Times New Roman" w:cs="Times New Roman"/>
-        </w:rPr>
-        <w:t>-</w:t>
-      </w:r>
-      <w:r>
-        <w:rPr>
-          <w:rFonts w:hint="eastAsia" w:ascii="Times New Roman" w:hAnsi="Times New Roman" w:eastAsia="SimHei" w:cs="Times New Roman"/>
-        </w:rPr>
-        <w:t>金属有机化学</w:t>
-      </w:r>
-      <w:r>
-        <w:rPr>
-          <w:rFonts w:hint="eastAsia" w:ascii="Times New Roman" w:hAnsi="Times New Roman" w:eastAsia="Times New Roman" w:cs="Times New Roman"/>
-        </w:rPr>
-        <w:t>-</w:t>
-      </w:r>
-      <w:r>
-        <w:rPr>
-          <w:rFonts w:hint="eastAsia" w:ascii="Times New Roman" w:hAnsi="Times New Roman" w:eastAsia="SimHei" w:cs="Times New Roman"/>
-        </w:rPr>
-        <w:t>习题</w:t>
-      </w:r>
-      <w:r>
-        <w:rPr>
-          <w:rFonts w:hint="eastAsia" w:ascii="Times New Roman" w:hAnsi="Times New Roman" w:eastAsia="Times New Roman" w:cs="Times New Roman"/>
-        </w:rPr>
-        <w:t>5.34</w:t>
+        <w:t xml:space="preserve">金属有机化学基础</w:t>
       </w:r>
     </w:p>
     <w:p>
@@ -14193,8 +14689,8 @@
         </w:pict>
       </w:r>
     </w:p>
-    <w:bookmarkEnd w:id="66"/>
-    <w:bookmarkStart w:id="67" w:name="初赛讲义-金属有机化学-习题5.35"/>
+    <w:bookmarkEnd w:id="82"/>
+    <w:bookmarkStart w:id="83" w:name="金属有机化学基础-22"/>
     <w:p>
       <w:pPr>
         <w:pStyle w:val="Heading2"/>
@@ -14205,43 +14701,13 @@
         <w:rPr>
           <w:rFonts w:ascii="Times New Roman" w:hAnsi="Times New Roman" w:eastAsia="Times New Roman" w:cs="Times New Roman"/>
         </w:rPr>
-        <w:t xml:space="preserve">7.31 </w:t>
+        <w:t xml:space="preserve">7.44 </w:t>
       </w:r>
       <w:r>
         <w:rPr>
           <w:rFonts w:hint="eastAsia" w:ascii="Times New Roman" w:hAnsi="Times New Roman" w:eastAsia="SimHei" w:cs="Times New Roman"/>
         </w:rPr>
-        <w:t>初赛讲义</w:t>
-      </w:r>
-      <w:r>
-        <w:rPr>
-          <w:rFonts w:hint="eastAsia" w:ascii="Times New Roman" w:hAnsi="Times New Roman" w:eastAsia="Times New Roman" w:cs="Times New Roman"/>
-        </w:rPr>
-        <w:t>-</w:t>
-      </w:r>
-      <w:r>
-        <w:rPr>
-          <w:rFonts w:hint="eastAsia" w:ascii="Times New Roman" w:hAnsi="Times New Roman" w:eastAsia="SimHei" w:cs="Times New Roman"/>
-        </w:rPr>
-        <w:t>金属有机化学</w:t>
-      </w:r>
-      <w:r>
-        <w:rPr>
-          <w:rFonts w:hint="eastAsia" w:ascii="Times New Roman" w:hAnsi="Times New Roman" w:eastAsia="Times New Roman" w:cs="Times New Roman"/>
-        </w:rPr>
-        <w:t>-</w:t>
-      </w:r>
-      <w:r>
-        <w:rPr>
-          <w:rFonts w:hint="eastAsia" w:ascii="Times New Roman" w:hAnsi="Times New Roman" w:eastAsia="SimHei" w:cs="Times New Roman"/>
-        </w:rPr>
-        <w:t>习题</w:t>
-      </w:r>
-      <w:r>
-        <w:rPr>
-          <w:rFonts w:hint="eastAsia" w:ascii="Times New Roman" w:hAnsi="Times New Roman" w:eastAsia="Times New Roman" w:cs="Times New Roman"/>
-        </w:rPr>
-        <w:t>5.35</w:t>
+        <w:t xml:space="preserve">金属有机化学基础</w:t>
       </w:r>
     </w:p>
     <w:p>
@@ -14668,15 +15134,31 @@
         <w:rPr>
           <w:rFonts w:ascii="Times New Roman" w:hAnsi="Times New Roman" w:eastAsia="Times New Roman" w:cs="Times New Roman"/>
         </w:rPr>
-        <w:t xml:space="preserve"> AlCl</w:t>
-      </w:r>
-      <w:r>
-        <w:rPr>
-          <w:rFonts w:ascii="Times New Roman" w:hAnsi="Times New Roman" w:eastAsia="Times New Roman" w:cs="Times New Roman"/>
-          <w:vertAlign w:val="subscript"/>
-        </w:rPr>
-        <w:t>3</w:t>
-      </w:r>
+        <w:t xml:space="preserve"> </w:t>
+      </w:r>
+      <m:oMath>
+        <m:r>
+          <m:t>A</m:t>
+        </m:r>
+        <m:r>
+          <m:t>l</m:t>
+        </m:r>
+        <m:r>
+          <m:t>C</m:t>
+        </m:r>
+        <m:sSub>
+          <m:e>
+            <m:r>
+              <m:t>l</m:t>
+            </m:r>
+          </m:e>
+          <m:sub>
+            <m:r>
+              <m:t>3</m:t>
+            </m:r>
+          </m:sub>
+        </m:sSub>
+      </m:oMath>
       <w:r>
         <w:rPr>
           <w:rFonts w:ascii="Times New Roman" w:hAnsi="Times New Roman" w:eastAsia="Times New Roman" w:cs="Times New Roman"/>
@@ -16350,8 +16832,8 @@
         </w:pict>
       </w:r>
     </w:p>
-    <w:bookmarkEnd w:id="67"/>
-    <w:bookmarkStart w:id="68" w:name="初赛讲义-金属有机化学-习题5.36"/>
+    <w:bookmarkEnd w:id="83"/>
+    <w:bookmarkStart w:id="84" w:name="金属有机化学基础-23"/>
     <w:p>
       <w:pPr>
         <w:pStyle w:val="Heading2"/>
@@ -16362,43 +16844,13 @@
         <w:rPr>
           <w:rFonts w:ascii="Times New Roman" w:hAnsi="Times New Roman" w:eastAsia="Times New Roman" w:cs="Times New Roman"/>
         </w:rPr>
-        <w:t xml:space="preserve">7.32 </w:t>
+        <w:t xml:space="preserve">7.45 </w:t>
       </w:r>
       <w:r>
         <w:rPr>
           <w:rFonts w:hint="eastAsia" w:ascii="Times New Roman" w:hAnsi="Times New Roman" w:eastAsia="SimHei" w:cs="Times New Roman"/>
         </w:rPr>
-        <w:t>初赛讲义</w:t>
-      </w:r>
-      <w:r>
-        <w:rPr>
-          <w:rFonts w:hint="eastAsia" w:ascii="Times New Roman" w:hAnsi="Times New Roman" w:eastAsia="Times New Roman" w:cs="Times New Roman"/>
-        </w:rPr>
-        <w:t>-</w:t>
-      </w:r>
-      <w:r>
-        <w:rPr>
-          <w:rFonts w:hint="eastAsia" w:ascii="Times New Roman" w:hAnsi="Times New Roman" w:eastAsia="SimHei" w:cs="Times New Roman"/>
-        </w:rPr>
-        <w:t>金属有机化学</w:t>
-      </w:r>
-      <w:r>
-        <w:rPr>
-          <w:rFonts w:hint="eastAsia" w:ascii="Times New Roman" w:hAnsi="Times New Roman" w:eastAsia="Times New Roman" w:cs="Times New Roman"/>
-        </w:rPr>
-        <w:t>-</w:t>
-      </w:r>
-      <w:r>
-        <w:rPr>
-          <w:rFonts w:hint="eastAsia" w:ascii="Times New Roman" w:hAnsi="Times New Roman" w:eastAsia="SimHei" w:cs="Times New Roman"/>
-        </w:rPr>
-        <w:t>习题</w:t>
-      </w:r>
-      <w:r>
-        <w:rPr>
-          <w:rFonts w:hint="eastAsia" w:ascii="Times New Roman" w:hAnsi="Times New Roman" w:eastAsia="Times New Roman" w:cs="Times New Roman"/>
-        </w:rPr>
-        <w:t>5.36</w:t>
+        <w:t xml:space="preserve">金属有机化学基础</w:t>
       </w:r>
     </w:p>
     <w:p>
@@ -16728,8 +17180,8 @@
         </w:pict>
       </w:r>
     </w:p>
-    <w:bookmarkEnd w:id="68"/>
-    <w:bookmarkStart w:id="69" w:name="初赛讲义-金属有机化学-习题5.37"/>
+    <w:bookmarkEnd w:id="84"/>
+    <w:bookmarkStart w:id="85" w:name="金属有机化学基础-24"/>
     <w:p>
       <w:pPr>
         <w:pStyle w:val="Heading2"/>
@@ -16740,43 +17192,13 @@
         <w:rPr>
           <w:rFonts w:ascii="Times New Roman" w:hAnsi="Times New Roman" w:eastAsia="Times New Roman" w:cs="Times New Roman"/>
         </w:rPr>
-        <w:t xml:space="preserve">7.33 </w:t>
+        <w:t xml:space="preserve">7.46 </w:t>
       </w:r>
       <w:r>
         <w:rPr>
           <w:rFonts w:hint="eastAsia" w:ascii="Times New Roman" w:hAnsi="Times New Roman" w:eastAsia="SimHei" w:cs="Times New Roman"/>
         </w:rPr>
-        <w:t>初赛讲义</w:t>
-      </w:r>
-      <w:r>
-        <w:rPr>
-          <w:rFonts w:hint="eastAsia" w:ascii="Times New Roman" w:hAnsi="Times New Roman" w:eastAsia="Times New Roman" w:cs="Times New Roman"/>
-        </w:rPr>
-        <w:t>-</w:t>
-      </w:r>
-      <w:r>
-        <w:rPr>
-          <w:rFonts w:hint="eastAsia" w:ascii="Times New Roman" w:hAnsi="Times New Roman" w:eastAsia="SimHei" w:cs="Times New Roman"/>
-        </w:rPr>
-        <w:t>金属有机化学</w:t>
-      </w:r>
-      <w:r>
-        <w:rPr>
-          <w:rFonts w:hint="eastAsia" w:ascii="Times New Roman" w:hAnsi="Times New Roman" w:eastAsia="Times New Roman" w:cs="Times New Roman"/>
-        </w:rPr>
-        <w:t>-</w:t>
-      </w:r>
-      <w:r>
-        <w:rPr>
-          <w:rFonts w:hint="eastAsia" w:ascii="Times New Roman" w:hAnsi="Times New Roman" w:eastAsia="SimHei" w:cs="Times New Roman"/>
-        </w:rPr>
-        <w:t>习题</w:t>
-      </w:r>
-      <w:r>
-        <w:rPr>
-          <w:rFonts w:hint="eastAsia" w:ascii="Times New Roman" w:hAnsi="Times New Roman" w:eastAsia="Times New Roman" w:cs="Times New Roman"/>
-        </w:rPr>
-        <w:t>5.37</w:t>
+        <w:t xml:space="preserve">金属有机化学基础</w:t>
       </w:r>
     </w:p>
     <w:p>
@@ -17758,8 +18180,8 @@
         </w:pict>
       </w:r>
     </w:p>
-    <w:bookmarkEnd w:id="69"/>
-    <w:bookmarkStart w:id="70" w:name="初赛讲义-金属有机化学-习题5.38"/>
+    <w:bookmarkEnd w:id="85"/>
+    <w:bookmarkStart w:id="86" w:name="金属有机化学基础-25"/>
     <w:p>
       <w:pPr>
         <w:pStyle w:val="Heading2"/>
@@ -17770,43 +18192,13 @@
         <w:rPr>
           <w:rFonts w:ascii="Times New Roman" w:hAnsi="Times New Roman" w:eastAsia="Times New Roman" w:cs="Times New Roman"/>
         </w:rPr>
-        <w:t xml:space="preserve">7.34 </w:t>
+        <w:t xml:space="preserve">7.47 </w:t>
       </w:r>
       <w:r>
         <w:rPr>
           <w:rFonts w:hint="eastAsia" w:ascii="Times New Roman" w:hAnsi="Times New Roman" w:eastAsia="SimHei" w:cs="Times New Roman"/>
         </w:rPr>
-        <w:t>初赛讲义</w:t>
-      </w:r>
-      <w:r>
-        <w:rPr>
-          <w:rFonts w:hint="eastAsia" w:ascii="Times New Roman" w:hAnsi="Times New Roman" w:eastAsia="Times New Roman" w:cs="Times New Roman"/>
-        </w:rPr>
-        <w:t>-</w:t>
-      </w:r>
-      <w:r>
-        <w:rPr>
-          <w:rFonts w:hint="eastAsia" w:ascii="Times New Roman" w:hAnsi="Times New Roman" w:eastAsia="SimHei" w:cs="Times New Roman"/>
-        </w:rPr>
-        <w:t>金属有机化学</w:t>
-      </w:r>
-      <w:r>
-        <w:rPr>
-          <w:rFonts w:hint="eastAsia" w:ascii="Times New Roman" w:hAnsi="Times New Roman" w:eastAsia="Times New Roman" w:cs="Times New Roman"/>
-        </w:rPr>
-        <w:t>-</w:t>
-      </w:r>
-      <w:r>
-        <w:rPr>
-          <w:rFonts w:hint="eastAsia" w:ascii="Times New Roman" w:hAnsi="Times New Roman" w:eastAsia="SimHei" w:cs="Times New Roman"/>
-        </w:rPr>
-        <w:t>习题</w:t>
-      </w:r>
-      <w:r>
-        <w:rPr>
-          <w:rFonts w:hint="eastAsia" w:ascii="Times New Roman" w:hAnsi="Times New Roman" w:eastAsia="Times New Roman" w:cs="Times New Roman"/>
-        </w:rPr>
-        <w:t>5.38</w:t>
+        <w:t xml:space="preserve">金属有机化学基础</w:t>
       </w:r>
     </w:p>
     <w:p>
@@ -17915,20 +18307,33 @@
         <w:rPr>
           <w:rFonts w:ascii="Times New Roman" w:hAnsi="Times New Roman" w:eastAsia="Times New Roman" w:cs="Times New Roman"/>
         </w:rPr>
-        <w:t xml:space="preserve"> H</w:t>
-      </w:r>
-      <w:r>
-        <w:rPr>
-          <w:rFonts w:ascii="Times New Roman" w:hAnsi="Times New Roman" w:eastAsia="Times New Roman" w:cs="Times New Roman"/>
-          <w:vertAlign w:val="subscript"/>
-        </w:rPr>
-        <w:t>2</w:t>
-      </w:r>
-      <w:r>
-        <w:rPr>
-          <w:rFonts w:ascii="Times New Roman" w:hAnsi="Times New Roman" w:eastAsia="Times New Roman" w:cs="Times New Roman"/>
-        </w:rPr>
-        <w:t xml:space="preserve"> tpda。</w:t>
+        <w:t xml:space="preserve"> </w:t>
+      </w:r>
+      <m:oMath>
+        <m:sSub>
+          <m:e>
+            <m:r>
+              <m:t>H</m:t>
+            </m:r>
+          </m:e>
+          <m:sub>
+            <m:r>
+              <m:t>2</m:t>
+            </m:r>
+          </m:sub>
+        </m:sSub>
+      </m:oMath>
+      <w:r>
+        <w:rPr>
+          <w:rFonts w:ascii="Times New Roman" w:hAnsi="Times New Roman" w:eastAsia="Times New Roman" w:cs="Times New Roman"/>
+        </w:rPr>
+        <w:t xml:space="preserve"> </w:t>
+      </w:r>
+      <w:r>
+        <w:rPr>
+          <w:rFonts w:ascii="Times New Roman" w:hAnsi="Times New Roman" w:eastAsia="Times New Roman" w:cs="Times New Roman"/>
+        </w:rPr>
+        <w:t xml:space="preserve">tpda。</w:t>
       </w:r>
     </w:p>
     <w:p>
@@ -18488,8 +18893,8 @@
         </w:pict>
       </w:r>
     </w:p>
-    <w:bookmarkEnd w:id="70"/>
-    <w:bookmarkStart w:id="71" w:name="初赛讲义-金属有机化学-习题5.39"/>
+    <w:bookmarkEnd w:id="86"/>
+    <w:bookmarkStart w:id="87" w:name="金属有机化学基础-26"/>
     <w:p>
       <w:pPr>
         <w:pStyle w:val="Heading2"/>
@@ -18500,43 +18905,13 @@
         <w:rPr>
           <w:rFonts w:ascii="Times New Roman" w:hAnsi="Times New Roman" w:eastAsia="Times New Roman" w:cs="Times New Roman"/>
         </w:rPr>
-        <w:t xml:space="preserve">7.35 </w:t>
+        <w:t xml:space="preserve">7.48 </w:t>
       </w:r>
       <w:r>
         <w:rPr>
           <w:rFonts w:hint="eastAsia" w:ascii="Times New Roman" w:hAnsi="Times New Roman" w:eastAsia="SimHei" w:cs="Times New Roman"/>
         </w:rPr>
-        <w:t>初赛讲义</w:t>
-      </w:r>
-      <w:r>
-        <w:rPr>
-          <w:rFonts w:hint="eastAsia" w:ascii="Times New Roman" w:hAnsi="Times New Roman" w:eastAsia="Times New Roman" w:cs="Times New Roman"/>
-        </w:rPr>
-        <w:t>-</w:t>
-      </w:r>
-      <w:r>
-        <w:rPr>
-          <w:rFonts w:hint="eastAsia" w:ascii="Times New Roman" w:hAnsi="Times New Roman" w:eastAsia="SimHei" w:cs="Times New Roman"/>
-        </w:rPr>
-        <w:t>金属有机化学</w:t>
-      </w:r>
-      <w:r>
-        <w:rPr>
-          <w:rFonts w:hint="eastAsia" w:ascii="Times New Roman" w:hAnsi="Times New Roman" w:eastAsia="Times New Roman" w:cs="Times New Roman"/>
-        </w:rPr>
-        <w:t>-</w:t>
-      </w:r>
-      <w:r>
-        <w:rPr>
-          <w:rFonts w:hint="eastAsia" w:ascii="Times New Roman" w:hAnsi="Times New Roman" w:eastAsia="SimHei" w:cs="Times New Roman"/>
-        </w:rPr>
-        <w:t>习题</w:t>
-      </w:r>
-      <w:r>
-        <w:rPr>
-          <w:rFonts w:hint="eastAsia" w:ascii="Times New Roman" w:hAnsi="Times New Roman" w:eastAsia="Times New Roman" w:cs="Times New Roman"/>
-        </w:rPr>
-        <w:t>5.39</w:t>
+        <w:t xml:space="preserve">金属有机化学基础</w:t>
       </w:r>
     </w:p>
     <w:p>
@@ -19219,771 +19594,24 @@
         <w:rPr>
           <w:rFonts w:ascii="Times New Roman" w:hAnsi="Times New Roman" w:eastAsia="Times New Roman" w:cs="Times New Roman"/>
         </w:rPr>
-        <w:t xml:space="preserve"> HBF</w:t>
-      </w:r>
-      <w:r>
-        <w:rPr>
-          <w:rFonts w:ascii="Times New Roman" w:hAnsi="Times New Roman" w:eastAsia="Times New Roman" w:cs="Times New Roman"/>
-          <w:vertAlign w:val="subscript"/>
-        </w:rPr>
-        <w:t>4</w:t>
-      </w:r>
-      <w:r>
-        <w:rPr>
-          <w:rFonts w:ascii="Times New Roman" w:hAnsi="Times New Roman" w:eastAsia="Times New Roman" w:cs="Times New Roman"/>
-        </w:rPr>
-        <w:t xml:space="preserve"> </w:t>
-      </w:r>
-      <w:r>
-        <w:rPr>
-          <w:rFonts w:hint="eastAsia" w:ascii="Times New Roman" w:hAnsi="Times New Roman" w:eastAsia="FangSong" w:cs="Times New Roman"/>
-        </w:rPr>
-        <w:t>质子化该溶液</w:t>
-      </w:r>
-      <w:r>
-        <w:rPr>
-          <w:rFonts w:hint="eastAsia" w:ascii="Times New Roman" w:hAnsi="Times New Roman" w:eastAsia="Times New Roman" w:cs="Times New Roman"/>
-        </w:rPr>
-        <w:t>，</w:t>
-      </w:r>
-      <w:r>
-        <w:rPr>
-          <w:rFonts w:hint="eastAsia" w:ascii="Times New Roman" w:hAnsi="Times New Roman" w:eastAsia="FangSong" w:cs="Times New Roman"/>
-        </w:rPr>
-        <w:t>获得</w:t>
-      </w:r>
-      <w:r>
-        <w:rPr>
-          <w:rFonts w:ascii="Times New Roman" w:hAnsi="Times New Roman" w:eastAsia="Times New Roman" w:cs="Times New Roman"/>
-        </w:rPr>
-        <w:t xml:space="preserve"> G、J </w:t>
-      </w:r>
-      <w:r>
-        <w:rPr>
-          <w:rFonts w:hint="eastAsia" w:ascii="Times New Roman" w:hAnsi="Times New Roman" w:eastAsia="FangSong" w:cs="Times New Roman"/>
-        </w:rPr>
-        <w:t>的平衡混合物溶液</w:t>
-      </w:r>
-      <w:r>
-        <w:rPr>
-          <w:rFonts w:hint="eastAsia" w:ascii="Times New Roman" w:hAnsi="Times New Roman" w:eastAsia="Times New Roman" w:cs="Times New Roman"/>
-        </w:rPr>
-        <w:t>，</w:t>
-      </w:r>
-      <w:r>
-        <w:rPr>
-          <w:rFonts w:hint="eastAsia" w:ascii="Times New Roman" w:hAnsi="Times New Roman" w:eastAsia="FangSong" w:cs="Times New Roman"/>
-        </w:rPr>
-        <w:t>颜色为黄水仙色</w:t>
-      </w:r>
-      <w:r>
-        <w:rPr>
-          <w:rFonts w:hint="eastAsia" w:ascii="Times New Roman" w:hAnsi="Times New Roman" w:eastAsia="Times New Roman" w:cs="Times New Roman"/>
-        </w:rPr>
-        <w:t>，</w:t>
-      </w:r>
-      <w:r>
-        <w:rPr>
-          <w:rFonts w:hint="eastAsia" w:ascii="Times New Roman" w:hAnsi="Times New Roman" w:eastAsia="FangSong" w:cs="Times New Roman"/>
-        </w:rPr>
-        <w:t>电导和</w:t>
-      </w:r>
-      <w:r>
-        <w:rPr>
-          <w:rFonts w:ascii="Times New Roman" w:hAnsi="Times New Roman" w:eastAsia="Times New Roman" w:cs="Times New Roman"/>
-        </w:rPr>
-        <w:t xml:space="preserve"> LiAlH</w:t>
-      </w:r>
-      <w:r>
-        <w:rPr>
-          <w:rFonts w:ascii="Times New Roman" w:hAnsi="Times New Roman" w:eastAsia="Times New Roman" w:cs="Times New Roman"/>
-          <w:vertAlign w:val="subscript"/>
-        </w:rPr>
-        <w:t>4</w:t>
-      </w:r>
-      <w:r>
-        <w:rPr>
-          <w:rFonts w:ascii="Times New Roman" w:hAnsi="Times New Roman" w:eastAsia="Times New Roman" w:cs="Times New Roman"/>
-        </w:rPr>
-        <w:t xml:space="preserve"> </w:t>
-      </w:r>
-      <w:r>
-        <w:rPr>
-          <w:rFonts w:hint="eastAsia" w:ascii="Times New Roman" w:hAnsi="Times New Roman" w:eastAsia="FangSong" w:cs="Times New Roman"/>
-        </w:rPr>
-        <w:t>比较接近</w:t>
-      </w:r>
-      <w:r>
-        <w:rPr>
-          <w:rFonts w:hint="eastAsia" w:ascii="Times New Roman" w:hAnsi="Times New Roman" w:eastAsia="Times New Roman" w:cs="Times New Roman"/>
-        </w:rPr>
-        <w:t>。</w:t>
-      </w:r>
-      <w:r>
-        <w:rPr>
-          <w:rFonts w:hint="eastAsia" w:ascii="Times New Roman" w:hAnsi="Times New Roman" w:eastAsia="FangSong" w:cs="Times New Roman"/>
-        </w:rPr>
-        <w:t>已知</w:t>
-      </w:r>
-      <w:r>
-        <w:rPr>
-          <w:rFonts w:ascii="Times New Roman" w:hAnsi="Times New Roman" w:eastAsia="Times New Roman" w:cs="Times New Roman"/>
-        </w:rPr>
-        <w:t xml:space="preserve"> D、E、G </w:t>
-      </w:r>
-      <w:r>
-        <w:rPr>
-          <w:rFonts w:hint="eastAsia" w:ascii="Times New Roman" w:hAnsi="Times New Roman" w:eastAsia="FangSong" w:cs="Times New Roman"/>
-        </w:rPr>
-        <w:t xml:space="preserve">中金属的配位数都是</w:t>
-      </w:r>
-      <w:r>
-        <w:rPr>
-          <w:rFonts w:ascii="Times New Roman" w:hAnsi="Times New Roman" w:eastAsia="Times New Roman" w:cs="Times New Roman"/>
-        </w:rPr>
-        <w:t xml:space="preserve"> 7、J </w:t>
-      </w:r>
-      <w:r>
-        <w:rPr>
-          <w:rFonts w:hint="eastAsia" w:ascii="Times New Roman" w:hAnsi="Times New Roman" w:eastAsia="FangSong" w:cs="Times New Roman"/>
-        </w:rPr>
-        <w:t xml:space="preserve">中金属的配位数是</w:t>
-      </w:r>
-      <w:r>
-        <w:rPr>
-          <w:rFonts w:ascii="Times New Roman" w:hAnsi="Times New Roman" w:eastAsia="Times New Roman" w:cs="Times New Roman"/>
-        </w:rPr>
-        <w:t xml:space="preserve"> 8。</w:t>
-      </w:r>
-    </w:p>
-    <w:p>
-      <w:pPr>
-        <w:pStyle w:val="Compact"/>
-        <w:numPr>
-          <w:ilvl w:val="0"/>
-          <w:numId w:val="1014"/>
-        </w:numPr>
-      </w:pPr>
-      <w:r>
-        <w:rPr>
-          <w:rFonts w:hint="eastAsia" w:ascii="Times New Roman" w:hAnsi="Times New Roman" w:eastAsia="FangSong" w:cs="Times New Roman"/>
-        </w:rPr>
-        <w:t xml:space="preserve">确定</w:t>
-      </w:r>
-      <w:r>
-        <w:rPr>
-          <w:rFonts w:ascii="Times New Roman" w:hAnsi="Times New Roman" w:eastAsia="Times New Roman" w:cs="Times New Roman"/>
-        </w:rPr>
-        <w:t xml:space="preserve"> M </w:t>
-      </w:r>
-      <w:r>
-        <w:rPr>
-          <w:rFonts w:hint="eastAsia" w:ascii="Times New Roman" w:hAnsi="Times New Roman" w:eastAsia="FangSong" w:cs="Times New Roman"/>
-        </w:rPr>
-        <w:t xml:space="preserve">和</w:t>
-      </w:r>
-      <w:r>
-        <w:rPr>
-          <w:rFonts w:ascii="Times New Roman" w:hAnsi="Times New Roman" w:eastAsia="Times New Roman" w:cs="Times New Roman"/>
-        </w:rPr>
-        <w:t xml:space="preserve"> B </w:t>
-      </w:r>
-      <w:r>
-        <w:rPr>
-          <w:rFonts w:hint="eastAsia" w:ascii="Times New Roman" w:hAnsi="Times New Roman" w:eastAsia="FangSong" w:cs="Times New Roman"/>
-        </w:rPr>
-        <w:t>的化学式</w:t>
-      </w:r>
-      <w:r>
-        <w:rPr>
-          <w:rFonts w:hint="eastAsia" w:ascii="Times New Roman" w:hAnsi="Times New Roman" w:eastAsia="Times New Roman" w:cs="Times New Roman"/>
-        </w:rPr>
-        <w:t>。</w:t>
-      </w:r>
-    </w:p>
-    <w:p>
-      <w:pPr>
-        <w:pStyle w:val="Compact"/>
-        <w:numPr>
-          <w:ilvl w:val="0"/>
-          <w:numId w:val="1014"/>
-        </w:numPr>
-      </w:pPr>
-      <w:r>
-        <w:rPr>
-          <w:rFonts w:hint="eastAsia" w:ascii="Times New Roman" w:hAnsi="Times New Roman" w:eastAsia="FangSong" w:cs="Times New Roman"/>
-        </w:rPr>
-        <w:t xml:space="preserve">确定非电解质</w:t>
-      </w:r>
-      <w:r>
-        <w:rPr>
-          <w:rFonts w:ascii="Times New Roman" w:hAnsi="Times New Roman" w:eastAsia="Times New Roman" w:cs="Times New Roman"/>
-        </w:rPr>
-        <w:t xml:space="preserve"> C~E </w:t>
-      </w:r>
-      <w:r>
-        <w:rPr>
-          <w:rFonts w:hint="eastAsia" w:ascii="Times New Roman" w:hAnsi="Times New Roman" w:eastAsia="FangSong" w:cs="Times New Roman"/>
-        </w:rPr>
-        <w:t>的化学式</w:t>
-      </w:r>
-      <w:r>
-        <w:rPr>
-          <w:rFonts w:hint="eastAsia" w:ascii="Times New Roman" w:hAnsi="Times New Roman" w:eastAsia="Times New Roman" w:cs="Times New Roman"/>
-        </w:rPr>
-        <w:t>,</w:t>
-      </w:r>
-      <w:r>
-        <w:rPr>
-          <w:rFonts w:ascii="Times New Roman" w:hAnsi="Times New Roman" w:eastAsia="Times New Roman" w:cs="Times New Roman"/>
-        </w:rPr>
-        <w:t xml:space="preserve"> </w:t>
-      </w:r>
-      <w:r>
-        <w:rPr>
-          <w:rFonts w:hint="eastAsia" w:ascii="Times New Roman" w:hAnsi="Times New Roman" w:eastAsia="FangSong" w:cs="Times New Roman"/>
-        </w:rPr>
-        <w:t xml:space="preserve">其中</w:t>
-      </w:r>
-      <w:r>
-        <w:rPr>
-          <w:rFonts w:ascii="Times New Roman" w:hAnsi="Times New Roman" w:eastAsia="Times New Roman" w:cs="Times New Roman"/>
-        </w:rPr>
-        <w:t xml:space="preserve"> M </w:t>
-      </w:r>
-      <w:r>
-        <w:rPr>
-          <w:rFonts w:hint="eastAsia" w:ascii="Times New Roman" w:hAnsi="Times New Roman" w:eastAsia="FangSong" w:cs="Times New Roman"/>
-        </w:rPr>
-        <w:t>都是三价</w:t>
-      </w:r>
-      <w:r>
-        <w:rPr>
-          <w:rFonts w:hint="eastAsia" w:ascii="Times New Roman" w:hAnsi="Times New Roman" w:eastAsia="Times New Roman" w:cs="Times New Roman"/>
-        </w:rPr>
-        <w:t>。</w:t>
-      </w:r>
-      <w:r>
-        <w:rPr>
-          <w:rFonts w:hint="eastAsia" w:ascii="Times New Roman" w:hAnsi="Times New Roman" w:eastAsia="FangSong" w:cs="Times New Roman"/>
-        </w:rPr>
-        <w:t>据此计算</w:t>
-      </w:r>
-      <w:r>
-        <w:rPr>
-          <w:rFonts w:ascii="Times New Roman" w:hAnsi="Times New Roman" w:eastAsia="Times New Roman" w:cs="Times New Roman"/>
-        </w:rPr>
-        <w:t xml:space="preserve"> m。</w:t>
-      </w:r>
-    </w:p>
-    <w:p>
-      <w:pPr>
-        <w:pStyle w:val="Compact"/>
-        <w:numPr>
-          <w:ilvl w:val="0"/>
-          <w:numId w:val="1014"/>
-        </w:numPr>
-      </w:pPr>
-      <w:r>
-        <w:rPr>
-          <w:rFonts w:hint="eastAsia" w:ascii="Times New Roman" w:hAnsi="Times New Roman" w:eastAsia="FangSong" w:cs="Times New Roman"/>
-        </w:rPr>
-        <w:t xml:space="preserve">确定</w:t>
-      </w:r>
-      <w:r>
-        <w:rPr>
-          <w:rFonts w:ascii="Times New Roman" w:hAnsi="Times New Roman" w:eastAsia="Times New Roman" w:cs="Times New Roman"/>
-        </w:rPr>
-        <w:t xml:space="preserve"> G、J </w:t>
-      </w:r>
-      <w:r>
-        <w:rPr>
-          <w:rFonts w:hint="eastAsia" w:ascii="Times New Roman" w:hAnsi="Times New Roman" w:eastAsia="FangSong" w:cs="Times New Roman"/>
-        </w:rPr>
-        <w:t>的化学式</w:t>
-      </w:r>
-      <w:r>
-        <w:rPr>
-          <w:rFonts w:hint="eastAsia" w:ascii="Times New Roman" w:hAnsi="Times New Roman" w:eastAsia="Times New Roman" w:cs="Times New Roman"/>
-        </w:rPr>
-        <w:t>。</w:t>
-      </w:r>
-      <w:r>
-        <w:rPr>
-          <w:rFonts w:hint="eastAsia" w:ascii="Times New Roman" w:hAnsi="Times New Roman" w:eastAsia="FangSong" w:cs="Times New Roman"/>
-        </w:rPr>
-        <w:t>已知</w:t>
-      </w:r>
-      <w:r>
-        <w:rPr>
-          <w:rFonts w:ascii="Times New Roman" w:hAnsi="Times New Roman" w:eastAsia="Times New Roman" w:cs="Times New Roman"/>
-        </w:rPr>
-        <w:t xml:space="preserve"> J </w:t>
-      </w:r>
-      <w:r>
-        <w:rPr>
-          <w:rFonts w:hint="eastAsia" w:ascii="Times New Roman" w:hAnsi="Times New Roman" w:eastAsia="FangSong" w:cs="Times New Roman"/>
-        </w:rPr>
-        <w:t xml:space="preserve">的红外光谱在</w:t>
-      </w:r>
-      <w:r>
-        <w:rPr>
-          <w:rFonts w:ascii="Times New Roman" w:hAnsi="Times New Roman" w:eastAsia="Times New Roman" w:cs="Times New Roman"/>
-        </w:rPr>
-        <w:t xml:space="preserve"> 2692cm</w:t>
-      </w:r>
-      <w:r>
-        <w:rPr>
-          <w:rFonts w:ascii="Times New Roman" w:hAnsi="Times New Roman" w:eastAsia="Times New Roman" w:cs="Times New Roman"/>
-          <w:vertAlign w:val="superscript"/>
-        </w:rPr>
-        <w:t>-1</w:t>
-      </w:r>
-      <w:r>
-        <w:rPr>
-          <w:rFonts w:ascii="Times New Roman" w:hAnsi="Times New Roman" w:eastAsia="Times New Roman" w:cs="Times New Roman"/>
-        </w:rPr>
-        <w:t xml:space="preserve"> </w:t>
-      </w:r>
-      <w:r>
-        <w:rPr>
-          <w:rFonts w:hint="eastAsia" w:ascii="Times New Roman" w:hAnsi="Times New Roman" w:eastAsia="FangSong" w:cs="Times New Roman"/>
-        </w:rPr>
-        <w:t>有两个峰</w:t>
-      </w:r>
-      <w:r>
-        <w:rPr>
-          <w:rFonts w:hint="eastAsia" w:ascii="Times New Roman" w:hAnsi="Times New Roman" w:eastAsia="Times New Roman" w:cs="Times New Roman"/>
-        </w:rPr>
-        <w:t>。(</w:t>
-      </w:r>
-      <w:r>
-        <w:rPr>
-          <w:rFonts w:hint="eastAsia" w:ascii="Times New Roman" w:hAnsi="Times New Roman" w:eastAsia="FangSong" w:cs="Times New Roman"/>
-        </w:rPr>
-        <w:t>参考</w:t>
-      </w:r>
-      <w:r>
-        <w:rPr>
-          <w:rFonts w:hint="eastAsia" w:ascii="Times New Roman" w:hAnsi="Times New Roman" w:eastAsia="Times New Roman" w:cs="Times New Roman"/>
-        </w:rPr>
-        <w:t>:KML</w:t>
-      </w:r>
-      <w:r>
-        <w:rPr>
-          <w:rFonts w:hint="eastAsia" w:ascii="Times New Roman" w:hAnsi="Times New Roman" w:eastAsia="Times New Roman" w:cs="Times New Roman"/>
-          <w:vertAlign w:val="subscript"/>
-        </w:rPr>
-        <w:t>4</w:t>
-      </w:r>
-      <w:r>
-        <w:rPr>
-          <w:rFonts w:ascii="Times New Roman" w:hAnsi="Times New Roman" w:eastAsia="Times New Roman" w:cs="Times New Roman"/>
-        </w:rPr>
-        <w:t xml:space="preserve"> </w:t>
-      </w:r>
-      <w:r>
-        <w:rPr>
-          <w:rFonts w:hint="eastAsia" w:ascii="Times New Roman" w:hAnsi="Times New Roman" w:eastAsia="FangSong" w:cs="Times New Roman"/>
-        </w:rPr>
-        <w:t>的红外光谱峰为</w:t>
-      </w:r>
-      <w:r>
-        <w:rPr>
-          <w:rFonts w:hint="eastAsia" w:ascii="Times New Roman" w:hAnsi="Times New Roman" w:eastAsia="Times New Roman" w:cs="Times New Roman"/>
-        </w:rPr>
-        <w:t>1828cm</w:t>
-      </w:r>
-      <w:r>
-        <w:rPr>
-          <w:rFonts w:hint="eastAsia" w:ascii="Times New Roman" w:hAnsi="Times New Roman" w:eastAsia="Times New Roman" w:cs="Times New Roman"/>
-          <w:vertAlign w:val="superscript"/>
-        </w:rPr>
-        <w:t>-1</w:t>
-      </w:r>
-      <w:r>
-        <w:rPr>
-          <w:rFonts w:hint="eastAsia" w:ascii="Times New Roman" w:hAnsi="Times New Roman" w:eastAsia="Times New Roman" w:cs="Times New Roman"/>
-        </w:rPr>
-        <w:t>)</w:t>
-      </w:r>
-    </w:p>
-    <w:p>
-      <w:pPr>
-        <w:pStyle w:val="Compact"/>
-        <w:numPr>
-          <w:ilvl w:val="0"/>
-          <w:numId w:val="1014"/>
-        </w:numPr>
-      </w:pPr>
-      <w:r>
-        <w:rPr>
-          <w:rFonts w:hint="eastAsia" w:ascii="Times New Roman" w:hAnsi="Times New Roman" w:eastAsia="FangSong" w:cs="Times New Roman"/>
-        </w:rPr>
-        <w:t xml:space="preserve">建议一个</w:t>
-      </w:r>
-      <w:r>
-        <w:rPr>
-          <w:rFonts w:ascii="Times New Roman" w:hAnsi="Times New Roman" w:eastAsia="Times New Roman" w:cs="Times New Roman"/>
-        </w:rPr>
         <w:t xml:space="preserve"> </w:t>
       </w:r>
       <m:oMath>
         <m:r>
-          <m:rPr>
-            <m:sty m:val="bi"/>
-          </m:rPr>
-          <m:t>G</m:t>
-        </m:r>
-        <m:r>
-          <m:rPr>
-            <m:sty m:val="p"/>
-          </m:rPr>
-          <m:t>⇌</m:t>
-        </m:r>
-        <m:r>
-          <m:rPr>
-            <m:sty m:val="bi"/>
-          </m:rPr>
-          <m:t>J</m:t>
-        </m:r>
-      </m:oMath>
-      <w:r>
-        <w:rPr>
-          <w:rFonts w:ascii="Times New Roman" w:hAnsi="Times New Roman" w:eastAsia="Times New Roman" w:cs="Times New Roman"/>
-        </w:rPr>
-        <w:t xml:space="preserve"> </w:t>
-      </w:r>
-      <w:r>
-        <w:rPr>
-          <w:rFonts w:hint="eastAsia" w:ascii="Times New Roman" w:hAnsi="Times New Roman" w:eastAsia="FangSong" w:cs="Times New Roman"/>
-        </w:rPr>
-        <w:t>过程中的中间体的结构</w:t>
-      </w:r>
-      <w:r>
-        <w:rPr>
-          <w:rFonts w:hint="eastAsia" w:ascii="Times New Roman" w:hAnsi="Times New Roman" w:eastAsia="Times New Roman" w:cs="Times New Roman"/>
-        </w:rPr>
-        <w:t>。G、J</w:t>
-      </w:r>
-      <w:r>
-        <w:rPr>
-          <w:rFonts w:ascii="Times New Roman" w:hAnsi="Times New Roman" w:eastAsia="Times New Roman" w:cs="Times New Roman"/>
-        </w:rPr>
-        <w:t xml:space="preserve"> </w:t>
-      </w:r>
-      <w:r>
-        <w:rPr>
-          <w:rFonts w:hint="eastAsia" w:ascii="Times New Roman" w:hAnsi="Times New Roman" w:eastAsia="FangSong" w:cs="Times New Roman"/>
-        </w:rPr>
-        <w:t xml:space="preserve">和中间体中</w:t>
-      </w:r>
-      <w:r>
-        <w:rPr>
-          <w:rFonts w:ascii="Times New Roman" w:hAnsi="Times New Roman" w:eastAsia="Times New Roman" w:cs="Times New Roman"/>
-        </w:rPr>
-        <w:t xml:space="preserve"> L—L </w:t>
-      </w:r>
-      <w:r>
-        <w:rPr>
-          <w:rFonts w:hint="eastAsia" w:ascii="Times New Roman" w:hAnsi="Times New Roman" w:eastAsia="FangSong" w:cs="Times New Roman"/>
-        </w:rPr>
-        <w:t xml:space="preserve">键长分别为</w:t>
-      </w:r>
-      <w:r>
-        <w:rPr>
-          <w:rFonts w:ascii="Times New Roman" w:hAnsi="Times New Roman" w:eastAsia="Times New Roman" w:cs="Times New Roman"/>
-        </w:rPr>
-        <w:t xml:space="preserve"> 0.084、0.160 </w:t>
-      </w:r>
-      <w:r>
-        <w:rPr>
-          <w:rFonts w:hint="eastAsia" w:ascii="Times New Roman" w:hAnsi="Times New Roman" w:eastAsia="FangSong" w:cs="Times New Roman"/>
-        </w:rPr>
-        <w:t xml:space="preserve">和</w:t>
-      </w:r>
-      <w:r>
-        <w:rPr>
-          <w:rFonts w:ascii="Times New Roman" w:hAnsi="Times New Roman" w:eastAsia="Times New Roman" w:cs="Times New Roman"/>
-        </w:rPr>
-        <w:t xml:space="preserve"> 0.138nm。</w:t>
-      </w:r>
-    </w:p>
-    <w:p>
-      <w:pPr>
-        <w:pStyle w:val="FirstParagraph"/>
-      </w:pPr>
-      <w:r>
-        <w:rPr>
-          <w:rFonts w:ascii="Times New Roman" w:hAnsi="Times New Roman" w:eastAsia="Times New Roman" w:cs="Times New Roman"/>
-        </w:rPr>
-        <w:t xml:space="preserve">(Journal of the American Chemical Society 112, No. 19 (1990): 6912-6918)</w:t>
-      </w:r>
-    </w:p>
-    <w:p>
-      <w:pPr>
-        <w:pStyle w:val="BodyText"/>
-      </w:pPr>
-      <w:r>
-        <w:rPr>
-          <w:rFonts w:hint="eastAsia" w:ascii="Times New Roman" w:hAnsi="Times New Roman" w:eastAsia="FangSong" w:cs="Times New Roman"/>
-          <w:b/>
-          <w:bCs/>
-        </w:rPr>
-        <w:t xml:space="preserve">来源</w:t>
-      </w:r>
-      <w:r>
-        <w:rPr>
-          <w:rFonts w:hint="eastAsia" w:ascii="Times New Roman" w:hAnsi="Times New Roman" w:eastAsia="Times New Roman" w:cs="Times New Roman"/>
-        </w:rPr>
-        <w:t>：</w:t>
-      </w:r>
-      <w:r>
-        <w:rPr>
-          <w:rFonts w:hint="eastAsia" w:ascii="Times New Roman" w:hAnsi="Times New Roman" w:eastAsia="FangSong" w:cs="Times New Roman"/>
-        </w:rPr>
-        <w:t>化学竞赛初赛讲义</w:t>
-      </w:r>
-      <w:r>
-        <w:rPr>
-          <w:rFonts w:ascii="Times New Roman" w:hAnsi="Times New Roman" w:eastAsia="Times New Roman" w:cs="Times New Roman"/>
-        </w:rPr>
-        <w:t xml:space="preserve"> </w:t>
-      </w:r>
-      <w:r>
-        <w:rPr>
-          <w:rFonts w:hint="eastAsia" w:ascii="Times New Roman" w:hAnsi="Times New Roman" w:eastAsia="FangSong" w:cs="Times New Roman"/>
-        </w:rPr>
-        <w:t>第</w:t>
-      </w:r>
-      <w:r>
-        <w:rPr>
-          <w:rFonts w:hint="eastAsia" w:ascii="Times New Roman" w:hAnsi="Times New Roman" w:eastAsia="Times New Roman" w:cs="Times New Roman"/>
-        </w:rPr>
-        <w:t>5</w:t>
-      </w:r>
-      <w:r>
-        <w:rPr>
-          <w:rFonts w:hint="eastAsia" w:ascii="Times New Roman" w:hAnsi="Times New Roman" w:eastAsia="FangSong" w:cs="Times New Roman"/>
-        </w:rPr>
-        <w:t>讲</w:t>
-      </w:r>
-      <w:r>
-        <w:rPr>
-          <w:rFonts w:ascii="Times New Roman" w:hAnsi="Times New Roman" w:eastAsia="Times New Roman" w:cs="Times New Roman"/>
-        </w:rPr>
-        <w:t xml:space="preserve"> </w:t>
-      </w:r>
-      <w:r>
-        <w:rPr>
-          <w:rFonts w:hint="eastAsia" w:ascii="Times New Roman" w:hAnsi="Times New Roman" w:eastAsia="FangSong" w:cs="Times New Roman"/>
-        </w:rPr>
-        <w:t xml:space="preserve">习题</w:t>
-      </w:r>
-    </w:p>
-    <w:p>
-      <w:pPr>
-        <w:pStyle w:val="BlockText"/>
-      </w:pPr>
-      <w:r>
-        <w:rPr>
-          <w:rFonts w:hint="eastAsia" w:ascii="Times New Roman" w:hAnsi="Times New Roman" w:eastAsia="FangSong" w:cs="Times New Roman"/>
-        </w:rPr>
-        <w:t xml:space="preserve">答案见</w:t>
-      </w:r>
-      <w:r>
-        <w:rPr>
-          <w:rFonts w:ascii="Times New Roman" w:hAnsi="Times New Roman" w:eastAsia="Times New Roman" w:cs="Times New Roman"/>
-        </w:rPr>
-        <w:t xml:space="preserve"> </w:t>
-      </w:r>
-      <w:r>
-        <w:rPr>
-          <w:rFonts w:hint="eastAsia" w:ascii="Times New Roman" w:hAnsi="Times New Roman" w:eastAsia="Times New Roman" w:cs="Times New Roman"/>
-        </w:rPr>
-        <w:t>04-</w:t>
-      </w:r>
-      <w:r>
-        <w:rPr>
-          <w:rFonts w:hint="eastAsia" w:ascii="Times New Roman" w:hAnsi="Times New Roman" w:eastAsia="FangSong" w:cs="Times New Roman"/>
-        </w:rPr>
-        <w:t>题库</w:t>
-      </w:r>
-      <w:r>
-        <w:rPr>
-          <w:rFonts w:hint="eastAsia" w:ascii="Times New Roman" w:hAnsi="Times New Roman" w:eastAsia="Times New Roman" w:cs="Times New Roman"/>
-        </w:rPr>
-        <w:t>/</w:t>
-      </w:r>
-      <w:r>
-        <w:rPr>
-          <w:rFonts w:hint="eastAsia" w:ascii="Times New Roman" w:hAnsi="Times New Roman" w:eastAsia="FangSong" w:cs="Times New Roman"/>
-        </w:rPr>
-        <w:t>教材习题</w:t>
-      </w:r>
-      <w:r>
-        <w:rPr>
-          <w:rFonts w:hint="eastAsia" w:ascii="Times New Roman" w:hAnsi="Times New Roman" w:eastAsia="Times New Roman" w:cs="Times New Roman"/>
-        </w:rPr>
-        <w:t>/</w:t>
-      </w:r>
-      <w:r>
-        <w:rPr>
-          <w:rFonts w:hint="eastAsia" w:ascii="Times New Roman" w:hAnsi="Times New Roman" w:eastAsia="FangSong" w:cs="Times New Roman"/>
-        </w:rPr>
-        <w:t>化学竞赛初赛讲义</w:t>
-      </w:r>
-      <w:r>
-        <w:rPr>
-          <w:rFonts w:hint="eastAsia" w:ascii="Times New Roman" w:hAnsi="Times New Roman" w:eastAsia="Times New Roman" w:cs="Times New Roman"/>
-        </w:rPr>
-        <w:t>/</w:t>
-      </w:r>
-      <w:r>
-        <w:rPr>
-          <w:rFonts w:hint="eastAsia" w:ascii="Times New Roman" w:hAnsi="Times New Roman" w:eastAsia="FangSong" w:cs="Times New Roman"/>
-        </w:rPr>
-        <w:t>答案</w:t>
-      </w:r>
-      <w:r>
-        <w:rPr>
-          <w:rFonts w:hint="eastAsia" w:ascii="Times New Roman" w:hAnsi="Times New Roman" w:eastAsia="Times New Roman" w:cs="Times New Roman"/>
-        </w:rPr>
-        <w:t>/</w:t>
-      </w:r>
-      <w:r>
-        <w:rPr>
-          <w:rFonts w:hint="eastAsia" w:ascii="Times New Roman" w:hAnsi="Times New Roman" w:eastAsia="FangSong" w:cs="Times New Roman"/>
-        </w:rPr>
-        <w:t>第</w:t>
-      </w:r>
-      <w:r>
-        <w:rPr>
-          <w:rFonts w:hint="eastAsia" w:ascii="Times New Roman" w:hAnsi="Times New Roman" w:eastAsia="Times New Roman" w:cs="Times New Roman"/>
-        </w:rPr>
-        <w:t>5</w:t>
-      </w:r>
-      <w:r>
-        <w:rPr>
-          <w:rFonts w:hint="eastAsia" w:ascii="Times New Roman" w:hAnsi="Times New Roman" w:eastAsia="FangSong" w:cs="Times New Roman"/>
-        </w:rPr>
-        <w:t>讲</w:t>
-      </w:r>
-      <w:r>
-        <w:rPr>
-          <w:rFonts w:hint="eastAsia" w:ascii="Times New Roman" w:hAnsi="Times New Roman" w:eastAsia="Times New Roman" w:cs="Times New Roman"/>
-        </w:rPr>
-        <w:t>-</w:t>
-      </w:r>
-      <w:r>
-        <w:rPr>
-          <w:rFonts w:hint="eastAsia" w:ascii="Times New Roman" w:hAnsi="Times New Roman" w:eastAsia="FangSong" w:cs="Times New Roman"/>
-        </w:rPr>
-        <w:t>金属有机化学</w:t>
-      </w:r>
-      <w:r>
-        <w:rPr>
-          <w:rFonts w:hint="eastAsia" w:ascii="Times New Roman" w:hAnsi="Times New Roman" w:eastAsia="Times New Roman" w:cs="Times New Roman"/>
-        </w:rPr>
-        <w:t>-</w:t>
-      </w:r>
-      <w:r>
-        <w:rPr>
-          <w:rFonts w:hint="eastAsia" w:ascii="Times New Roman" w:hAnsi="Times New Roman" w:eastAsia="FangSong" w:cs="Times New Roman"/>
-        </w:rPr>
-        <w:t>答案</w:t>
-      </w:r>
-    </w:p>
-    <w:p>
-      <w:pPr>
-        <w:spacing w:before="160" w:after="80"/>
-      </w:pPr>
-      <w:r>
-        <w:pict>
-          <v:rect style="width:0;height:1.5pt" o:hralign="center" o:hrstd="t" o:hr="t"/>
-        </w:pict>
-      </w:r>
-    </w:p>
-    <w:bookmarkEnd w:id="71"/>
-    <w:bookmarkStart w:id="72" w:name="初赛讲义-金属有机化学-习题5.2"/>
-    <w:p>
-      <w:pPr>
-        <w:pStyle w:val="Heading2"/>
-        <w:spacing w:before="280" w:after="80"/>
-        <w:keepNext/>
-      </w:pPr>
-      <w:r>
-        <w:rPr>
-          <w:rFonts w:ascii="Times New Roman" w:hAnsi="Times New Roman" w:eastAsia="Times New Roman" w:cs="Times New Roman"/>
-        </w:rPr>
-        <w:t xml:space="preserve">7.36 </w:t>
-      </w:r>
-      <w:r>
-        <w:rPr>
-          <w:rFonts w:hint="eastAsia" w:ascii="Times New Roman" w:hAnsi="Times New Roman" w:eastAsia="SimHei" w:cs="Times New Roman"/>
-        </w:rPr>
-        <w:t>初赛讲义</w:t>
-      </w:r>
-      <w:r>
-        <w:rPr>
-          <w:rFonts w:hint="eastAsia" w:ascii="Times New Roman" w:hAnsi="Times New Roman" w:eastAsia="Times New Roman" w:cs="Times New Roman"/>
-        </w:rPr>
-        <w:t>-</w:t>
-      </w:r>
-      <w:r>
-        <w:rPr>
-          <w:rFonts w:hint="eastAsia" w:ascii="Times New Roman" w:hAnsi="Times New Roman" w:eastAsia="SimHei" w:cs="Times New Roman"/>
-        </w:rPr>
-        <w:t>金属有机化学</w:t>
-      </w:r>
-      <w:r>
-        <w:rPr>
-          <w:rFonts w:hint="eastAsia" w:ascii="Times New Roman" w:hAnsi="Times New Roman" w:eastAsia="Times New Roman" w:cs="Times New Roman"/>
-        </w:rPr>
-        <w:t>-</w:t>
-      </w:r>
-      <w:r>
-        <w:rPr>
-          <w:rFonts w:hint="eastAsia" w:ascii="Times New Roman" w:hAnsi="Times New Roman" w:eastAsia="SimHei" w:cs="Times New Roman"/>
-        </w:rPr>
-        <w:t>习题</w:t>
-      </w:r>
-      <w:r>
-        <w:rPr>
-          <w:rFonts w:hint="eastAsia" w:ascii="Times New Roman" w:hAnsi="Times New Roman" w:eastAsia="Times New Roman" w:cs="Times New Roman"/>
-        </w:rPr>
-        <w:t>5.2</w:t>
-      </w:r>
-    </w:p>
-    <w:p>
-      <w:pPr>
-        <w:pStyle w:val="FirstParagraph"/>
-      </w:pPr>
-      <w:r>
-        <w:rPr>
-          <w:rFonts w:hint="eastAsia" w:ascii="Times New Roman" w:hAnsi="Times New Roman" w:eastAsia="FangSong" w:cs="Times New Roman"/>
-        </w:rPr>
-        <w:t xml:space="preserve">下图示出了</w:t>
-      </w:r>
-      <w:r>
-        <w:rPr>
-          <w:rFonts w:ascii="Times New Roman" w:hAnsi="Times New Roman" w:eastAsia="Times New Roman" w:cs="Times New Roman"/>
-        </w:rPr>
-        <w:t xml:space="preserve"> </w:t>
-      </w:r>
-      <m:oMath>
+          <m:t>H</m:t>
+        </m:r>
+        <m:r>
+          <m:t>B</m:t>
+        </m:r>
         <m:sSub>
           <m:e>
             <m:r>
-              <m:t>D</m:t>
+              <m:t>F</m:t>
             </m:r>
           </m:e>
           <m:sub>
             <m:r>
               <m:t>4</m:t>
-            </m:r>
-            <m:r>
-              <m:t>h</m:t>
             </m:r>
           </m:sub>
         </m:sSub>
@@ -19996,104 +19624,9 @@
       </w:r>
       <w:r>
         <w:rPr>
-          <w:rFonts w:hint="eastAsia" w:ascii="Times New Roman" w:hAnsi="Times New Roman" w:eastAsia="Times New Roman" w:cs="Times New Roman"/>
-        </w:rPr>
-        <w:t>（</w:t>
-      </w:r>
-      <w:r>
-        <w:rPr>
-          <w:rFonts w:hint="eastAsia" w:ascii="Times New Roman" w:hAnsi="Times New Roman" w:eastAsia="FangSong" w:cs="Times New Roman"/>
-        </w:rPr>
-        <w:t>平面四方对称性</w:t>
-      </w:r>
-      <w:r>
-        <w:rPr>
-          <w:rFonts w:hint="eastAsia" w:ascii="Times New Roman" w:hAnsi="Times New Roman" w:eastAsia="Times New Roman" w:cs="Times New Roman"/>
-        </w:rPr>
-        <w:t>）</w:t>
-      </w:r>
-      <w:r>
-        <w:rPr>
-          <w:rFonts w:hint="eastAsia" w:ascii="Times New Roman" w:hAnsi="Times New Roman" w:eastAsia="FangSong" w:cs="Times New Roman"/>
-        </w:rPr>
-        <w:t>的</w:t>
-      </w:r>
-      <w:r>
-        <w:rPr>
-          <w:rFonts w:ascii="Times New Roman" w:hAnsi="Times New Roman" w:eastAsia="Times New Roman" w:cs="Times New Roman"/>
-        </w:rPr>
-        <w:t xml:space="preserve"> </w:t>
-      </w:r>
-      <m:oMath>
-        <m:sSub>
-          <m:e>
-            <m:r>
-              <m:rPr>
-                <m:sty m:val="p"/>
-              </m:rPr>
-              <m:t>M</m:t>
-            </m:r>
-            <m:r>
-              <m:rPr>
-                <m:sty m:val="p"/>
-              </m:rPr>
-              <m:t>L</m:t>
-            </m:r>
-          </m:e>
-          <m:sub>
-            <m:r>
-              <m:t>4</m:t>
-            </m:r>
-          </m:sub>
-        </m:sSub>
-      </m:oMath>
-      <w:r>
-        <w:rPr>
-          <w:rFonts w:ascii="Times New Roman" w:hAnsi="Times New Roman" w:eastAsia="Times New Roman" w:cs="Times New Roman"/>
-        </w:rPr>
-        <w:t xml:space="preserve"> </w:t>
-      </w:r>
-      <w:r>
-        <w:rPr>
-          <w:rFonts w:hint="eastAsia" w:ascii="Times New Roman" w:hAnsi="Times New Roman" w:eastAsia="FangSong" w:cs="Times New Roman"/>
-        </w:rPr>
-        <w:t>体系的分子轨道</w:t>
-      </w:r>
-      <w:r>
-        <w:rPr>
-          <w:rFonts w:hint="eastAsia" w:ascii="Times New Roman" w:hAnsi="Times New Roman" w:eastAsia="Times New Roman" w:cs="Times New Roman"/>
-        </w:rPr>
-        <w:t>。</w:t>
-      </w:r>
-      <w:r>
-        <w:rPr>
-          <w:rFonts w:hint="eastAsia" w:ascii="Times New Roman" w:hAnsi="Times New Roman" w:eastAsia="FangSong" w:cs="Times New Roman"/>
-        </w:rPr>
-        <w:t>请问</w:t>
-      </w:r>
-      <w:r>
-        <w:rPr>
-          <w:rFonts w:hint="eastAsia" w:ascii="Times New Roman" w:hAnsi="Times New Roman" w:eastAsia="Times New Roman" w:cs="Times New Roman"/>
-        </w:rPr>
-        <w:t>：</w:t>
-      </w:r>
-      <w:r>
-        <w:rPr>
-          <w:rFonts w:hint="eastAsia" w:ascii="Times New Roman" w:hAnsi="Times New Roman" w:eastAsia="FangSong" w:cs="Times New Roman"/>
-        </w:rPr>
-        <w:t>在强场</w:t>
-      </w:r>
-      <w:r>
-        <w:rPr>
-          <w:rFonts w:hint="eastAsia" w:ascii="Times New Roman" w:hAnsi="Times New Roman" w:eastAsia="Times New Roman" w:cs="Times New Roman"/>
-        </w:rPr>
-        <w:t>、</w:t>
-      </w:r>
-      <w:r>
-        <w:rPr>
-          <w:rFonts w:hint="eastAsia" w:ascii="Times New Roman" w:hAnsi="Times New Roman" w:eastAsia="FangSong" w:cs="Times New Roman"/>
-        </w:rPr>
-        <w:t>平面四方形立体构型的配合物中</w:t>
+          <w:rFonts w:hint="eastAsia" w:ascii="Times New Roman" w:hAnsi="Times New Roman" w:eastAsia="FangSong" w:cs="Times New Roman"/>
+        </w:rPr>
+        <w:t>质子化该溶液</w:t>
       </w:r>
       <w:r>
         <w:rPr>
@@ -20105,144 +19638,19 @@
         <w:rPr>
           <w:rFonts w:hint="eastAsia" w:ascii="Times New Roman" w:hAnsi="Times New Roman" w:eastAsia="FangSong" w:cs="Times New Roman"/>
         </w:rPr>
-        <w:t>最稳定的电子构型一般是多少</w:t>
-      </w:r>
-      <w:r>
-        <w:rPr>
-          <w:rFonts w:hint="eastAsia" w:ascii="Times New Roman" w:hAnsi="Times New Roman" w:eastAsia="Times New Roman" w:cs="Times New Roman"/>
-        </w:rPr>
-        <w:t>？</w:t>
-      </w:r>
-      <w:r>
-        <w:rPr>
-          <w:rFonts w:hint="eastAsia" w:ascii="Times New Roman" w:hAnsi="Times New Roman" w:eastAsia="FangSong" w:cs="Times New Roman"/>
-        </w:rPr>
-        <w:t>解释你的结论</w:t>
-      </w:r>
-      <w:r>
-        <w:rPr>
-          <w:rFonts w:hint="eastAsia" w:ascii="Times New Roman" w:hAnsi="Times New Roman" w:eastAsia="Times New Roman" w:cs="Times New Roman"/>
-        </w:rPr>
-        <w:t>。</w:t>
-      </w:r>
-    </w:p>
-    <w:p>
-      <w:pPr>
-        <w:pStyle w:val="BodyText"/>
-      </w:pPr>
-      <w:r>
-        <w:rPr>
-          <w:rFonts w:hint="eastAsia" w:ascii="Times New Roman" w:hAnsi="Times New Roman" w:eastAsia="Times New Roman" w:cs="Times New Roman"/>
-        </w:rPr>
-        <w:t>![]../../../06-</w:t>
-      </w:r>
-      <w:r>
-        <w:rPr>
-          <w:rFonts w:hint="eastAsia" w:ascii="Times New Roman" w:hAnsi="Times New Roman" w:eastAsia="FangSong" w:cs="Times New Roman"/>
-        </w:rPr>
-        <w:t>外部资料导入</w:t>
-      </w:r>
-      <w:r>
-        <w:rPr>
-          <w:rFonts w:hint="eastAsia" w:ascii="Times New Roman" w:hAnsi="Times New Roman" w:eastAsia="Times New Roman" w:cs="Times New Roman"/>
-        </w:rPr>
-        <w:t>/</w:t>
-      </w:r>
-      <w:r>
-        <w:rPr>
-          <w:rFonts w:hint="eastAsia" w:ascii="Times New Roman" w:hAnsi="Times New Roman" w:eastAsia="FangSong" w:cs="Times New Roman"/>
-        </w:rPr>
-        <w:t>化学竞赛初赛讲义</w:t>
-      </w:r>
-      <w:r>
-        <w:rPr>
-          <w:rFonts w:hint="eastAsia" w:ascii="Times New Roman" w:hAnsi="Times New Roman" w:eastAsia="Times New Roman" w:cs="Times New Roman"/>
-        </w:rPr>
-        <w:t>/（</w:t>
-      </w:r>
-      <w:r>
-        <w:rPr>
-          <w:rFonts w:hint="eastAsia" w:ascii="Times New Roman" w:hAnsi="Times New Roman" w:eastAsia="FangSong" w:cs="Times New Roman"/>
-        </w:rPr>
-        <w:t>已压缩</w:t>
-      </w:r>
-      <w:r>
-        <w:rPr>
-          <w:rFonts w:hint="eastAsia" w:ascii="Times New Roman" w:hAnsi="Times New Roman" w:eastAsia="Times New Roman" w:cs="Times New Roman"/>
-        </w:rPr>
-        <w:t>）51-100_images/cb9a5d8cfe1827492bc3625b91821e5a6b713afd05f0054ef8d121d9c6118183.jpg)</w:t>
-      </w:r>
-    </w:p>
-    <w:p>
-      <w:pPr>
-        <w:spacing w:before="160" w:after="80"/>
-      </w:pPr>
-      <w:r>
-        <w:pict>
-          <v:rect style="width:0;height:1.5pt" o:hralign="center" o:hrstd="t" o:hr="t"/>
-        </w:pict>
-      </w:r>
-    </w:p>
-    <w:bookmarkEnd w:id="72"/>
-    <w:bookmarkStart w:id="73" w:name="二茂铁制备反应方程式第28届初赛"/>
-    <w:p>
-      <w:pPr>
-        <w:pStyle w:val="Heading2"/>
-        <w:spacing w:before="280" w:after="80"/>
-        <w:keepNext/>
-      </w:pPr>
-      <w:r>
-        <w:rPr>
-          <w:rFonts w:ascii="Times New Roman" w:hAnsi="Times New Roman" w:eastAsia="Times New Roman" w:cs="Times New Roman"/>
-        </w:rPr>
-        <w:t xml:space="preserve">7.37 </w:t>
-      </w:r>
-      <w:r>
-        <w:rPr>
-          <w:rFonts w:hint="eastAsia" w:ascii="Times New Roman" w:hAnsi="Times New Roman" w:eastAsia="SimHei" w:cs="Times New Roman"/>
-        </w:rPr>
-        <w:t>二茂铁制备反应方程式</w:t>
-      </w:r>
-      <w:r>
-        <w:rPr>
-          <w:rFonts w:hint="eastAsia" w:ascii="Times New Roman" w:hAnsi="Times New Roman" w:eastAsia="Times New Roman" w:cs="Times New Roman"/>
-        </w:rPr>
-        <w:t>（</w:t>
-      </w:r>
-      <w:r>
-        <w:rPr>
-          <w:rFonts w:hint="eastAsia" w:ascii="Times New Roman" w:hAnsi="Times New Roman" w:eastAsia="SimHei" w:cs="Times New Roman"/>
-        </w:rPr>
-        <w:t>第</w:t>
-      </w:r>
-      <w:r>
-        <w:rPr>
-          <w:rFonts w:hint="eastAsia" w:ascii="Times New Roman" w:hAnsi="Times New Roman" w:eastAsia="Times New Roman" w:cs="Times New Roman"/>
-        </w:rPr>
-        <w:t>28</w:t>
-      </w:r>
-      <w:r>
-        <w:rPr>
-          <w:rFonts w:hint="eastAsia" w:ascii="Times New Roman" w:hAnsi="Times New Roman" w:eastAsia="SimHei" w:cs="Times New Roman"/>
-        </w:rPr>
-        <w:t>届初赛</w:t>
-      </w:r>
-      <w:r>
-        <w:rPr>
-          <w:rFonts w:hint="eastAsia" w:ascii="Times New Roman" w:hAnsi="Times New Roman" w:eastAsia="Times New Roman" w:cs="Times New Roman"/>
-        </w:rPr>
-        <w:t>）</w:t>
-      </w:r>
-    </w:p>
-    <w:p>
-      <w:pPr>
-        <w:pStyle w:val="FirstParagraph"/>
-      </w:pPr>
-      <w:r>
-        <w:rPr>
-          <w:rFonts w:hint="eastAsia" w:ascii="Times New Roman" w:hAnsi="Times New Roman" w:eastAsia="FangSong" w:cs="Times New Roman"/>
-        </w:rPr>
-        <w:t>环戊二烯钠与氯化亚铁在四氢呋喃中反应</w:t>
+        <w:t>获得</w:t>
+      </w:r>
+      <w:r>
+        <w:rPr>
+          <w:rFonts w:ascii="Times New Roman" w:hAnsi="Times New Roman" w:eastAsia="Times New Roman" w:cs="Times New Roman"/>
+        </w:rPr>
+        <w:t xml:space="preserve"> G、J </w:t>
+      </w:r>
+      <w:r>
+        <w:rPr>
+          <w:rFonts w:hint="eastAsia" w:ascii="Times New Roman" w:hAnsi="Times New Roman" w:eastAsia="FangSong" w:cs="Times New Roman"/>
+        </w:rPr>
+        <w:t>的平衡混合物溶液</w:t>
       </w:r>
       <w:r>
         <w:rPr>
@@ -20254,7 +19662,7 @@
         <w:rPr>
           <w:rFonts w:hint="eastAsia" w:ascii="Times New Roman" w:hAnsi="Times New Roman" w:eastAsia="FangSong" w:cs="Times New Roman"/>
         </w:rPr>
-        <w:t>或环戊二烯与氯化亚铁在三乙胺存在下反应</w:t>
+        <w:t>颜色为黄水仙色</w:t>
       </w:r>
       <w:r>
         <w:rPr>
@@ -20266,153 +19674,7 @@
         <w:rPr>
           <w:rFonts w:hint="eastAsia" w:ascii="Times New Roman" w:hAnsi="Times New Roman" w:eastAsia="FangSong" w:cs="Times New Roman"/>
         </w:rPr>
-        <w:t>可制得稳定的双环戊二烯基合铁</w:t>
-      </w:r>
-      <w:r>
-        <w:rPr>
-          <w:rFonts w:hint="eastAsia" w:ascii="Times New Roman" w:hAnsi="Times New Roman" w:eastAsia="Times New Roman" w:cs="Times New Roman"/>
-        </w:rPr>
-        <w:t>（</w:t>
-      </w:r>
-      <w:r>
-        <w:rPr>
-          <w:rFonts w:hint="eastAsia" w:ascii="Times New Roman" w:hAnsi="Times New Roman" w:eastAsia="FangSong" w:cs="Times New Roman"/>
-        </w:rPr>
-        <w:t>二茂铁</w:t>
-      </w:r>
-      <w:r>
-        <w:rPr>
-          <w:rFonts w:hint="eastAsia" w:ascii="Times New Roman" w:hAnsi="Times New Roman" w:eastAsia="Times New Roman" w:cs="Times New Roman"/>
-        </w:rPr>
-        <w:t>）。</w:t>
-      </w:r>
-    </w:p>
-    <w:p>
-      <w:pPr>
-        <w:pStyle w:val="BodyText"/>
-      </w:pPr>
-      <w:r>
-        <w:rPr>
-          <w:rFonts w:ascii="Times New Roman" w:hAnsi="Times New Roman" w:eastAsia="Times New Roman" w:cs="Times New Roman"/>
-        </w:rPr>
-        <w:t xml:space="preserve">5-1 </w:t>
-      </w:r>
-      <w:r>
-        <w:rPr>
-          <w:rFonts w:hint="eastAsia" w:ascii="Times New Roman" w:hAnsi="Times New Roman" w:eastAsia="FangSong" w:cs="Times New Roman"/>
-        </w:rPr>
-        <w:t>写出上述制备二茂铁的两种反应的方程式</w:t>
-      </w:r>
-      <w:r>
-        <w:rPr>
-          <w:rFonts w:hint="eastAsia" w:ascii="Times New Roman" w:hAnsi="Times New Roman" w:eastAsia="Times New Roman" w:cs="Times New Roman"/>
-        </w:rPr>
-        <w:t>。</w:t>
-      </w:r>
-    </w:p>
-    <w:p>
-      <w:pPr>
-        <w:pStyle w:val="BodyText"/>
-      </w:pPr>
-      <w:r>
-        <w:rPr>
-          <w:rFonts w:ascii="Times New Roman" w:hAnsi="Times New Roman" w:eastAsia="Times New Roman" w:cs="Times New Roman"/>
-        </w:rPr>
-        <w:t xml:space="preserve">5-2 </w:t>
-      </w:r>
-      <w:r>
-        <w:rPr>
-          <w:rFonts w:hint="eastAsia" w:ascii="Times New Roman" w:hAnsi="Times New Roman" w:eastAsia="FangSong" w:cs="Times New Roman"/>
-        </w:rPr>
-        <w:t>通常认为</w:t>
-      </w:r>
-      <w:r>
-        <w:rPr>
-          <w:rFonts w:hint="eastAsia" w:ascii="Times New Roman" w:hAnsi="Times New Roman" w:eastAsia="Times New Roman" w:cs="Times New Roman"/>
-        </w:rPr>
-        <w:t>，</w:t>
-      </w:r>
-      <w:r>
-        <w:rPr>
-          <w:rFonts w:hint="eastAsia" w:ascii="Times New Roman" w:hAnsi="Times New Roman" w:eastAsia="FangSong" w:cs="Times New Roman"/>
-        </w:rPr>
-        <w:t>二茂铁分子中铁原子的配位数为</w:t>
-      </w:r>
-      <w:r>
-        <w:rPr>
-          <w:rFonts w:ascii="Times New Roman" w:hAnsi="Times New Roman" w:eastAsia="Times New Roman" w:cs="Times New Roman"/>
-        </w:rPr>
-        <w:t xml:space="preserve"> </w:t>
-      </w:r>
-      <w:r>
-        <w:rPr>
-          <w:rFonts w:hint="eastAsia" w:ascii="Times New Roman" w:hAnsi="Times New Roman" w:eastAsia="Times New Roman" w:cs="Times New Roman"/>
-        </w:rPr>
-        <w:t>6，</w:t>
-      </w:r>
-      <w:r>
-        <w:rPr>
-          <w:rFonts w:hint="eastAsia" w:ascii="Times New Roman" w:hAnsi="Times New Roman" w:eastAsia="FangSong" w:cs="Times New Roman"/>
-        </w:rPr>
-        <w:t>这是如何算得的</w:t>
-      </w:r>
-      <w:r>
-        <w:rPr>
-          <w:rFonts w:hint="eastAsia" w:ascii="Times New Roman" w:hAnsi="Times New Roman" w:eastAsia="Times New Roman" w:cs="Times New Roman"/>
-        </w:rPr>
-        <w:t>？</w:t>
-      </w:r>
-    </w:p>
-    <w:p>
-      <w:pPr>
-        <w:pStyle w:val="BodyText"/>
-      </w:pPr>
-      <w:r>
-        <w:rPr>
-          <w:rFonts w:ascii="Times New Roman" w:hAnsi="Times New Roman" w:eastAsia="Times New Roman" w:cs="Times New Roman"/>
-        </w:rPr>
-        <w:t xml:space="preserve">5-3 </w:t>
-      </w:r>
-      <w:r>
-        <w:rPr>
-          <w:rFonts w:hint="eastAsia" w:ascii="Times New Roman" w:hAnsi="Times New Roman" w:eastAsia="FangSong" w:cs="Times New Roman"/>
-        </w:rPr>
-        <w:t>二茂铁晶体属于哪种晶体类型</w:t>
-      </w:r>
-      <w:r>
-        <w:rPr>
-          <w:rFonts w:hint="eastAsia" w:ascii="Times New Roman" w:hAnsi="Times New Roman" w:eastAsia="Times New Roman" w:cs="Times New Roman"/>
-        </w:rPr>
-        <w:t>？</w:t>
-      </w:r>
-    </w:p>
-    <w:p>
-      <w:pPr>
-        <w:pStyle w:val="BodyText"/>
-      </w:pPr>
-      <w:r>
-        <w:rPr>
-          <w:rFonts w:ascii="Times New Roman" w:hAnsi="Times New Roman" w:eastAsia="Times New Roman" w:cs="Times New Roman"/>
-        </w:rPr>
-        <w:t xml:space="preserve">163.9 K </w:t>
-      </w:r>
-      <w:r>
-        <w:rPr>
-          <w:rFonts w:hint="eastAsia" w:ascii="Times New Roman" w:hAnsi="Times New Roman" w:eastAsia="FangSong" w:cs="Times New Roman"/>
-        </w:rPr>
-        <w:t>以上形成的晶体属于单斜晶系</w:t>
-      </w:r>
-      <w:r>
-        <w:rPr>
-          <w:rFonts w:hint="eastAsia" w:ascii="Times New Roman" w:hAnsi="Times New Roman" w:eastAsia="Times New Roman" w:cs="Times New Roman"/>
-        </w:rPr>
-        <w:t>，</w:t>
-      </w:r>
-      <w:r>
-        <w:rPr>
-          <w:rFonts w:hint="eastAsia" w:ascii="Times New Roman" w:hAnsi="Times New Roman" w:eastAsia="FangSong" w:cs="Times New Roman"/>
-        </w:rPr>
-        <w:t>晶胞参数</w:t>
+        <w:t>电导和</w:t>
       </w:r>
       <w:r>
         <w:rPr>
@@ -20430,38 +19692,1118 @@
           </m:ctrlPr>
         </m:oMathPr>
         <m:r>
-          <m:t>a</m:t>
+          <m:t>L</m:t>
+        </m:r>
+        <m:r>
+          <m:t>i</m:t>
+        </m:r>
+        <m:r>
+          <m:t>A</m:t>
+        </m:r>
+        <m:r>
+          <m:t>l</m:t>
+        </m:r>
+        <m:sSub>
+          <m:e>
+            <m:r>
+              <m:t>H</m:t>
+            </m:r>
+          </m:e>
+          <m:sub>
+            <m:r>
+              <m:t>4</m:t>
+            </m:r>
+          </m:sub>
+        </m:sSub>
+      </m:oMath>
+      <w:r>
+        <w:rPr>
+          <w:rFonts w:ascii="Times New Roman" w:hAnsi="Times New Roman" w:eastAsia="Times New Roman" w:cs="Times New Roman"/>
+        </w:rPr>
+        <w:t xml:space="preserve"> </w:t>
+      </w:r>
+      <w:r>
+        <w:rPr>
+          <w:rFonts w:hint="eastAsia" w:ascii="Times New Roman" w:hAnsi="Times New Roman" w:eastAsia="FangSong" w:cs="Times New Roman"/>
+        </w:rPr>
+        <w:t>比较接近</w:t>
+      </w:r>
+      <w:r>
+        <w:rPr>
+          <w:rFonts w:hint="eastAsia" w:ascii="Times New Roman" w:hAnsi="Times New Roman" w:eastAsia="Times New Roman" w:cs="Times New Roman"/>
+        </w:rPr>
+        <w:t>。</w:t>
+      </w:r>
+      <w:r>
+        <w:rPr>
+          <w:rFonts w:hint="eastAsia" w:ascii="Times New Roman" w:hAnsi="Times New Roman" w:eastAsia="FangSong" w:cs="Times New Roman"/>
+        </w:rPr>
+        <w:t>已知</w:t>
+      </w:r>
+      <w:r>
+        <w:rPr>
+          <w:rFonts w:ascii="Times New Roman" w:hAnsi="Times New Roman" w:eastAsia="Times New Roman" w:cs="Times New Roman"/>
+        </w:rPr>
+        <w:t xml:space="preserve"> D、E、G </w:t>
+      </w:r>
+      <w:r>
+        <w:rPr>
+          <w:rFonts w:hint="eastAsia" w:ascii="Times New Roman" w:hAnsi="Times New Roman" w:eastAsia="FangSong" w:cs="Times New Roman"/>
+        </w:rPr>
+        <w:t xml:space="preserve">中金属的配位数都是</w:t>
+      </w:r>
+      <w:r>
+        <w:rPr>
+          <w:rFonts w:ascii="Times New Roman" w:hAnsi="Times New Roman" w:eastAsia="Times New Roman" w:cs="Times New Roman"/>
+        </w:rPr>
+        <w:t xml:space="preserve"> 7、J </w:t>
+      </w:r>
+      <w:r>
+        <w:rPr>
+          <w:rFonts w:hint="eastAsia" w:ascii="Times New Roman" w:hAnsi="Times New Roman" w:eastAsia="FangSong" w:cs="Times New Roman"/>
+        </w:rPr>
+        <w:t xml:space="preserve">中金属的配位数是</w:t>
+      </w:r>
+      <w:r>
+        <w:rPr>
+          <w:rFonts w:ascii="Times New Roman" w:hAnsi="Times New Roman" w:eastAsia="Times New Roman" w:cs="Times New Roman"/>
+        </w:rPr>
+        <w:t xml:space="preserve"> 8。</w:t>
+      </w:r>
+    </w:p>
+    <w:p>
+      <w:pPr>
+        <w:pStyle w:val="Compact"/>
+        <w:numPr>
+          <w:ilvl w:val="0"/>
+          <w:numId w:val="1014"/>
+        </w:numPr>
+      </w:pPr>
+      <w:r>
+        <w:rPr>
+          <w:rFonts w:hint="eastAsia" w:ascii="Times New Roman" w:hAnsi="Times New Roman" w:eastAsia="FangSong" w:cs="Times New Roman"/>
+        </w:rPr>
+        <w:t xml:space="preserve">确定</w:t>
+      </w:r>
+      <w:r>
+        <w:rPr>
+          <w:rFonts w:ascii="Times New Roman" w:hAnsi="Times New Roman" w:eastAsia="Times New Roman" w:cs="Times New Roman"/>
+        </w:rPr>
+        <w:t xml:space="preserve"> M </w:t>
+      </w:r>
+      <w:r>
+        <w:rPr>
+          <w:rFonts w:hint="eastAsia" w:ascii="Times New Roman" w:hAnsi="Times New Roman" w:eastAsia="FangSong" w:cs="Times New Roman"/>
+        </w:rPr>
+        <w:t xml:space="preserve">和</w:t>
+      </w:r>
+      <w:r>
+        <w:rPr>
+          <w:rFonts w:ascii="Times New Roman" w:hAnsi="Times New Roman" w:eastAsia="Times New Roman" w:cs="Times New Roman"/>
+        </w:rPr>
+        <w:t xml:space="preserve"> B </w:t>
+      </w:r>
+      <w:r>
+        <w:rPr>
+          <w:rFonts w:hint="eastAsia" w:ascii="Times New Roman" w:hAnsi="Times New Roman" w:eastAsia="FangSong" w:cs="Times New Roman"/>
+        </w:rPr>
+        <w:t>的化学式</w:t>
+      </w:r>
+      <w:r>
+        <w:rPr>
+          <w:rFonts w:hint="eastAsia" w:ascii="Times New Roman" w:hAnsi="Times New Roman" w:eastAsia="Times New Roman" w:cs="Times New Roman"/>
+        </w:rPr>
+        <w:t>。</w:t>
+      </w:r>
+    </w:p>
+    <w:p>
+      <w:pPr>
+        <w:pStyle w:val="Compact"/>
+        <w:numPr>
+          <w:ilvl w:val="0"/>
+          <w:numId w:val="1014"/>
+        </w:numPr>
+      </w:pPr>
+      <w:r>
+        <w:rPr>
+          <w:rFonts w:hint="eastAsia" w:ascii="Times New Roman" w:hAnsi="Times New Roman" w:eastAsia="FangSong" w:cs="Times New Roman"/>
+        </w:rPr>
+        <w:t xml:space="preserve">确定非电解质</w:t>
+      </w:r>
+      <w:r>
+        <w:rPr>
+          <w:rFonts w:ascii="Times New Roman" w:hAnsi="Times New Roman" w:eastAsia="Times New Roman" w:cs="Times New Roman"/>
+        </w:rPr>
+        <w:t xml:space="preserve"> C~E </w:t>
+      </w:r>
+      <w:r>
+        <w:rPr>
+          <w:rFonts w:hint="eastAsia" w:ascii="Times New Roman" w:hAnsi="Times New Roman" w:eastAsia="FangSong" w:cs="Times New Roman"/>
+        </w:rPr>
+        <w:t>的化学式</w:t>
+      </w:r>
+      <w:r>
+        <w:rPr>
+          <w:rFonts w:hint="eastAsia" w:ascii="Times New Roman" w:hAnsi="Times New Roman" w:eastAsia="Times New Roman" w:cs="Times New Roman"/>
+        </w:rPr>
+        <w:t>,</w:t>
+      </w:r>
+      <w:r>
+        <w:rPr>
+          <w:rFonts w:ascii="Times New Roman" w:hAnsi="Times New Roman" w:eastAsia="Times New Roman" w:cs="Times New Roman"/>
+        </w:rPr>
+        <w:t xml:space="preserve"> </w:t>
+      </w:r>
+      <w:r>
+        <w:rPr>
+          <w:rFonts w:hint="eastAsia" w:ascii="Times New Roman" w:hAnsi="Times New Roman" w:eastAsia="FangSong" w:cs="Times New Roman"/>
+        </w:rPr>
+        <w:t xml:space="preserve">其中</w:t>
+      </w:r>
+      <w:r>
+        <w:rPr>
+          <w:rFonts w:ascii="Times New Roman" w:hAnsi="Times New Roman" w:eastAsia="Times New Roman" w:cs="Times New Roman"/>
+        </w:rPr>
+        <w:t xml:space="preserve"> M </w:t>
+      </w:r>
+      <w:r>
+        <w:rPr>
+          <w:rFonts w:hint="eastAsia" w:ascii="Times New Roman" w:hAnsi="Times New Roman" w:eastAsia="FangSong" w:cs="Times New Roman"/>
+        </w:rPr>
+        <w:t>都是三价</w:t>
+      </w:r>
+      <w:r>
+        <w:rPr>
+          <w:rFonts w:hint="eastAsia" w:ascii="Times New Roman" w:hAnsi="Times New Roman" w:eastAsia="Times New Roman" w:cs="Times New Roman"/>
+        </w:rPr>
+        <w:t>。</w:t>
+      </w:r>
+      <w:r>
+        <w:rPr>
+          <w:rFonts w:hint="eastAsia" w:ascii="Times New Roman" w:hAnsi="Times New Roman" w:eastAsia="FangSong" w:cs="Times New Roman"/>
+        </w:rPr>
+        <w:t>据此计算</w:t>
+      </w:r>
+      <w:r>
+        <w:rPr>
+          <w:rFonts w:ascii="Times New Roman" w:hAnsi="Times New Roman" w:eastAsia="Times New Roman" w:cs="Times New Roman"/>
+        </w:rPr>
+        <w:t xml:space="preserve"> m。</w:t>
+      </w:r>
+    </w:p>
+    <w:p>
+      <w:pPr>
+        <w:pStyle w:val="Compact"/>
+        <w:numPr>
+          <w:ilvl w:val="0"/>
+          <w:numId w:val="1014"/>
+        </w:numPr>
+      </w:pPr>
+      <w:r>
+        <w:rPr>
+          <w:rFonts w:hint="eastAsia" w:ascii="Times New Roman" w:hAnsi="Times New Roman" w:eastAsia="FangSong" w:cs="Times New Roman"/>
+        </w:rPr>
+        <w:t xml:space="preserve">确定</w:t>
+      </w:r>
+      <w:r>
+        <w:rPr>
+          <w:rFonts w:ascii="Times New Roman" w:hAnsi="Times New Roman" w:eastAsia="Times New Roman" w:cs="Times New Roman"/>
+        </w:rPr>
+        <w:t xml:space="preserve"> G、J </w:t>
+      </w:r>
+      <w:r>
+        <w:rPr>
+          <w:rFonts w:hint="eastAsia" w:ascii="Times New Roman" w:hAnsi="Times New Roman" w:eastAsia="FangSong" w:cs="Times New Roman"/>
+        </w:rPr>
+        <w:t>的化学式</w:t>
+      </w:r>
+      <w:r>
+        <w:rPr>
+          <w:rFonts w:hint="eastAsia" w:ascii="Times New Roman" w:hAnsi="Times New Roman" w:eastAsia="Times New Roman" w:cs="Times New Roman"/>
+        </w:rPr>
+        <w:t>。</w:t>
+      </w:r>
+      <w:r>
+        <w:rPr>
+          <w:rFonts w:hint="eastAsia" w:ascii="Times New Roman" w:hAnsi="Times New Roman" w:eastAsia="FangSong" w:cs="Times New Roman"/>
+        </w:rPr>
+        <w:t>已知</w:t>
+      </w:r>
+      <w:r>
+        <w:rPr>
+          <w:rFonts w:ascii="Times New Roman" w:hAnsi="Times New Roman" w:eastAsia="Times New Roman" w:cs="Times New Roman"/>
+        </w:rPr>
+        <w:t xml:space="preserve"> J </w:t>
+      </w:r>
+      <w:r>
+        <w:rPr>
+          <w:rFonts w:hint="eastAsia" w:ascii="Times New Roman" w:hAnsi="Times New Roman" w:eastAsia="FangSong" w:cs="Times New Roman"/>
+        </w:rPr>
+        <w:t xml:space="preserve">的红外光谱在</w:t>
+      </w:r>
+      <w:r>
+        <w:rPr>
+          <w:rFonts w:ascii="Times New Roman" w:hAnsi="Times New Roman" w:eastAsia="Times New Roman" w:cs="Times New Roman"/>
+        </w:rPr>
+        <w:t xml:space="preserve"> 2692cm</w:t>
+      </w:r>
+      <w:r>
+        <w:rPr>
+          <w:rFonts w:ascii="Times New Roman" w:hAnsi="Times New Roman" w:eastAsia="Times New Roman" w:cs="Times New Roman"/>
+          <w:vertAlign w:val="superscript"/>
+        </w:rPr>
+        <w:t>-1</w:t>
+      </w:r>
+      <w:r>
+        <w:rPr>
+          <w:rFonts w:ascii="Times New Roman" w:hAnsi="Times New Roman" w:eastAsia="Times New Roman" w:cs="Times New Roman"/>
+        </w:rPr>
+        <w:t xml:space="preserve"> </w:t>
+      </w:r>
+      <w:r>
+        <w:rPr>
+          <w:rFonts w:hint="eastAsia" w:ascii="Times New Roman" w:hAnsi="Times New Roman" w:eastAsia="FangSong" w:cs="Times New Roman"/>
+        </w:rPr>
+        <w:t>有两个峰</w:t>
+      </w:r>
+      <w:r>
+        <w:rPr>
+          <w:rFonts w:hint="eastAsia" w:ascii="Times New Roman" w:hAnsi="Times New Roman" w:eastAsia="Times New Roman" w:cs="Times New Roman"/>
+        </w:rPr>
+        <w:t>。(</w:t>
+      </w:r>
+      <w:r>
+        <w:rPr>
+          <w:rFonts w:hint="eastAsia" w:ascii="Times New Roman" w:hAnsi="Times New Roman" w:eastAsia="FangSong" w:cs="Times New Roman"/>
+        </w:rPr>
+        <w:t>参考</w:t>
+      </w:r>
+      <w:r>
+        <w:rPr>
+          <w:rFonts w:hint="eastAsia" w:ascii="Times New Roman" w:hAnsi="Times New Roman" w:eastAsia="Times New Roman" w:cs="Times New Roman"/>
+        </w:rPr>
+        <w:t>:KML</w:t>
+      </w:r>
+      <w:r>
+        <w:rPr>
+          <w:rFonts w:hint="eastAsia" w:ascii="Times New Roman" w:hAnsi="Times New Roman" w:eastAsia="Times New Roman" w:cs="Times New Roman"/>
+          <w:vertAlign w:val="subscript"/>
+        </w:rPr>
+        <w:t>4</w:t>
+      </w:r>
+      <w:r>
+        <w:rPr>
+          <w:rFonts w:ascii="Times New Roman" w:hAnsi="Times New Roman" w:eastAsia="Times New Roman" w:cs="Times New Roman"/>
+        </w:rPr>
+        <w:t xml:space="preserve"> </w:t>
+      </w:r>
+      <w:r>
+        <w:rPr>
+          <w:rFonts w:hint="eastAsia" w:ascii="Times New Roman" w:hAnsi="Times New Roman" w:eastAsia="FangSong" w:cs="Times New Roman"/>
+        </w:rPr>
+        <w:t>的红外光谱峰为</w:t>
+      </w:r>
+      <w:r>
+        <w:rPr>
+          <w:rFonts w:hint="eastAsia" w:ascii="Times New Roman" w:hAnsi="Times New Roman" w:eastAsia="Times New Roman" w:cs="Times New Roman"/>
+        </w:rPr>
+        <w:t>1828cm</w:t>
+      </w:r>
+      <w:r>
+        <w:rPr>
+          <w:rFonts w:hint="eastAsia" w:ascii="Times New Roman" w:hAnsi="Times New Roman" w:eastAsia="Times New Roman" w:cs="Times New Roman"/>
+          <w:vertAlign w:val="superscript"/>
+        </w:rPr>
+        <w:t>-1</w:t>
+      </w:r>
+      <w:r>
+        <w:rPr>
+          <w:rFonts w:hint="eastAsia" w:ascii="Times New Roman" w:hAnsi="Times New Roman" w:eastAsia="Times New Roman" w:cs="Times New Roman"/>
+        </w:rPr>
+        <w:t>)</w:t>
+      </w:r>
+    </w:p>
+    <w:p>
+      <w:pPr>
+        <w:pStyle w:val="Compact"/>
+        <w:numPr>
+          <w:ilvl w:val="0"/>
+          <w:numId w:val="1014"/>
+        </w:numPr>
+      </w:pPr>
+      <w:r>
+        <w:rPr>
+          <w:rFonts w:hint="eastAsia" w:ascii="Times New Roman" w:hAnsi="Times New Roman" w:eastAsia="FangSong" w:cs="Times New Roman"/>
+        </w:rPr>
+        <w:t xml:space="preserve">建议一个</w:t>
+      </w:r>
+      <w:r>
+        <w:rPr>
+          <w:rFonts w:ascii="Times New Roman" w:hAnsi="Times New Roman" w:eastAsia="Times New Roman" w:cs="Times New Roman"/>
+        </w:rPr>
+        <w:t xml:space="preserve"> </w:t>
+      </w:r>
+      <m:oMath>
+        <m:r>
+          <m:rPr>
+            <m:sty m:val="bi"/>
+          </m:rPr>
+          <m:t>G</m:t>
         </m:r>
         <m:r>
           <m:rPr>
             <m:sty m:val="p"/>
           </m:rPr>
-          <m:t>=</m:t>
-        </m:r>
-        <m:r>
-          <m:t>1044.35</m:t>
-        </m:r>
-        <m:r>
-          <m:t> </m:t>
+          <m:t>⇌</m:t>
         </m:r>
         <m:r>
           <m:rPr>
-            <m:sty m:val="p"/>
+            <m:sty m:val="bi"/>
           </m:rPr>
-          <m:t>p</m:t>
-        </m:r>
-        <m:r>
-          <m:rPr>
-            <m:sty m:val="p"/>
-          </m:rPr>
-          <m:t>m</m:t>
+          <m:t>J</m:t>
         </m:r>
       </m:oMath>
       <w:r>
         <w:rPr>
-          <w:rFonts w:hint="eastAsia" w:ascii="Times New Roman" w:hAnsi="Times New Roman" w:eastAsia="Times New Roman" w:cs="Times New Roman"/>
-        </w:rPr>
-        <w:t xml:space="preserve">，</w:t>
+          <w:rFonts w:ascii="Times New Roman" w:hAnsi="Times New Roman" w:eastAsia="Times New Roman" w:cs="Times New Roman"/>
+        </w:rPr>
+        <w:t xml:space="preserve"> </w:t>
+      </w:r>
+      <w:r>
+        <w:rPr>
+          <w:rFonts w:hint="eastAsia" w:ascii="Times New Roman" w:hAnsi="Times New Roman" w:eastAsia="FangSong" w:cs="Times New Roman"/>
+        </w:rPr>
+        <w:t>过程中的中间体的结构</w:t>
+      </w:r>
+      <w:r>
+        <w:rPr>
+          <w:rFonts w:hint="eastAsia" w:ascii="Times New Roman" w:hAnsi="Times New Roman" w:eastAsia="Times New Roman" w:cs="Times New Roman"/>
+        </w:rPr>
+        <w:t>。G、J</w:t>
+      </w:r>
+      <w:r>
+        <w:rPr>
+          <w:rFonts w:ascii="Times New Roman" w:hAnsi="Times New Roman" w:eastAsia="Times New Roman" w:cs="Times New Roman"/>
+        </w:rPr>
+        <w:t xml:space="preserve"> </w:t>
+      </w:r>
+      <w:r>
+        <w:rPr>
+          <w:rFonts w:hint="eastAsia" w:ascii="Times New Roman" w:hAnsi="Times New Roman" w:eastAsia="FangSong" w:cs="Times New Roman"/>
+        </w:rPr>
+        <w:t xml:space="preserve">和中间体中</w:t>
+      </w:r>
+      <w:r>
+        <w:rPr>
+          <w:rFonts w:ascii="Times New Roman" w:hAnsi="Times New Roman" w:eastAsia="Times New Roman" w:cs="Times New Roman"/>
+        </w:rPr>
+        <w:t xml:space="preserve"> L—L </w:t>
+      </w:r>
+      <w:r>
+        <w:rPr>
+          <w:rFonts w:hint="eastAsia" w:ascii="Times New Roman" w:hAnsi="Times New Roman" w:eastAsia="FangSong" w:cs="Times New Roman"/>
+        </w:rPr>
+        <w:t xml:space="preserve">键长分别为</w:t>
+      </w:r>
+      <w:r>
+        <w:rPr>
+          <w:rFonts w:ascii="Times New Roman" w:hAnsi="Times New Roman" w:eastAsia="Times New Roman" w:cs="Times New Roman"/>
+        </w:rPr>
+        <w:t xml:space="preserve"> 0.084、0.160 </w:t>
+      </w:r>
+      <w:r>
+        <w:rPr>
+          <w:rFonts w:hint="eastAsia" w:ascii="Times New Roman" w:hAnsi="Times New Roman" w:eastAsia="FangSong" w:cs="Times New Roman"/>
+        </w:rPr>
+        <w:t xml:space="preserve">和</w:t>
+      </w:r>
+      <w:r>
+        <w:rPr>
+          <w:rFonts w:ascii="Times New Roman" w:hAnsi="Times New Roman" w:eastAsia="Times New Roman" w:cs="Times New Roman"/>
+        </w:rPr>
+        <w:t xml:space="preserve"> 0.138nm。</w:t>
+      </w:r>
+    </w:p>
+    <w:p>
+      <w:pPr>
+        <w:pStyle w:val="FirstParagraph"/>
+      </w:pPr>
+      <w:r>
+        <w:rPr>
+          <w:rFonts w:ascii="Times New Roman" w:hAnsi="Times New Roman" w:eastAsia="Times New Roman" w:cs="Times New Roman"/>
+        </w:rPr>
+        <w:t xml:space="preserve">(Journal of the American Chemical Society 112, No. 19 (1990): 6912-6918)</w:t>
+      </w:r>
+    </w:p>
+    <w:p>
+      <w:pPr>
+        <w:pStyle w:val="BodyText"/>
+      </w:pPr>
+      <w:r>
+        <w:rPr>
+          <w:rFonts w:hint="eastAsia" w:ascii="Times New Roman" w:hAnsi="Times New Roman" w:eastAsia="FangSong" w:cs="Times New Roman"/>
+          <w:b/>
+          <w:bCs/>
+        </w:rPr>
+        <w:t xml:space="preserve">来源</w:t>
+      </w:r>
+      <w:r>
+        <w:rPr>
+          <w:rFonts w:hint="eastAsia" w:ascii="Times New Roman" w:hAnsi="Times New Roman" w:eastAsia="Times New Roman" w:cs="Times New Roman"/>
+        </w:rPr>
+        <w:t>：</w:t>
+      </w:r>
+      <w:r>
+        <w:rPr>
+          <w:rFonts w:hint="eastAsia" w:ascii="Times New Roman" w:hAnsi="Times New Roman" w:eastAsia="FangSong" w:cs="Times New Roman"/>
+        </w:rPr>
+        <w:t>化学竞赛初赛讲义</w:t>
+      </w:r>
+      <w:r>
+        <w:rPr>
+          <w:rFonts w:ascii="Times New Roman" w:hAnsi="Times New Roman" w:eastAsia="Times New Roman" w:cs="Times New Roman"/>
+        </w:rPr>
+        <w:t xml:space="preserve"> </w:t>
+      </w:r>
+      <w:r>
+        <w:rPr>
+          <w:rFonts w:hint="eastAsia" w:ascii="Times New Roman" w:hAnsi="Times New Roman" w:eastAsia="FangSong" w:cs="Times New Roman"/>
+        </w:rPr>
+        <w:t>第</w:t>
+      </w:r>
+      <w:r>
+        <w:rPr>
+          <w:rFonts w:hint="eastAsia" w:ascii="Times New Roman" w:hAnsi="Times New Roman" w:eastAsia="Times New Roman" w:cs="Times New Roman"/>
+        </w:rPr>
+        <w:t>5</w:t>
+      </w:r>
+      <w:r>
+        <w:rPr>
+          <w:rFonts w:hint="eastAsia" w:ascii="Times New Roman" w:hAnsi="Times New Roman" w:eastAsia="FangSong" w:cs="Times New Roman"/>
+        </w:rPr>
+        <w:t>讲</w:t>
+      </w:r>
+      <w:r>
+        <w:rPr>
+          <w:rFonts w:ascii="Times New Roman" w:hAnsi="Times New Roman" w:eastAsia="Times New Roman" w:cs="Times New Roman"/>
+        </w:rPr>
+        <w:t xml:space="preserve"> </w:t>
+      </w:r>
+      <w:r>
+        <w:rPr>
+          <w:rFonts w:hint="eastAsia" w:ascii="Times New Roman" w:hAnsi="Times New Roman" w:eastAsia="FangSong" w:cs="Times New Roman"/>
+        </w:rPr>
+        <w:t xml:space="preserve">习题</w:t>
+      </w:r>
+    </w:p>
+    <w:p>
+      <w:pPr>
+        <w:pStyle w:val="BlockText"/>
+      </w:pPr>
+      <w:r>
+        <w:rPr>
+          <w:rFonts w:hint="eastAsia" w:ascii="Times New Roman" w:hAnsi="Times New Roman" w:eastAsia="FangSong" w:cs="Times New Roman"/>
+        </w:rPr>
+        <w:t xml:space="preserve">答案见</w:t>
+      </w:r>
+      <w:r>
+        <w:rPr>
+          <w:rFonts w:ascii="Times New Roman" w:hAnsi="Times New Roman" w:eastAsia="Times New Roman" w:cs="Times New Roman"/>
+        </w:rPr>
+        <w:t xml:space="preserve"> </w:t>
+      </w:r>
+      <w:r>
+        <w:rPr>
+          <w:rFonts w:hint="eastAsia" w:ascii="Times New Roman" w:hAnsi="Times New Roman" w:eastAsia="Times New Roman" w:cs="Times New Roman"/>
+        </w:rPr>
+        <w:t>04-</w:t>
+      </w:r>
+      <w:r>
+        <w:rPr>
+          <w:rFonts w:hint="eastAsia" w:ascii="Times New Roman" w:hAnsi="Times New Roman" w:eastAsia="FangSong" w:cs="Times New Roman"/>
+        </w:rPr>
+        <w:t>题库</w:t>
+      </w:r>
+      <w:r>
+        <w:rPr>
+          <w:rFonts w:hint="eastAsia" w:ascii="Times New Roman" w:hAnsi="Times New Roman" w:eastAsia="Times New Roman" w:cs="Times New Roman"/>
+        </w:rPr>
+        <w:t>/</w:t>
+      </w:r>
+      <w:r>
+        <w:rPr>
+          <w:rFonts w:hint="eastAsia" w:ascii="Times New Roman" w:hAnsi="Times New Roman" w:eastAsia="FangSong" w:cs="Times New Roman"/>
+        </w:rPr>
+        <w:t>教材习题</w:t>
+      </w:r>
+      <w:r>
+        <w:rPr>
+          <w:rFonts w:hint="eastAsia" w:ascii="Times New Roman" w:hAnsi="Times New Roman" w:eastAsia="Times New Roman" w:cs="Times New Roman"/>
+        </w:rPr>
+        <w:t>/</w:t>
+      </w:r>
+      <w:r>
+        <w:rPr>
+          <w:rFonts w:hint="eastAsia" w:ascii="Times New Roman" w:hAnsi="Times New Roman" w:eastAsia="FangSong" w:cs="Times New Roman"/>
+        </w:rPr>
+        <w:t>化学竞赛初赛讲义</w:t>
+      </w:r>
+      <w:r>
+        <w:rPr>
+          <w:rFonts w:hint="eastAsia" w:ascii="Times New Roman" w:hAnsi="Times New Roman" w:eastAsia="Times New Roman" w:cs="Times New Roman"/>
+        </w:rPr>
+        <w:t>/</w:t>
+      </w:r>
+      <w:r>
+        <w:rPr>
+          <w:rFonts w:hint="eastAsia" w:ascii="Times New Roman" w:hAnsi="Times New Roman" w:eastAsia="FangSong" w:cs="Times New Roman"/>
+        </w:rPr>
+        <w:t>答案</w:t>
+      </w:r>
+      <w:r>
+        <w:rPr>
+          <w:rFonts w:hint="eastAsia" w:ascii="Times New Roman" w:hAnsi="Times New Roman" w:eastAsia="Times New Roman" w:cs="Times New Roman"/>
+        </w:rPr>
+        <w:t>/</w:t>
+      </w:r>
+      <w:r>
+        <w:rPr>
+          <w:rFonts w:hint="eastAsia" w:ascii="Times New Roman" w:hAnsi="Times New Roman" w:eastAsia="FangSong" w:cs="Times New Roman"/>
+        </w:rPr>
+        <w:t>第</w:t>
+      </w:r>
+      <w:r>
+        <w:rPr>
+          <w:rFonts w:hint="eastAsia" w:ascii="Times New Roman" w:hAnsi="Times New Roman" w:eastAsia="Times New Roman" w:cs="Times New Roman"/>
+        </w:rPr>
+        <w:t>5</w:t>
+      </w:r>
+      <w:r>
+        <w:rPr>
+          <w:rFonts w:hint="eastAsia" w:ascii="Times New Roman" w:hAnsi="Times New Roman" w:eastAsia="FangSong" w:cs="Times New Roman"/>
+        </w:rPr>
+        <w:t>讲</w:t>
+      </w:r>
+      <w:r>
+        <w:rPr>
+          <w:rFonts w:hint="eastAsia" w:ascii="Times New Roman" w:hAnsi="Times New Roman" w:eastAsia="Times New Roman" w:cs="Times New Roman"/>
+        </w:rPr>
+        <w:t>-</w:t>
+      </w:r>
+      <w:r>
+        <w:rPr>
+          <w:rFonts w:hint="eastAsia" w:ascii="Times New Roman" w:hAnsi="Times New Roman" w:eastAsia="FangSong" w:cs="Times New Roman"/>
+        </w:rPr>
+        <w:t>金属有机化学</w:t>
+      </w:r>
+      <w:r>
+        <w:rPr>
+          <w:rFonts w:hint="eastAsia" w:ascii="Times New Roman" w:hAnsi="Times New Roman" w:eastAsia="Times New Roman" w:cs="Times New Roman"/>
+        </w:rPr>
+        <w:t>-</w:t>
+      </w:r>
+      <w:r>
+        <w:rPr>
+          <w:rFonts w:hint="eastAsia" w:ascii="Times New Roman" w:hAnsi="Times New Roman" w:eastAsia="FangSong" w:cs="Times New Roman"/>
+        </w:rPr>
+        <w:t>答案</w:t>
+      </w:r>
+    </w:p>
+    <w:p>
+      <w:pPr>
+        <w:spacing w:before="160" w:after="80"/>
+      </w:pPr>
+      <w:r>
+        <w:pict>
+          <v:rect style="width:0;height:1.5pt" o:hralign="center" o:hrstd="t" o:hr="t"/>
+        </w:pict>
+      </w:r>
+    </w:p>
+    <w:bookmarkEnd w:id="87"/>
+    <w:bookmarkStart w:id="88" w:name="金属有机化学基础-27"/>
+    <w:p>
+      <w:pPr>
+        <w:pStyle w:val="Heading2"/>
+        <w:spacing w:before="280" w:after="80"/>
+        <w:keepNext/>
+      </w:pPr>
+      <w:r>
+        <w:rPr>
+          <w:rFonts w:ascii="Times New Roman" w:hAnsi="Times New Roman" w:eastAsia="Times New Roman" w:cs="Times New Roman"/>
+        </w:rPr>
+        <w:t xml:space="preserve">7.49 </w:t>
+      </w:r>
+      <w:r>
+        <w:rPr>
+          <w:rFonts w:hint="eastAsia" w:ascii="Times New Roman" w:hAnsi="Times New Roman" w:eastAsia="SimHei" w:cs="Times New Roman"/>
+        </w:rPr>
+        <w:t xml:space="preserve">金属有机化学基础</w:t>
+      </w:r>
+    </w:p>
+    <w:p>
+      <w:pPr>
+        <w:pStyle w:val="FirstParagraph"/>
+      </w:pPr>
+      <w:r>
+        <w:rPr>
+          <w:rFonts w:hint="eastAsia" w:ascii="Times New Roman" w:hAnsi="Times New Roman" w:eastAsia="FangSong" w:cs="Times New Roman"/>
+        </w:rPr>
+        <w:t xml:space="preserve">下图示出了</w:t>
+      </w:r>
+      <w:r>
+        <w:rPr>
+          <w:rFonts w:ascii="Times New Roman" w:hAnsi="Times New Roman" w:eastAsia="Times New Roman" w:cs="Times New Roman"/>
+        </w:rPr>
+        <w:t xml:space="preserve"> </w:t>
+      </w:r>
+      <m:oMath>
+        <m:sSub>
+          <m:e>
+            <m:r>
+              <m:t>D</m:t>
+            </m:r>
+          </m:e>
+          <m:sub>
+            <m:r>
+              <m:t>4</m:t>
+            </m:r>
+            <m:r>
+              <m:t>h</m:t>
+            </m:r>
+          </m:sub>
+        </m:sSub>
+      </m:oMath>
+      <w:r>
+        <w:rPr>
+          <w:rFonts w:ascii="Times New Roman" w:hAnsi="Times New Roman" w:eastAsia="Times New Roman" w:cs="Times New Roman"/>
+        </w:rPr>
+        <w:t xml:space="preserve"> </w:t>
+      </w:r>
+      <w:r>
+        <w:rPr>
+          <w:rFonts w:hint="eastAsia" w:ascii="Times New Roman" w:hAnsi="Times New Roman" w:eastAsia="Times New Roman" w:cs="Times New Roman"/>
+        </w:rPr>
+        <w:t>（</w:t>
+      </w:r>
+      <w:r>
+        <w:rPr>
+          <w:rFonts w:hint="eastAsia" w:ascii="Times New Roman" w:hAnsi="Times New Roman" w:eastAsia="FangSong" w:cs="Times New Roman"/>
+        </w:rPr>
+        <w:t>平面四方对称性</w:t>
+      </w:r>
+      <w:r>
+        <w:rPr>
+          <w:rFonts w:hint="eastAsia" w:ascii="Times New Roman" w:hAnsi="Times New Roman" w:eastAsia="Times New Roman" w:cs="Times New Roman"/>
+        </w:rPr>
+        <w:t>）</w:t>
+      </w:r>
+      <w:r>
+        <w:rPr>
+          <w:rFonts w:hint="eastAsia" w:ascii="Times New Roman" w:hAnsi="Times New Roman" w:eastAsia="FangSong" w:cs="Times New Roman"/>
+        </w:rPr>
+        <w:t>的</w:t>
+      </w:r>
+      <w:r>
+        <w:rPr>
+          <w:rFonts w:ascii="Times New Roman" w:hAnsi="Times New Roman" w:eastAsia="Times New Roman" w:cs="Times New Roman"/>
+        </w:rPr>
+        <w:t xml:space="preserve"> </w:t>
+      </w:r>
+      <m:oMath>
+        <m:sSub>
+          <m:e>
+            <m:r>
+              <m:rPr>
+                <m:sty m:val="p"/>
+              </m:rPr>
+              <m:t>M</m:t>
+            </m:r>
+            <m:r>
+              <m:rPr>
+                <m:sty m:val="p"/>
+              </m:rPr>
+              <m:t>L</m:t>
+            </m:r>
+          </m:e>
+          <m:sub>
+            <m:r>
+              <m:t>4</m:t>
+            </m:r>
+          </m:sub>
+        </m:sSub>
+      </m:oMath>
+      <w:r>
+        <w:rPr>
+          <w:rFonts w:ascii="Times New Roman" w:hAnsi="Times New Roman" w:eastAsia="Times New Roman" w:cs="Times New Roman"/>
+        </w:rPr>
+        <w:t xml:space="preserve"> </w:t>
+      </w:r>
+      <w:r>
+        <w:rPr>
+          <w:rFonts w:hint="eastAsia" w:ascii="Times New Roman" w:hAnsi="Times New Roman" w:eastAsia="FangSong" w:cs="Times New Roman"/>
+        </w:rPr>
+        <w:t>体系的分子轨道</w:t>
+      </w:r>
+      <w:r>
+        <w:rPr>
+          <w:rFonts w:hint="eastAsia" w:ascii="Times New Roman" w:hAnsi="Times New Roman" w:eastAsia="Times New Roman" w:cs="Times New Roman"/>
+        </w:rPr>
+        <w:t>。</w:t>
+      </w:r>
+      <w:r>
+        <w:rPr>
+          <w:rFonts w:hint="eastAsia" w:ascii="Times New Roman" w:hAnsi="Times New Roman" w:eastAsia="FangSong" w:cs="Times New Roman"/>
+        </w:rPr>
+        <w:t>请问</w:t>
+      </w:r>
+      <w:r>
+        <w:rPr>
+          <w:rFonts w:hint="eastAsia" w:ascii="Times New Roman" w:hAnsi="Times New Roman" w:eastAsia="Times New Roman" w:cs="Times New Roman"/>
+        </w:rPr>
+        <w:t>：</w:t>
+      </w:r>
+      <w:r>
+        <w:rPr>
+          <w:rFonts w:hint="eastAsia" w:ascii="Times New Roman" w:hAnsi="Times New Roman" w:eastAsia="FangSong" w:cs="Times New Roman"/>
+        </w:rPr>
+        <w:t>在强场</w:t>
+      </w:r>
+      <w:r>
+        <w:rPr>
+          <w:rFonts w:hint="eastAsia" w:ascii="Times New Roman" w:hAnsi="Times New Roman" w:eastAsia="Times New Roman" w:cs="Times New Roman"/>
+        </w:rPr>
+        <w:t>、</w:t>
+      </w:r>
+      <w:r>
+        <w:rPr>
+          <w:rFonts w:hint="eastAsia" w:ascii="Times New Roman" w:hAnsi="Times New Roman" w:eastAsia="FangSong" w:cs="Times New Roman"/>
+        </w:rPr>
+        <w:t>平面四方形立体构型的配合物中</w:t>
+      </w:r>
+      <w:r>
+        <w:rPr>
+          <w:rFonts w:hint="eastAsia" w:ascii="Times New Roman" w:hAnsi="Times New Roman" w:eastAsia="Times New Roman" w:cs="Times New Roman"/>
+        </w:rPr>
+        <w:t>，</w:t>
+      </w:r>
+      <w:r>
+        <w:rPr>
+          <w:rFonts w:hint="eastAsia" w:ascii="Times New Roman" w:hAnsi="Times New Roman" w:eastAsia="FangSong" w:cs="Times New Roman"/>
+        </w:rPr>
+        <w:t>最稳定的电子构型一般是多少</w:t>
+      </w:r>
+      <w:r>
+        <w:rPr>
+          <w:rFonts w:hint="eastAsia" w:ascii="Times New Roman" w:hAnsi="Times New Roman" w:eastAsia="Times New Roman" w:cs="Times New Roman"/>
+        </w:rPr>
+        <w:t>？</w:t>
+      </w:r>
+      <w:r>
+        <w:rPr>
+          <w:rFonts w:hint="eastAsia" w:ascii="Times New Roman" w:hAnsi="Times New Roman" w:eastAsia="FangSong" w:cs="Times New Roman"/>
+        </w:rPr>
+        <w:t>解释你的结论</w:t>
+      </w:r>
+      <w:r>
+        <w:rPr>
+          <w:rFonts w:hint="eastAsia" w:ascii="Times New Roman" w:hAnsi="Times New Roman" w:eastAsia="Times New Roman" w:cs="Times New Roman"/>
+        </w:rPr>
+        <w:t>。</w:t>
+      </w:r>
+    </w:p>
+    <w:p>
+      <w:pPr>
+        <w:pStyle w:val="BodyText"/>
+      </w:pPr>
+      <w:r>
+        <w:rPr>
+          <w:rFonts w:hint="eastAsia" w:ascii="Times New Roman" w:hAnsi="Times New Roman" w:eastAsia="Times New Roman" w:cs="Times New Roman"/>
+        </w:rPr>
+        <w:t>![]../../../06-</w:t>
+      </w:r>
+      <w:r>
+        <w:rPr>
+          <w:rFonts w:hint="eastAsia" w:ascii="Times New Roman" w:hAnsi="Times New Roman" w:eastAsia="FangSong" w:cs="Times New Roman"/>
+        </w:rPr>
+        <w:t>外部资料导入</w:t>
+      </w:r>
+      <w:r>
+        <w:rPr>
+          <w:rFonts w:hint="eastAsia" w:ascii="Times New Roman" w:hAnsi="Times New Roman" w:eastAsia="Times New Roman" w:cs="Times New Roman"/>
+        </w:rPr>
+        <w:t>/</w:t>
+      </w:r>
+      <w:r>
+        <w:rPr>
+          <w:rFonts w:hint="eastAsia" w:ascii="Times New Roman" w:hAnsi="Times New Roman" w:eastAsia="FangSong" w:cs="Times New Roman"/>
+        </w:rPr>
+        <w:t>化学竞赛初赛讲义</w:t>
+      </w:r>
+      <w:r>
+        <w:rPr>
+          <w:rFonts w:hint="eastAsia" w:ascii="Times New Roman" w:hAnsi="Times New Roman" w:eastAsia="Times New Roman" w:cs="Times New Roman"/>
+        </w:rPr>
+        <w:t>/（</w:t>
+      </w:r>
+      <w:r>
+        <w:rPr>
+          <w:rFonts w:hint="eastAsia" w:ascii="Times New Roman" w:hAnsi="Times New Roman" w:eastAsia="FangSong" w:cs="Times New Roman"/>
+        </w:rPr>
+        <w:t>已压缩</w:t>
+      </w:r>
+      <w:r>
+        <w:rPr>
+          <w:rFonts w:hint="eastAsia" w:ascii="Times New Roman" w:hAnsi="Times New Roman" w:eastAsia="Times New Roman" w:cs="Times New Roman"/>
+        </w:rPr>
+        <w:t>）51-100_images/cb9a5d8cfe1827492bc3625b91821e5a6b713afd05f0054ef8d121d9c6118183.jpg)</w:t>
+      </w:r>
+    </w:p>
+    <w:p>
+      <w:pPr>
+        <w:spacing w:before="160" w:after="80"/>
+      </w:pPr>
+      <w:r>
+        <w:pict>
+          <v:rect style="width:0;height:1.5pt" o:hralign="center" o:hrstd="t" o:hr="t"/>
+        </w:pict>
+      </w:r>
+    </w:p>
+    <w:bookmarkEnd w:id="88"/>
+    <w:bookmarkStart w:id="89" w:name="二茂铁制备反应方程式第28届初赛"/>
+    <w:p>
+      <w:pPr>
+        <w:pStyle w:val="Heading2"/>
+        <w:spacing w:before="280" w:after="80"/>
+        <w:keepNext/>
+      </w:pPr>
+      <w:r>
+        <w:rPr>
+          <w:rFonts w:ascii="Times New Roman" w:hAnsi="Times New Roman" w:eastAsia="Times New Roman" w:cs="Times New Roman"/>
+        </w:rPr>
+        <w:t xml:space="preserve">7.50 </w:t>
+      </w:r>
+      <w:r>
+        <w:rPr>
+          <w:rFonts w:hint="eastAsia" w:ascii="Times New Roman" w:hAnsi="Times New Roman" w:eastAsia="SimHei" w:cs="Times New Roman"/>
+        </w:rPr>
+        <w:t>二茂铁制备反应方程式</w:t>
+      </w:r>
+      <w:r>
+        <w:rPr>
+          <w:rFonts w:hint="eastAsia" w:ascii="Times New Roman" w:hAnsi="Times New Roman" w:eastAsia="Times New Roman" w:cs="Times New Roman"/>
+        </w:rPr>
+        <w:t>（</w:t>
+      </w:r>
+      <w:r>
+        <w:rPr>
+          <w:rFonts w:hint="eastAsia" w:ascii="Times New Roman" w:hAnsi="Times New Roman" w:eastAsia="SimHei" w:cs="Times New Roman"/>
+        </w:rPr>
+        <w:t>第</w:t>
+      </w:r>
+      <w:r>
+        <w:rPr>
+          <w:rFonts w:hint="eastAsia" w:ascii="Times New Roman" w:hAnsi="Times New Roman" w:eastAsia="Times New Roman" w:cs="Times New Roman"/>
+        </w:rPr>
+        <w:t>28</w:t>
+      </w:r>
+      <w:r>
+        <w:rPr>
+          <w:rFonts w:hint="eastAsia" w:ascii="Times New Roman" w:hAnsi="Times New Roman" w:eastAsia="SimHei" w:cs="Times New Roman"/>
+        </w:rPr>
+        <w:t>届初赛</w:t>
+      </w:r>
+      <w:r>
+        <w:rPr>
+          <w:rFonts w:hint="eastAsia" w:ascii="Times New Roman" w:hAnsi="Times New Roman" w:eastAsia="Times New Roman" w:cs="Times New Roman"/>
+        </w:rPr>
+        <w:t>）</w:t>
+      </w:r>
+    </w:p>
+    <w:p>
+      <w:pPr>
+        <w:pStyle w:val="FirstParagraph"/>
+      </w:pPr>
+      <w:r>
+        <w:rPr>
+          <w:rFonts w:hint="eastAsia" w:ascii="Times New Roman" w:hAnsi="Times New Roman" w:eastAsia="FangSong" w:cs="Times New Roman"/>
+        </w:rPr>
+        <w:t>环戊二烯钠与氯化亚铁在四氢呋喃中反应</w:t>
+      </w:r>
+      <w:r>
+        <w:rPr>
+          <w:rFonts w:hint="eastAsia" w:ascii="Times New Roman" w:hAnsi="Times New Roman" w:eastAsia="Times New Roman" w:cs="Times New Roman"/>
+        </w:rPr>
+        <w:t>，</w:t>
+      </w:r>
+      <w:r>
+        <w:rPr>
+          <w:rFonts w:hint="eastAsia" w:ascii="Times New Roman" w:hAnsi="Times New Roman" w:eastAsia="FangSong" w:cs="Times New Roman"/>
+        </w:rPr>
+        <w:t>或环戊二烯与氯化亚铁在三乙胺存在下反应</w:t>
+      </w:r>
+      <w:r>
+        <w:rPr>
+          <w:rFonts w:hint="eastAsia" w:ascii="Times New Roman" w:hAnsi="Times New Roman" w:eastAsia="Times New Roman" w:cs="Times New Roman"/>
+        </w:rPr>
+        <w:t>，</w:t>
+      </w:r>
+      <w:r>
+        <w:rPr>
+          <w:rFonts w:hint="eastAsia" w:ascii="Times New Roman" w:hAnsi="Times New Roman" w:eastAsia="FangSong" w:cs="Times New Roman"/>
+        </w:rPr>
+        <w:t>可制得稳定的双环戊二烯基合铁</w:t>
+      </w:r>
+      <w:r>
+        <w:rPr>
+          <w:rFonts w:hint="eastAsia" w:ascii="Times New Roman" w:hAnsi="Times New Roman" w:eastAsia="Times New Roman" w:cs="Times New Roman"/>
+        </w:rPr>
+        <w:t>（</w:t>
+      </w:r>
+      <w:r>
+        <w:rPr>
+          <w:rFonts w:hint="eastAsia" w:ascii="Times New Roman" w:hAnsi="Times New Roman" w:eastAsia="FangSong" w:cs="Times New Roman"/>
+        </w:rPr>
+        <w:t>二茂铁</w:t>
+      </w:r>
+      <w:r>
+        <w:rPr>
+          <w:rFonts w:hint="eastAsia" w:ascii="Times New Roman" w:hAnsi="Times New Roman" w:eastAsia="Times New Roman" w:cs="Times New Roman"/>
+        </w:rPr>
+        <w:t>）。</w:t>
+      </w:r>
+    </w:p>
+    <w:p>
+      <w:pPr>
+        <w:pStyle w:val="BodyText"/>
+      </w:pPr>
+      <w:r>
+        <w:rPr>
+          <w:rFonts w:ascii="Times New Roman" w:hAnsi="Times New Roman" w:eastAsia="Times New Roman" w:cs="Times New Roman"/>
+        </w:rPr>
+        <w:t xml:space="preserve">5-1 </w:t>
+      </w:r>
+      <w:r>
+        <w:rPr>
+          <w:rFonts w:hint="eastAsia" w:ascii="Times New Roman" w:hAnsi="Times New Roman" w:eastAsia="FangSong" w:cs="Times New Roman"/>
+        </w:rPr>
+        <w:t>写出上述制备二茂铁的两种反应的方程式</w:t>
+      </w:r>
+      <w:r>
+        <w:rPr>
+          <w:rFonts w:hint="eastAsia" w:ascii="Times New Roman" w:hAnsi="Times New Roman" w:eastAsia="Times New Roman" w:cs="Times New Roman"/>
+        </w:rPr>
+        <w:t>。</w:t>
+      </w:r>
+    </w:p>
+    <w:p>
+      <w:pPr>
+        <w:pStyle w:val="BodyText"/>
+      </w:pPr>
+      <w:r>
+        <w:rPr>
+          <w:rFonts w:ascii="Times New Roman" w:hAnsi="Times New Roman" w:eastAsia="Times New Roman" w:cs="Times New Roman"/>
+        </w:rPr>
+        <w:t xml:space="preserve">5-2 </w:t>
+      </w:r>
+      <w:r>
+        <w:rPr>
+          <w:rFonts w:hint="eastAsia" w:ascii="Times New Roman" w:hAnsi="Times New Roman" w:eastAsia="FangSong" w:cs="Times New Roman"/>
+        </w:rPr>
+        <w:t>通常认为</w:t>
+      </w:r>
+      <w:r>
+        <w:rPr>
+          <w:rFonts w:hint="eastAsia" w:ascii="Times New Roman" w:hAnsi="Times New Roman" w:eastAsia="Times New Roman" w:cs="Times New Roman"/>
+        </w:rPr>
+        <w:t>，</w:t>
+      </w:r>
+      <w:r>
+        <w:rPr>
+          <w:rFonts w:hint="eastAsia" w:ascii="Times New Roman" w:hAnsi="Times New Roman" w:eastAsia="FangSong" w:cs="Times New Roman"/>
+        </w:rPr>
+        <w:t>二茂铁分子中铁原子的配位数为</w:t>
+      </w:r>
+      <w:r>
+        <w:rPr>
+          <w:rFonts w:ascii="Times New Roman" w:hAnsi="Times New Roman" w:eastAsia="Times New Roman" w:cs="Times New Roman"/>
+        </w:rPr>
+        <w:t xml:space="preserve"> </w:t>
+      </w:r>
+      <w:r>
+        <w:rPr>
+          <w:rFonts w:hint="eastAsia" w:ascii="Times New Roman" w:hAnsi="Times New Roman" w:eastAsia="Times New Roman" w:cs="Times New Roman"/>
+        </w:rPr>
+        <w:t>6，</w:t>
+      </w:r>
+      <w:r>
+        <w:rPr>
+          <w:rFonts w:hint="eastAsia" w:ascii="Times New Roman" w:hAnsi="Times New Roman" w:eastAsia="FangSong" w:cs="Times New Roman"/>
+        </w:rPr>
+        <w:t>这是如何算得的</w:t>
+      </w:r>
+      <w:r>
+        <w:rPr>
+          <w:rFonts w:hint="eastAsia" w:ascii="Times New Roman" w:hAnsi="Times New Roman" w:eastAsia="Times New Roman" w:cs="Times New Roman"/>
+        </w:rPr>
+        <w:t>？</w:t>
+      </w:r>
+    </w:p>
+    <w:p>
+      <w:pPr>
+        <w:pStyle w:val="BodyText"/>
+      </w:pPr>
+      <w:r>
+        <w:rPr>
+          <w:rFonts w:ascii="Times New Roman" w:hAnsi="Times New Roman" w:eastAsia="Times New Roman" w:cs="Times New Roman"/>
+        </w:rPr>
+        <w:t xml:space="preserve">5-3 </w:t>
+      </w:r>
+      <w:r>
+        <w:rPr>
+          <w:rFonts w:hint="eastAsia" w:ascii="Times New Roman" w:hAnsi="Times New Roman" w:eastAsia="FangSong" w:cs="Times New Roman"/>
+        </w:rPr>
+        <w:t>二茂铁晶体属于哪种晶体类型</w:t>
+      </w:r>
+      <w:r>
+        <w:rPr>
+          <w:rFonts w:hint="eastAsia" w:ascii="Times New Roman" w:hAnsi="Times New Roman" w:eastAsia="Times New Roman" w:cs="Times New Roman"/>
+        </w:rPr>
+        <w:t>？</w:t>
+      </w:r>
+    </w:p>
+    <w:p>
+      <w:pPr>
+        <w:pStyle w:val="BodyText"/>
+      </w:pPr>
+      <w:r>
+        <w:rPr>
+          <w:rFonts w:ascii="Times New Roman" w:hAnsi="Times New Roman" w:eastAsia="Times New Roman" w:cs="Times New Roman"/>
+        </w:rPr>
+        <w:t xml:space="preserve">163.9 K </w:t>
+      </w:r>
+      <w:r>
+        <w:rPr>
+          <w:rFonts w:hint="eastAsia" w:ascii="Times New Roman" w:hAnsi="Times New Roman" w:eastAsia="FangSong" w:cs="Times New Roman"/>
+        </w:rPr>
+        <w:t>以上形成的晶体属于单斜晶系</w:t>
+      </w:r>
+      <w:r>
+        <w:rPr>
+          <w:rFonts w:hint="eastAsia" w:ascii="Times New Roman" w:hAnsi="Times New Roman" w:eastAsia="Times New Roman" w:cs="Times New Roman"/>
+        </w:rPr>
+        <w:t>，</w:t>
+      </w:r>
+      <w:r>
+        <w:rPr>
+          <w:rFonts w:hint="eastAsia" w:ascii="Times New Roman" w:hAnsi="Times New Roman" w:eastAsia="FangSong" w:cs="Times New Roman"/>
+        </w:rPr>
+        <w:t>晶胞参数</w:t>
+      </w:r>
+      <w:r>
+        <w:rPr>
+          <w:rFonts w:ascii="Times New Roman" w:hAnsi="Times New Roman" w:eastAsia="Times New Roman" w:cs="Times New Roman"/>
+        </w:rPr>
+        <w:t xml:space="preserve"> </w:t>
       </w:r>
       <m:oMath>
         <m:oMathPr>
@@ -20473,7 +20815,7 @@
           </m:ctrlPr>
         </m:oMathPr>
         <m:r>
-          <m:t>b</m:t>
+          <m:t>a</m:t>
         </m:r>
         <m:r>
           <m:rPr>
@@ -20482,7 +20824,7 @@
           <m:t>=</m:t>
         </m:r>
         <m:r>
-          <m:t>757.24</m:t>
+          <m:t>1044.35</m:t>
         </m:r>
         <m:r>
           <m:t> </m:t>
@@ -20516,7 +20858,7 @@
           </m:ctrlPr>
         </m:oMathPr>
         <m:r>
-          <m:t>c</m:t>
+          <m:t>b</m:t>
         </m:r>
         <m:r>
           <m:rPr>
@@ -20525,7 +20867,7 @@
           <m:t>=</m:t>
         </m:r>
         <m:r>
-          <m:t>582.44</m:t>
+          <m:t>757.24</m:t>
         </m:r>
         <m:r>
           <m:t> </m:t>
@@ -20559,7 +20901,7 @@
           </m:ctrlPr>
         </m:oMathPr>
         <m:r>
-          <m:t>β</m:t>
+          <m:t>c</m:t>
         </m:r>
         <m:r>
           <m:rPr>
@@ -20567,39 +20909,30 @@
           </m:rPr>
           <m:t>=</m:t>
         </m:r>
-        <m:sSup>
-          <m:e>
-            <m:r>
-              <m:t>120.958</m:t>
-            </m:r>
-          </m:e>
-          <m:sup>
-            <m:r>
-              <m:rPr>
-                <m:sty m:val="p"/>
-              </m:rPr>
-              <m:t>∘</m:t>
-            </m:r>
-          </m:sup>
-        </m:sSup>
+        <m:r>
+          <m:t>582.44</m:t>
+        </m:r>
+        <m:r>
+          <m:t> </m:t>
+        </m:r>
+        <m:r>
+          <m:rPr>
+            <m:sty m:val="p"/>
+          </m:rPr>
+          <m:t>p</m:t>
+        </m:r>
+        <m:r>
+          <m:rPr>
+            <m:sty m:val="p"/>
+          </m:rPr>
+          <m:t>m</m:t>
+        </m:r>
       </m:oMath>
       <w:r>
         <w:rPr>
           <w:rFonts w:hint="eastAsia" w:ascii="Times New Roman" w:hAnsi="Times New Roman" w:eastAsia="Times New Roman" w:cs="Times New Roman"/>
         </w:rPr>
-        <w:t>。</w:t>
-      </w:r>
-      <w:r>
-        <w:rPr>
-          <w:rFonts w:hint="eastAsia" w:ascii="Times New Roman" w:hAnsi="Times New Roman" w:eastAsia="FangSong" w:cs="Times New Roman"/>
-        </w:rPr>
-        <w:t>密度</w:t>
-      </w:r>
-      <w:r>
-        <w:rPr>
-          <w:rFonts w:ascii="Times New Roman" w:hAnsi="Times New Roman" w:eastAsia="Times New Roman" w:cs="Times New Roman"/>
-        </w:rPr>
-        <w:t xml:space="preserve"> </w:t>
+        <w:t xml:space="preserve">，</w:t>
       </w:r>
       <m:oMath>
         <m:oMathPr>
@@ -20611,415 +20944,41 @@
           </m:ctrlPr>
         </m:oMathPr>
         <m:r>
-          <m:t>1.565</m:t>
-        </m:r>
-        <m:r>
-          <m:t> </m:t>
+          <m:t>β</m:t>
+        </m:r>
+        <m:r>
+          <m:rPr>
+            <m:sty m:val="p"/>
+          </m:rPr>
+          <m:t>=</m:t>
         </m:r>
         <m:sSup>
           <m:e>
+            <m:r>
+              <m:t>120.958</m:t>
+            </m:r>
+          </m:e>
+          <m:sup>
             <m:r>
               <m:rPr>
                 <m:sty m:val="p"/>
               </m:rPr>
-              <m:t>g</m:t>
-            </m:r>
-            <m:r>
-              <m:rPr>
-                <m:sty m:val="p"/>
-              </m:rPr>
-              <m:t> </m:t>
-            </m:r>
-            <m:r>
-              <m:rPr>
-                <m:sty m:val="p"/>
-              </m:rPr>
-              <m:t>c</m:t>
-            </m:r>
-            <m:r>
-              <m:rPr>
-                <m:sty m:val="p"/>
-              </m:rPr>
-              <m:t>m</m:t>
-            </m:r>
-          </m:e>
-          <m:sup>
-            <m:r>
-              <m:rPr>
-                <m:sty m:val="p"/>
-              </m:rPr>
-              <m:t>−</m:t>
-            </m:r>
-            <m:r>
-              <m:t>3</m:t>
+              <m:t>∘</m:t>
             </m:r>
           </m:sup>
         </m:sSup>
       </m:oMath>
       <w:r>
         <w:rPr>
-          <w:rFonts w:ascii="Times New Roman" w:hAnsi="Times New Roman" w:eastAsia="Times New Roman" w:cs="Times New Roman"/>
-        </w:rPr>
-        <w:t xml:space="preserve">。</w:t>
-      </w:r>
-    </w:p>
-    <w:p>
-      <w:pPr>
-        <w:pStyle w:val="BodyText"/>
-      </w:pPr>
-      <w:r>
-        <w:rPr>
-          <w:rFonts w:ascii="Times New Roman" w:hAnsi="Times New Roman" w:eastAsia="Times New Roman" w:cs="Times New Roman"/>
-        </w:rPr>
-        <w:t xml:space="preserve">5-4 </w:t>
-      </w:r>
-      <w:r>
-        <w:rPr>
-          <w:rFonts w:hint="eastAsia" w:ascii="Times New Roman" w:hAnsi="Times New Roman" w:eastAsia="FangSong" w:cs="Times New Roman"/>
-        </w:rPr>
-        <w:t xml:space="preserve">计算二茂铁晶体的</w:t>
-      </w:r>
-      <w:r>
-        <w:rPr>
-          <w:rFonts w:ascii="Times New Roman" w:hAnsi="Times New Roman" w:eastAsia="Times New Roman" w:cs="Times New Roman"/>
-        </w:rPr>
-        <w:t xml:space="preserve"> 1 </w:t>
-      </w:r>
-      <w:r>
-        <w:rPr>
-          <w:rFonts w:hint="eastAsia" w:ascii="Times New Roman" w:hAnsi="Times New Roman" w:eastAsia="FangSong" w:cs="Times New Roman"/>
-        </w:rPr>
-        <w:t>个正当晶胞中的分子数</w:t>
-      </w:r>
-      <w:r>
-        <w:rPr>
           <w:rFonts w:hint="eastAsia" w:ascii="Times New Roman" w:hAnsi="Times New Roman" w:eastAsia="Times New Roman" w:cs="Times New Roman"/>
         </w:rPr>
         <w:t>。</w:t>
       </w:r>
-    </w:p>
-    <w:p>
-      <w:pPr>
-        <w:spacing w:before="160" w:after="80"/>
-      </w:pPr>
-      <w:r>
-        <w:pict>
-          <v:rect style="width:0;height:1.5pt" o:hralign="center" o:hrstd="t" o:hr="t"/>
-        </w:pict>
-      </w:r>
-    </w:p>
-    <w:bookmarkEnd w:id="73"/>
-    <w:bookmarkStart w:id="74" w:name="官能团缩写识别与保护基分类"/>
-    <w:p>
-      <w:pPr>
-        <w:pStyle w:val="Heading2"/>
-        <w:spacing w:before="280" w:after="80"/>
-        <w:keepNext/>
-      </w:pPr>
-      <w:r>
-        <w:rPr>
-          <w:rFonts w:ascii="Times New Roman" w:hAnsi="Times New Roman" w:eastAsia="Times New Roman" w:cs="Times New Roman"/>
-        </w:rPr>
-        <w:t xml:space="preserve">7.38 </w:t>
-      </w:r>
-      <w:r>
-        <w:rPr>
-          <w:rFonts w:hint="eastAsia" w:ascii="Times New Roman" w:hAnsi="Times New Roman" w:eastAsia="SimHei" w:cs="Times New Roman"/>
-        </w:rPr>
-        <w:t xml:space="preserve">官能团缩写识别与保护基分类</w:t>
-      </w:r>
-    </w:p>
-    <w:p>
-      <w:pPr>
-        <w:pStyle w:val="FirstParagraph"/>
-      </w:pPr>
-      <w:r>
-        <w:rPr>
-          <w:rFonts w:hint="eastAsia" w:ascii="Times New Roman" w:hAnsi="Times New Roman" w:eastAsia="FangSong" w:cs="Times New Roman"/>
-        </w:rPr>
-        <w:t>有机合成论文中大量使用官能团缩写</w:t>
-      </w:r>
-      <w:r>
-        <w:rPr>
-          <w:rFonts w:hint="eastAsia" w:ascii="Times New Roman" w:hAnsi="Times New Roman" w:eastAsia="Times New Roman" w:cs="Times New Roman"/>
-        </w:rPr>
-        <w:t>，</w:t>
-      </w:r>
-      <w:r>
-        <w:rPr>
-          <w:rFonts w:hint="eastAsia" w:ascii="Times New Roman" w:hAnsi="Times New Roman" w:eastAsia="FangSong" w:cs="Times New Roman"/>
-        </w:rPr>
-        <w:t>正确识别是阅读文献的基础</w:t>
-      </w:r>
-      <w:r>
-        <w:rPr>
-          <w:rFonts w:hint="eastAsia" w:ascii="Times New Roman" w:hAnsi="Times New Roman" w:eastAsia="Times New Roman" w:cs="Times New Roman"/>
-        </w:rPr>
-        <w:t>。</w:t>
-      </w:r>
-    </w:p>
-    <w:p>
-      <w:pPr>
-        <w:pStyle w:val="BodyText"/>
-      </w:pPr>
-      <w:r>
-        <w:rPr>
-          <w:rFonts w:hint="eastAsia" w:ascii="Times New Roman" w:hAnsi="Times New Roman" w:eastAsia="FangSong" w:cs="Times New Roman"/>
-          <w:b/>
-          <w:bCs/>
-        </w:rPr>
-        <w:t xml:space="preserve">题目</w:t>
-      </w:r>
-      <w:r>
-        <w:rPr>
-          <w:rFonts w:hint="eastAsia" w:ascii="Times New Roman" w:hAnsi="Times New Roman" w:eastAsia="Times New Roman" w:cs="Times New Roman"/>
-        </w:rPr>
-        <w:t xml:space="preserve">：</w:t>
-      </w:r>
-    </w:p>
-    <w:p>
-      <w:pPr>
-        <w:numPr>
-          <w:ilvl w:val="0"/>
-          <w:numId w:val="1015"/>
-        </w:numPr>
-      </w:pPr>
-      <w:r>
-        <w:rPr>
-          <w:rFonts w:hint="eastAsia" w:ascii="Times New Roman" w:hAnsi="Times New Roman" w:eastAsia="FangSong" w:cs="Times New Roman"/>
-        </w:rPr>
-        <w:t>写出以下缩写的完整结构</w:t>
-      </w:r>
-      <w:r>
-        <w:rPr>
-          <w:rFonts w:hint="eastAsia" w:ascii="Times New Roman" w:hAnsi="Times New Roman" w:eastAsia="Times New Roman" w:cs="Times New Roman"/>
-        </w:rPr>
-        <w:t>：</w:t>
-      </w:r>
-    </w:p>
-    <w:p>
-      <w:pPr>
-        <w:pStyle w:val="Compact"/>
-        <w:numPr>
-          <w:ilvl w:val="1"/>
-          <w:numId w:val="1016"/>
-        </w:numPr>
-      </w:pPr>
-      <w:r>
-        <w:rPr>
-          <w:rFonts w:ascii="Times New Roman" w:hAnsi="Times New Roman" w:eastAsia="Times New Roman" w:cs="Times New Roman"/>
-        </w:rPr>
-        <w:t xml:space="preserve">Boc、Cbz、Bn、Ms、Ts、Tf、TBDPS、PMB</w:t>
-      </w:r>
-    </w:p>
-    <w:p>
-      <w:pPr>
-        <w:numPr>
-          <w:ilvl w:val="0"/>
-          <w:numId w:val="1015"/>
-        </w:numPr>
-      </w:pPr>
-      <w:r>
-        <w:rPr>
-          <w:rFonts w:hint="eastAsia" w:ascii="Times New Roman" w:hAnsi="Times New Roman" w:eastAsia="FangSong" w:cs="Times New Roman"/>
-        </w:rPr>
-        <w:t>哪些保护基用于保护羟基</w:t>
-      </w:r>
-      <w:r>
-        <w:rPr>
-          <w:rFonts w:hint="eastAsia" w:ascii="Times New Roman" w:hAnsi="Times New Roman" w:eastAsia="Times New Roman" w:cs="Times New Roman"/>
-        </w:rPr>
-        <w:t>？</w:t>
-      </w:r>
-      <w:r>
-        <w:rPr>
-          <w:rFonts w:hint="eastAsia" w:ascii="Times New Roman" w:hAnsi="Times New Roman" w:eastAsia="FangSong" w:cs="Times New Roman"/>
-        </w:rPr>
-        <w:t>哪些用于保护氨基</w:t>
-      </w:r>
-      <w:r>
-        <w:rPr>
-          <w:rFonts w:hint="eastAsia" w:ascii="Times New Roman" w:hAnsi="Times New Roman" w:eastAsia="Times New Roman" w:cs="Times New Roman"/>
-        </w:rPr>
-        <w:t>？</w:t>
-      </w:r>
-    </w:p>
-    <w:p>
-      <w:pPr>
-        <w:numPr>
-          <w:ilvl w:val="0"/>
-          <w:numId w:val="1015"/>
-        </w:numPr>
-      </w:pPr>
-      <w:r>
-        <w:rPr>
-          <w:rFonts w:hint="eastAsia" w:ascii="Times New Roman" w:hAnsi="Times New Roman" w:eastAsia="Times New Roman" w:cs="Times New Roman"/>
-        </w:rPr>
-        <w:t>Boc</w:t>
-      </w:r>
-      <w:r>
-        <w:rPr>
-          <w:rFonts w:hint="eastAsia" w:ascii="Times New Roman" w:hAnsi="Times New Roman" w:eastAsia="FangSong" w:cs="Times New Roman"/>
-        </w:rPr>
-        <w:t>保护基的安装和脱除条件分别是什么</w:t>
-      </w:r>
-      <w:r>
-        <w:rPr>
-          <w:rFonts w:hint="eastAsia" w:ascii="Times New Roman" w:hAnsi="Times New Roman" w:eastAsia="Times New Roman" w:cs="Times New Roman"/>
-        </w:rPr>
-        <w:t>？</w:t>
-      </w:r>
-    </w:p>
-    <w:p>
-      <w:pPr>
-        <w:numPr>
-          <w:ilvl w:val="0"/>
-          <w:numId w:val="1015"/>
-        </w:numPr>
-      </w:pPr>
-      <w:r>
-        <w:rPr>
-          <w:rFonts w:hint="eastAsia" w:ascii="Times New Roman" w:hAnsi="Times New Roman" w:eastAsia="Times New Roman" w:cs="Times New Roman"/>
-        </w:rPr>
-        <w:t>Ms（</w:t>
-      </w:r>
-      <w:r>
-        <w:rPr>
-          <w:rFonts w:hint="eastAsia" w:ascii="Times New Roman" w:hAnsi="Times New Roman" w:eastAsia="FangSong" w:cs="Times New Roman"/>
-        </w:rPr>
-        <w:t>甲磺酰基</w:t>
-      </w:r>
-      <w:r>
-        <w:rPr>
-          <w:rFonts w:hint="eastAsia" w:ascii="Times New Roman" w:hAnsi="Times New Roman" w:eastAsia="Times New Roman" w:cs="Times New Roman"/>
-        </w:rPr>
-        <w:t>）</w:t>
-      </w:r>
-      <w:r>
-        <w:rPr>
-          <w:rFonts w:hint="eastAsia" w:ascii="Times New Roman" w:hAnsi="Times New Roman" w:eastAsia="FangSong" w:cs="Times New Roman"/>
-        </w:rPr>
-        <w:t>和</w:t>
-      </w:r>
-      <w:r>
-        <w:rPr>
-          <w:rFonts w:hint="eastAsia" w:ascii="Times New Roman" w:hAnsi="Times New Roman" w:eastAsia="Times New Roman" w:cs="Times New Roman"/>
-        </w:rPr>
-        <w:t>Ts（</w:t>
-      </w:r>
-      <w:r>
-        <w:rPr>
-          <w:rFonts w:hint="eastAsia" w:ascii="Times New Roman" w:hAnsi="Times New Roman" w:eastAsia="FangSong" w:cs="Times New Roman"/>
-        </w:rPr>
-        <w:t>对甲苯磺酰基</w:t>
-      </w:r>
-      <w:r>
-        <w:rPr>
-          <w:rFonts w:hint="eastAsia" w:ascii="Times New Roman" w:hAnsi="Times New Roman" w:eastAsia="Times New Roman" w:cs="Times New Roman"/>
-        </w:rPr>
-        <w:t>）</w:t>
-      </w:r>
-      <w:r>
-        <w:rPr>
-          <w:rFonts w:hint="eastAsia" w:ascii="Times New Roman" w:hAnsi="Times New Roman" w:eastAsia="FangSong" w:cs="Times New Roman"/>
-        </w:rPr>
-        <w:t>作为离去基团的活性如何</w:t>
-      </w:r>
-      <w:r>
-        <w:rPr>
-          <w:rFonts w:hint="eastAsia" w:ascii="Times New Roman" w:hAnsi="Times New Roman" w:eastAsia="Times New Roman" w:cs="Times New Roman"/>
-        </w:rPr>
-        <w:t>？</w:t>
-      </w:r>
-    </w:p>
-    <w:p>
-      <w:pPr>
-        <w:spacing w:before="160" w:after="80"/>
-      </w:pPr>
-      <w:r>
-        <w:pict>
-          <v:rect style="width:0;height:1.5pt" o:hralign="center" o:hrstd="t" o:hr="t"/>
-        </w:pict>
-      </w:r>
-    </w:p>
-    <w:bookmarkEnd w:id="74"/>
-    <w:bookmarkStart w:id="75" w:name="有机-合成-聚合反应类型与机理"/>
-    <w:p>
-      <w:pPr>
-        <w:pStyle w:val="Heading2"/>
-        <w:spacing w:before="280" w:after="80"/>
-        <w:keepNext/>
-      </w:pPr>
-      <w:r>
-        <w:rPr>
-          <w:rFonts w:ascii="Times New Roman" w:hAnsi="Times New Roman" w:eastAsia="Times New Roman" w:cs="Times New Roman"/>
-        </w:rPr>
-        <w:t xml:space="preserve">7.39 </w:t>
-      </w:r>
-      <w:r>
-        <w:rPr>
-          <w:rFonts w:hint="eastAsia" w:ascii="Times New Roman" w:hAnsi="Times New Roman" w:eastAsia="SimHei" w:cs="Times New Roman"/>
-        </w:rPr>
-        <w:t>有机</w:t>
-      </w:r>
-      <w:r>
-        <w:rPr>
-          <w:rFonts w:hint="eastAsia" w:ascii="Times New Roman" w:hAnsi="Times New Roman" w:eastAsia="Times New Roman" w:cs="Times New Roman"/>
-        </w:rPr>
-        <w:t>-</w:t>
-      </w:r>
-      <w:r>
-        <w:rPr>
-          <w:rFonts w:hint="eastAsia" w:ascii="Times New Roman" w:hAnsi="Times New Roman" w:eastAsia="SimHei" w:cs="Times New Roman"/>
-        </w:rPr>
-        <w:t>合成</w:t>
-      </w:r>
-      <w:r>
-        <w:rPr>
-          <w:rFonts w:hint="eastAsia" w:ascii="Times New Roman" w:hAnsi="Times New Roman" w:eastAsia="Times New Roman" w:cs="Times New Roman"/>
-        </w:rPr>
-        <w:t>-</w:t>
-      </w:r>
-      <w:r>
-        <w:rPr>
-          <w:rFonts w:hint="eastAsia" w:ascii="Times New Roman" w:hAnsi="Times New Roman" w:eastAsia="SimHei" w:cs="Times New Roman"/>
-        </w:rPr>
-        <w:t>聚合反应类型与机理</w:t>
-      </w:r>
-    </w:p>
-    <w:p>
-      <w:pPr>
-        <w:pStyle w:val="FirstParagraph"/>
-      </w:pPr>
-      <w:r>
-        <w:rPr>
-          <w:rFonts w:hint="eastAsia" w:ascii="Times New Roman" w:hAnsi="Times New Roman" w:eastAsia="Times New Roman" w:cs="Times New Roman"/>
-        </w:rPr>
-        <w:t>（1）</w:t>
-      </w:r>
-      <w:r>
-        <w:rPr>
-          <w:rFonts w:hint="eastAsia" w:ascii="Times New Roman" w:hAnsi="Times New Roman" w:eastAsia="FangSong" w:cs="Times New Roman"/>
-        </w:rPr>
-        <w:t>判断以下单体主要按哪种机理进行加成聚合</w:t>
-      </w:r>
-      <w:r>
-        <w:rPr>
-          <w:rFonts w:hint="eastAsia" w:ascii="Times New Roman" w:hAnsi="Times New Roman" w:eastAsia="Times New Roman" w:cs="Times New Roman"/>
-        </w:rPr>
-        <w:t>：</w:t>
-      </w:r>
-      <w:r>
-        <w:rPr>
-          <w:rFonts w:ascii="Times New Roman" w:hAnsi="Times New Roman" w:eastAsia="Times New Roman" w:cs="Times New Roman"/>
-        </w:rPr>
-        <w:t xml:space="preserve"> </w:t>
-      </w:r>
-      <w:r>
-        <w:rPr>
-          <w:rFonts w:ascii="Times New Roman" w:hAnsi="Times New Roman" w:eastAsia="Times New Roman" w:cs="Times New Roman"/>
-        </w:rPr>
-        <w:t xml:space="preserve">- a.</w:t>
+      <w:r>
+        <w:rPr>
+          <w:rFonts w:hint="eastAsia" w:ascii="Times New Roman" w:hAnsi="Times New Roman" w:eastAsia="FangSong" w:cs="Times New Roman"/>
+        </w:rPr>
+        <w:t>密度</w:t>
       </w:r>
       <w:r>
         <w:rPr>
@@ -21037,50 +20996,283 @@
           </m:ctrlPr>
         </m:oMathPr>
         <m:r>
-          <m:t>C</m:t>
-        </m:r>
-        <m:sSub>
+          <m:t>1.565</m:t>
+        </m:r>
+        <m:r>
+          <m:t> </m:t>
+        </m:r>
+        <m:sSup>
           <m:e>
             <m:r>
-              <m:t>H</m:t>
+              <m:rPr>
+                <m:sty m:val="p"/>
+              </m:rPr>
+              <m:t>g</m:t>
+            </m:r>
+            <m:r>
+              <m:rPr>
+                <m:sty m:val="p"/>
+              </m:rPr>
+              <m:t> </m:t>
+            </m:r>
+            <m:r>
+              <m:rPr>
+                <m:sty m:val="p"/>
+              </m:rPr>
+              <m:t>c</m:t>
+            </m:r>
+            <m:r>
+              <m:rPr>
+                <m:sty m:val="p"/>
+              </m:rPr>
+              <m:t>m</m:t>
             </m:r>
           </m:e>
-          <m:sub>
-            <m:r>
-              <m:t>2</m:t>
-            </m:r>
-          </m:sub>
-        </m:sSub>
-        <m:r>
-          <m:rPr>
-            <m:sty m:val="p"/>
-          </m:rPr>
-          <m:t>=</m:t>
-        </m:r>
-        <m:r>
-          <m:t>C</m:t>
-        </m:r>
-        <m:r>
-          <m:t>H</m:t>
-        </m:r>
-        <m:r>
-          <m:t>C</m:t>
-        </m:r>
-        <m:r>
-          <m:t>l</m:t>
-        </m:r>
+          <m:sup>
+            <m:r>
+              <m:rPr>
+                <m:sty m:val="p"/>
+              </m:rPr>
+              <m:t>−</m:t>
+            </m:r>
+            <m:r>
+              <m:t>3</m:t>
+            </m:r>
+          </m:sup>
+        </m:sSup>
       </m:oMath>
       <w:r>
         <w:rPr>
-          <w:rFonts w:hint="eastAsia" w:ascii="Times New Roman" w:hAnsi="Times New Roman" w:eastAsia="Times New Roman" w:cs="Times New Roman"/>
-        </w:rPr>
-        <w:t>（</w:t>
-      </w:r>
-      <w:r>
-        <w:rPr>
-          <w:rFonts w:hint="eastAsia" w:ascii="Times New Roman" w:hAnsi="Times New Roman" w:eastAsia="FangSong" w:cs="Times New Roman"/>
-        </w:rPr>
-        <w:t>氯乙烯</w:t>
+          <w:rFonts w:ascii="Times New Roman" w:hAnsi="Times New Roman" w:eastAsia="Times New Roman" w:cs="Times New Roman"/>
+        </w:rPr>
+        <w:t xml:space="preserve">。</w:t>
+      </w:r>
+    </w:p>
+    <w:p>
+      <w:pPr>
+        <w:pStyle w:val="BodyText"/>
+      </w:pPr>
+      <w:r>
+        <w:rPr>
+          <w:rFonts w:ascii="Times New Roman" w:hAnsi="Times New Roman" w:eastAsia="Times New Roman" w:cs="Times New Roman"/>
+        </w:rPr>
+        <w:t xml:space="preserve">5-4 </w:t>
+      </w:r>
+      <w:r>
+        <w:rPr>
+          <w:rFonts w:hint="eastAsia" w:ascii="Times New Roman" w:hAnsi="Times New Roman" w:eastAsia="FangSong" w:cs="Times New Roman"/>
+        </w:rPr>
+        <w:t xml:space="preserve">计算二茂铁晶体的</w:t>
+      </w:r>
+      <w:r>
+        <w:rPr>
+          <w:rFonts w:ascii="Times New Roman" w:hAnsi="Times New Roman" w:eastAsia="Times New Roman" w:cs="Times New Roman"/>
+        </w:rPr>
+        <w:t xml:space="preserve"> 1 </w:t>
+      </w:r>
+      <w:r>
+        <w:rPr>
+          <w:rFonts w:hint="eastAsia" w:ascii="Times New Roman" w:hAnsi="Times New Roman" w:eastAsia="FangSong" w:cs="Times New Roman"/>
+        </w:rPr>
+        <w:t>个正当晶胞中的分子数</w:t>
+      </w:r>
+      <w:r>
+        <w:rPr>
+          <w:rFonts w:hint="eastAsia" w:ascii="Times New Roman" w:hAnsi="Times New Roman" w:eastAsia="Times New Roman" w:cs="Times New Roman"/>
+        </w:rPr>
+        <w:t>。</w:t>
+      </w:r>
+    </w:p>
+    <w:p>
+      <w:pPr>
+        <w:spacing w:before="160" w:after="80"/>
+      </w:pPr>
+      <w:r>
+        <w:pict>
+          <v:rect style="width:0;height:1.5pt" o:hralign="center" o:hrstd="t" o:hr="t"/>
+        </w:pict>
+      </w:r>
+    </w:p>
+    <w:bookmarkEnd w:id="89"/>
+    <w:bookmarkStart w:id="90" w:name="官能团缩写识别与保护基分类"/>
+    <w:p>
+      <w:pPr>
+        <w:pStyle w:val="Heading2"/>
+        <w:spacing w:before="280" w:after="80"/>
+        <w:keepNext/>
+      </w:pPr>
+      <w:r>
+        <w:rPr>
+          <w:rFonts w:ascii="Times New Roman" w:hAnsi="Times New Roman" w:eastAsia="Times New Roman" w:cs="Times New Roman"/>
+        </w:rPr>
+        <w:t xml:space="preserve">7.51 </w:t>
+      </w:r>
+      <w:r>
+        <w:rPr>
+          <w:rFonts w:hint="eastAsia" w:ascii="Times New Roman" w:hAnsi="Times New Roman" w:eastAsia="SimHei" w:cs="Times New Roman"/>
+        </w:rPr>
+        <w:t xml:space="preserve">官能团缩写识别与保护基分类</w:t>
+      </w:r>
+    </w:p>
+    <w:p>
+      <w:pPr>
+        <w:pStyle w:val="FirstParagraph"/>
+      </w:pPr>
+      <w:r>
+        <w:rPr>
+          <w:rFonts w:hint="eastAsia" w:ascii="Times New Roman" w:hAnsi="Times New Roman" w:eastAsia="FangSong" w:cs="Times New Roman"/>
+        </w:rPr>
+        <w:t>有机合成论文中大量使用官能团缩写</w:t>
+      </w:r>
+      <w:r>
+        <w:rPr>
+          <w:rFonts w:hint="eastAsia" w:ascii="Times New Roman" w:hAnsi="Times New Roman" w:eastAsia="Times New Roman" w:cs="Times New Roman"/>
+        </w:rPr>
+        <w:t>，</w:t>
+      </w:r>
+      <w:r>
+        <w:rPr>
+          <w:rFonts w:hint="eastAsia" w:ascii="Times New Roman" w:hAnsi="Times New Roman" w:eastAsia="FangSong" w:cs="Times New Roman"/>
+        </w:rPr>
+        <w:t>正确识别是阅读文献的基础</w:t>
+      </w:r>
+      <w:r>
+        <w:rPr>
+          <w:rFonts w:hint="eastAsia" w:ascii="Times New Roman" w:hAnsi="Times New Roman" w:eastAsia="Times New Roman" w:cs="Times New Roman"/>
+        </w:rPr>
+        <w:t>。</w:t>
+      </w:r>
+    </w:p>
+    <w:p>
+      <w:pPr>
+        <w:pStyle w:val="BodyText"/>
+      </w:pPr>
+      <w:r>
+        <w:rPr>
+          <w:rFonts w:hint="eastAsia" w:ascii="Times New Roman" w:hAnsi="Times New Roman" w:eastAsia="FangSong" w:cs="Times New Roman"/>
+          <w:b/>
+          <w:bCs/>
+        </w:rPr>
+        <w:t xml:space="preserve">题目</w:t>
+      </w:r>
+      <w:r>
+        <w:rPr>
+          <w:rFonts w:hint="eastAsia" w:ascii="Times New Roman" w:hAnsi="Times New Roman" w:eastAsia="Times New Roman" w:cs="Times New Roman"/>
+        </w:rPr>
+        <w:t xml:space="preserve">：</w:t>
+      </w:r>
+    </w:p>
+    <w:p>
+      <w:pPr>
+        <w:numPr>
+          <w:ilvl w:val="0"/>
+          <w:numId w:val="1015"/>
+        </w:numPr>
+      </w:pPr>
+      <w:r>
+        <w:rPr>
+          <w:rFonts w:hint="eastAsia" w:ascii="Times New Roman" w:hAnsi="Times New Roman" w:eastAsia="FangSong" w:cs="Times New Roman"/>
+        </w:rPr>
+        <w:t>写出以下缩写的完整结构</w:t>
+      </w:r>
+      <w:r>
+        <w:rPr>
+          <w:rFonts w:hint="eastAsia" w:ascii="Times New Roman" w:hAnsi="Times New Roman" w:eastAsia="Times New Roman" w:cs="Times New Roman"/>
+        </w:rPr>
+        <w:t>：</w:t>
+      </w:r>
+    </w:p>
+    <w:p>
+      <w:pPr>
+        <w:pStyle w:val="Compact"/>
+        <w:numPr>
+          <w:ilvl w:val="1"/>
+          <w:numId w:val="1016"/>
+        </w:numPr>
+      </w:pPr>
+      <w:r>
+        <w:rPr>
+          <w:rFonts w:ascii="Times New Roman" w:hAnsi="Times New Roman" w:eastAsia="Times New Roman" w:cs="Times New Roman"/>
+        </w:rPr>
+        <w:t xml:space="preserve">Boc、Cbz、Bn、Ms、Ts、Tf、TBDPS、PMB</w:t>
+      </w:r>
+    </w:p>
+    <w:p>
+      <w:pPr>
+        <w:numPr>
+          <w:ilvl w:val="0"/>
+          <w:numId w:val="1015"/>
+        </w:numPr>
+      </w:pPr>
+      <w:r>
+        <w:rPr>
+          <w:rFonts w:hint="eastAsia" w:ascii="Times New Roman" w:hAnsi="Times New Roman" w:eastAsia="FangSong" w:cs="Times New Roman"/>
+        </w:rPr>
+        <w:t>哪些保护基用于保护羟基</w:t>
+      </w:r>
+      <w:r>
+        <w:rPr>
+          <w:rFonts w:hint="eastAsia" w:ascii="Times New Roman" w:hAnsi="Times New Roman" w:eastAsia="Times New Roman" w:cs="Times New Roman"/>
+        </w:rPr>
+        <w:t>？</w:t>
+      </w:r>
+      <w:r>
+        <w:rPr>
+          <w:rFonts w:hint="eastAsia" w:ascii="Times New Roman" w:hAnsi="Times New Roman" w:eastAsia="FangSong" w:cs="Times New Roman"/>
+        </w:rPr>
+        <w:t>哪些用于保护氨基</w:t>
+      </w:r>
+      <w:r>
+        <w:rPr>
+          <w:rFonts w:hint="eastAsia" w:ascii="Times New Roman" w:hAnsi="Times New Roman" w:eastAsia="Times New Roman" w:cs="Times New Roman"/>
+        </w:rPr>
+        <w:t>？</w:t>
+      </w:r>
+    </w:p>
+    <w:p>
+      <w:pPr>
+        <w:numPr>
+          <w:ilvl w:val="0"/>
+          <w:numId w:val="1015"/>
+        </w:numPr>
+      </w:pPr>
+      <w:r>
+        <w:rPr>
+          <w:rFonts w:hint="eastAsia" w:ascii="Times New Roman" w:hAnsi="Times New Roman" w:eastAsia="Times New Roman" w:cs="Times New Roman"/>
+        </w:rPr>
+        <w:t>Boc</w:t>
+      </w:r>
+      <w:r>
+        <w:rPr>
+          <w:rFonts w:hint="eastAsia" w:ascii="Times New Roman" w:hAnsi="Times New Roman" w:eastAsia="FangSong" w:cs="Times New Roman"/>
+        </w:rPr>
+        <w:t>保护基的安装和脱除条件分别是什么</w:t>
+      </w:r>
+      <w:r>
+        <w:rPr>
+          <w:rFonts w:hint="eastAsia" w:ascii="Times New Roman" w:hAnsi="Times New Roman" w:eastAsia="Times New Roman" w:cs="Times New Roman"/>
+        </w:rPr>
+        <w:t>？</w:t>
+      </w:r>
+    </w:p>
+    <w:p>
+      <w:pPr>
+        <w:numPr>
+          <w:ilvl w:val="0"/>
+          <w:numId w:val="1015"/>
+        </w:numPr>
+      </w:pPr>
+      <w:r>
+        <w:rPr>
+          <w:rFonts w:hint="eastAsia" w:ascii="Times New Roman" w:hAnsi="Times New Roman" w:eastAsia="Times New Roman" w:cs="Times New Roman"/>
+        </w:rPr>
+        <w:t>Ms（</w:t>
+      </w:r>
+      <w:r>
+        <w:rPr>
+          <w:rFonts w:hint="eastAsia" w:ascii="Times New Roman" w:hAnsi="Times New Roman" w:eastAsia="FangSong" w:cs="Times New Roman"/>
+        </w:rPr>
+        <w:t>甲磺酰基</w:t>
       </w:r>
       <w:r>
         <w:rPr>
@@ -21090,15 +21282,117 @@
       </w:r>
       <w:r>
         <w:rPr>
-          <w:rFonts w:ascii="Times New Roman" w:hAnsi="Times New Roman" w:eastAsia="Times New Roman" w:cs="Times New Roman"/>
-        </w:rPr>
-        <w:t xml:space="preserve"> </w:t>
-      </w:r>
-      <w:r>
-        <w:rPr>
-          <w:rFonts w:ascii="Times New Roman" w:hAnsi="Times New Roman" w:eastAsia="Times New Roman" w:cs="Times New Roman"/>
-        </w:rPr>
-        <w:t xml:space="preserve">- b.</w:t>
+          <w:rFonts w:hint="eastAsia" w:ascii="Times New Roman" w:hAnsi="Times New Roman" w:eastAsia="FangSong" w:cs="Times New Roman"/>
+        </w:rPr>
+        <w:t>和</w:t>
+      </w:r>
+      <w:r>
+        <w:rPr>
+          <w:rFonts w:hint="eastAsia" w:ascii="Times New Roman" w:hAnsi="Times New Roman" w:eastAsia="Times New Roman" w:cs="Times New Roman"/>
+        </w:rPr>
+        <w:t>Ts（</w:t>
+      </w:r>
+      <w:r>
+        <w:rPr>
+          <w:rFonts w:hint="eastAsia" w:ascii="Times New Roman" w:hAnsi="Times New Roman" w:eastAsia="FangSong" w:cs="Times New Roman"/>
+        </w:rPr>
+        <w:t>对甲苯磺酰基</w:t>
+      </w:r>
+      <w:r>
+        <w:rPr>
+          <w:rFonts w:hint="eastAsia" w:ascii="Times New Roman" w:hAnsi="Times New Roman" w:eastAsia="Times New Roman" w:cs="Times New Roman"/>
+        </w:rPr>
+        <w:t>）</w:t>
+      </w:r>
+      <w:r>
+        <w:rPr>
+          <w:rFonts w:hint="eastAsia" w:ascii="Times New Roman" w:hAnsi="Times New Roman" w:eastAsia="FangSong" w:cs="Times New Roman"/>
+        </w:rPr>
+        <w:t>作为离去基团的活性如何</w:t>
+      </w:r>
+      <w:r>
+        <w:rPr>
+          <w:rFonts w:hint="eastAsia" w:ascii="Times New Roman" w:hAnsi="Times New Roman" w:eastAsia="Times New Roman" w:cs="Times New Roman"/>
+        </w:rPr>
+        <w:t>？</w:t>
+      </w:r>
+    </w:p>
+    <w:p>
+      <w:pPr>
+        <w:spacing w:before="160" w:after="80"/>
+      </w:pPr>
+      <w:r>
+        <w:pict>
+          <v:rect style="width:0;height:1.5pt" o:hralign="center" o:hrstd="t" o:hr="t"/>
+        </w:pict>
+      </w:r>
+    </w:p>
+    <w:bookmarkEnd w:id="90"/>
+    <w:bookmarkStart w:id="91" w:name="合成-聚合反应类型与机理"/>
+    <w:p>
+      <w:pPr>
+        <w:pStyle w:val="Heading2"/>
+        <w:spacing w:before="280" w:after="80"/>
+        <w:keepNext/>
+      </w:pPr>
+      <w:r>
+        <w:rPr>
+          <w:rFonts w:ascii="Times New Roman" w:hAnsi="Times New Roman" w:eastAsia="Times New Roman" w:cs="Times New Roman"/>
+        </w:rPr>
+        <w:t xml:space="preserve">7.52 </w:t>
+      </w:r>
+      <w:r>
+        <w:rPr>
+          <w:rFonts w:hint="eastAsia" w:ascii="Times New Roman" w:hAnsi="Times New Roman" w:eastAsia="SimHei" w:cs="Times New Roman"/>
+        </w:rPr>
+        <w:t>合成</w:t>
+      </w:r>
+      <w:r>
+        <w:rPr>
+          <w:rFonts w:hint="eastAsia" w:ascii="Times New Roman" w:hAnsi="Times New Roman" w:eastAsia="Times New Roman" w:cs="Times New Roman"/>
+        </w:rPr>
+        <w:t>-</w:t>
+      </w:r>
+      <w:r>
+        <w:rPr>
+          <w:rFonts w:hint="eastAsia" w:ascii="Times New Roman" w:hAnsi="Times New Roman" w:eastAsia="SimHei" w:cs="Times New Roman"/>
+        </w:rPr>
+        <w:t>聚合反应类型与机理</w:t>
+      </w:r>
+    </w:p>
+    <w:p>
+      <w:pPr>
+        <w:pStyle w:val="FirstParagraph"/>
+      </w:pPr>
+      <w:r>
+        <w:rPr>
+          <w:rFonts w:hint="eastAsia" w:ascii="Times New Roman" w:hAnsi="Times New Roman" w:eastAsia="Times New Roman" w:cs="Times New Roman"/>
+        </w:rPr>
+        <w:t>（1）</w:t>
+      </w:r>
+      <w:r>
+        <w:rPr>
+          <w:rFonts w:hint="eastAsia" w:ascii="Times New Roman" w:hAnsi="Times New Roman" w:eastAsia="FangSong" w:cs="Times New Roman"/>
+        </w:rPr>
+        <w:t>判断以下单体主要按哪种机理进行加成聚合</w:t>
+      </w:r>
+      <w:r>
+        <w:rPr>
+          <w:rFonts w:hint="eastAsia" w:ascii="Times New Roman" w:hAnsi="Times New Roman" w:eastAsia="Times New Roman" w:cs="Times New Roman"/>
+        </w:rPr>
+        <w:t>：</w:t>
+      </w:r>
+      <w:r>
+        <w:rPr>
+          <w:rFonts w:ascii="Times New Roman" w:hAnsi="Times New Roman" w:eastAsia="Times New Roman" w:cs="Times New Roman"/>
+        </w:rPr>
+        <w:t xml:space="preserve"> </w:t>
+      </w:r>
+      <w:r>
+        <w:rPr>
+          <w:rFonts w:ascii="Times New Roman" w:hAnsi="Times New Roman" w:eastAsia="Times New Roman" w:cs="Times New Roman"/>
+        </w:rPr>
+        <w:t xml:space="preserve">- a.</w:t>
       </w:r>
       <w:r>
         <w:rPr>
@@ -21146,7 +21440,7 @@
           <m:t>C</m:t>
         </m:r>
         <m:r>
-          <m:t>N</m:t>
+          <m:t>l</m:t>
         </m:r>
       </m:oMath>
       <w:r>
@@ -21159,7 +21453,7 @@
         <w:rPr>
           <w:rFonts w:hint="eastAsia" w:ascii="Times New Roman" w:hAnsi="Times New Roman" w:eastAsia="FangSong" w:cs="Times New Roman"/>
         </w:rPr>
-        <w:t>丙烯腈</w:t>
+        <w:t>氯乙烯</w:t>
       </w:r>
       <w:r>
         <w:rPr>
@@ -21177,7 +21471,13 @@
         <w:rPr>
           <w:rFonts w:ascii="Times New Roman" w:hAnsi="Times New Roman" w:eastAsia="Times New Roman" w:cs="Times New Roman"/>
         </w:rPr>
-        <w:t xml:space="preserve">- c. </w:t>
+        <w:t xml:space="preserve">- b.</w:t>
+      </w:r>
+      <w:r>
+        <w:rPr>
+          <w:rFonts w:ascii="Times New Roman" w:hAnsi="Times New Roman" w:eastAsia="Times New Roman" w:cs="Times New Roman"/>
+        </w:rPr>
+        <w:t xml:space="preserve"> </w:t>
       </w:r>
       <m:oMath>
         <m:oMathPr>
@@ -21216,35 +21516,11 @@
           <m:t>H</m:t>
         </m:r>
         <m:r>
-          <m:rPr>
-            <m:sty m:val="p"/>
-          </m:rPr>
-          <m:t>−</m:t>
-        </m:r>
-        <m:r>
-          <m:t>O</m:t>
-        </m:r>
-        <m:r>
-          <m:rPr>
-            <m:sty m:val="p"/>
-          </m:rPr>
-          <m:t>−</m:t>
-        </m:r>
-        <m:r>
           <m:t>C</m:t>
         </m:r>
-        <m:sSub>
-          <m:e>
-            <m:r>
-              <m:t>H</m:t>
-            </m:r>
-          </m:e>
-          <m:sub>
-            <m:r>
-              <m:t>3</m:t>
-            </m:r>
-          </m:sub>
-        </m:sSub>
+        <m:r>
+          <m:t>N</m:t>
+        </m:r>
       </m:oMath>
       <w:r>
         <w:rPr>
@@ -21256,7 +21532,7 @@
         <w:rPr>
           <w:rFonts w:hint="eastAsia" w:ascii="Times New Roman" w:hAnsi="Times New Roman" w:eastAsia="FangSong" w:cs="Times New Roman"/>
         </w:rPr>
-        <w:t>甲基乙烯基醚</w:t>
+        <w:t>丙烯腈</w:t>
       </w:r>
       <w:r>
         <w:rPr>
@@ -21274,7 +21550,7 @@
         <w:rPr>
           <w:rFonts w:ascii="Times New Roman" w:hAnsi="Times New Roman" w:eastAsia="Times New Roman" w:cs="Times New Roman"/>
         </w:rPr>
-        <w:t xml:space="preserve">- d. </w:t>
+        <w:t xml:space="preserve">- c. </w:t>
       </w:r>
       <m:oMath>
         <m:oMathPr>
@@ -21309,6 +21585,27 @@
         <m:r>
           <m:t>C</m:t>
         </m:r>
+        <m:r>
+          <m:t>H</m:t>
+        </m:r>
+        <m:r>
+          <m:rPr>
+            <m:sty m:val="p"/>
+          </m:rPr>
+          <m:t>−</m:t>
+        </m:r>
+        <m:r>
+          <m:t>O</m:t>
+        </m:r>
+        <m:r>
+          <m:rPr>
+            <m:sty m:val="p"/>
+          </m:rPr>
+          <m:t>−</m:t>
+        </m:r>
+        <m:r>
+          <m:t>C</m:t>
+        </m:r>
         <m:sSub>
           <m:e>
             <m:r>
@@ -21317,7 +21614,7 @@
           </m:e>
           <m:sub>
             <m:r>
-              <m:t>2</m:t>
+              <m:t>3</m:t>
             </m:r>
           </m:sub>
         </m:sSub>
@@ -21332,6 +21629,82 @@
         <w:rPr>
           <w:rFonts w:hint="eastAsia" w:ascii="Times New Roman" w:hAnsi="Times New Roman" w:eastAsia="FangSong" w:cs="Times New Roman"/>
         </w:rPr>
+        <w:t>甲基乙烯基醚</w:t>
+      </w:r>
+      <w:r>
+        <w:rPr>
+          <w:rFonts w:hint="eastAsia" w:ascii="Times New Roman" w:hAnsi="Times New Roman" w:eastAsia="Times New Roman" w:cs="Times New Roman"/>
+        </w:rPr>
+        <w:t>）</w:t>
+      </w:r>
+      <w:r>
+        <w:rPr>
+          <w:rFonts w:ascii="Times New Roman" w:hAnsi="Times New Roman" w:eastAsia="Times New Roman" w:cs="Times New Roman"/>
+        </w:rPr>
+        <w:t xml:space="preserve"> </w:t>
+      </w:r>
+      <w:r>
+        <w:rPr>
+          <w:rFonts w:ascii="Times New Roman" w:hAnsi="Times New Roman" w:eastAsia="Times New Roman" w:cs="Times New Roman"/>
+        </w:rPr>
+        <w:t xml:space="preserve">- d. </w:t>
+      </w:r>
+      <m:oMath>
+        <m:oMathPr>
+          <m:ctrlPr>
+            <w:rPr>
+              <w:sz w:val="28"/>
+              <w:szCs w:val="28"/>
+            </w:rPr>
+          </m:ctrlPr>
+        </m:oMathPr>
+        <m:r>
+          <m:t>C</m:t>
+        </m:r>
+        <m:sSub>
+          <m:e>
+            <m:r>
+              <m:t>H</m:t>
+            </m:r>
+          </m:e>
+          <m:sub>
+            <m:r>
+              <m:t>2</m:t>
+            </m:r>
+          </m:sub>
+        </m:sSub>
+        <m:r>
+          <m:rPr>
+            <m:sty m:val="p"/>
+          </m:rPr>
+          <m:t>=</m:t>
+        </m:r>
+        <m:r>
+          <m:t>C</m:t>
+        </m:r>
+        <m:sSub>
+          <m:e>
+            <m:r>
+              <m:t>H</m:t>
+            </m:r>
+          </m:e>
+          <m:sub>
+            <m:r>
+              <m:t>2</m:t>
+            </m:r>
+          </m:sub>
+        </m:sSub>
+      </m:oMath>
+      <w:r>
+        <w:rPr>
+          <w:rFonts w:hint="eastAsia" w:ascii="Times New Roman" w:hAnsi="Times New Roman" w:eastAsia="Times New Roman" w:cs="Times New Roman"/>
+        </w:rPr>
+        <w:t>（</w:t>
+      </w:r>
+      <w:r>
+        <w:rPr>
+          <w:rFonts w:hint="eastAsia" w:ascii="Times New Roman" w:hAnsi="Times New Roman" w:eastAsia="FangSong" w:cs="Times New Roman"/>
+        </w:rPr>
         <w:t>乙烯</w:t>
       </w:r>
       <w:r>
@@ -21409,8 +21782,8 @@
         </w:pict>
       </w:r>
     </w:p>
-    <w:bookmarkEnd w:id="75"/>
-    <w:bookmarkStart w:id="76" w:name="竞赛提升"/>
+    <w:bookmarkEnd w:id="91"/>
+    <w:bookmarkStart w:id="92" w:name="竞赛提升"/>
     <w:p>
       <w:pPr>
         <w:pStyle w:val="Heading2"/>
@@ -21424,8 +21797,8 @@
         <w:t xml:space="preserve">竞赛提升</w:t>
       </w:r>
     </w:p>
-    <w:bookmarkEnd w:id="76"/>
-    <w:bookmarkStart w:id="77" w:name="ch8-t3-金属催化综合偶联复分解"/>
+    <w:bookmarkEnd w:id="92"/>
+    <w:bookmarkStart w:id="93" w:name="缩合策略综合"/>
     <w:p>
       <w:pPr>
         <w:pStyle w:val="Heading2"/>
@@ -21436,19 +21809,13 @@
         <w:rPr>
           <w:rFonts w:ascii="Times New Roman" w:hAnsi="Times New Roman" w:eastAsia="Times New Roman" w:cs="Times New Roman"/>
         </w:rPr>
-        <w:t xml:space="preserve">7.40 </w:t>
-      </w:r>
-      <w:r>
-        <w:rPr>
-          <w:rFonts w:hint="eastAsia" w:ascii="Times New Roman" w:hAnsi="Times New Roman" w:eastAsia="Times New Roman" w:cs="Times New Roman"/>
-        </w:rPr>
-        <w:t>Ch8-T3-</w:t>
+        <w:t xml:space="preserve">7.53 </w:t>
       </w:r>
       <w:r>
         <w:rPr>
           <w:rFonts w:hint="eastAsia" w:ascii="Times New Roman" w:hAnsi="Times New Roman" w:eastAsia="SimHei" w:cs="Times New Roman"/>
         </w:rPr>
-        <w:t>金属催化综合偶联复分解</w:t>
+        <w:t xml:space="preserve">缩合策略综合</w:t>
       </w:r>
     </w:p>
     <w:p>
@@ -21488,13 +21855,43 @@
         <w:rPr>
           <w:rFonts w:ascii="Times New Roman" w:hAnsi="Times New Roman" w:eastAsia="Times New Roman" w:cs="Times New Roman"/>
         </w:rPr>
-        <w:t xml:space="preserve"> Suzuki </w:t>
-      </w:r>
-      <w:r>
-        <w:rPr>
-          <w:rFonts w:hint="eastAsia" w:ascii="Times New Roman" w:hAnsi="Times New Roman" w:eastAsia="FangSong" w:cs="Times New Roman"/>
-        </w:rPr>
-        <w:t>偶联和烯烃复分解反应设计目标分子的合成路线</w:t>
+        <w:t xml:space="preserve"> Aldol </w:t>
+      </w:r>
+      <w:r>
+        <w:rPr>
+          <w:rFonts w:hint="eastAsia" w:ascii="Times New Roman" w:hAnsi="Times New Roman" w:eastAsia="FangSong" w:cs="Times New Roman"/>
+        </w:rPr>
+        <w:t>缩合</w:t>
+      </w:r>
+      <w:r>
+        <w:rPr>
+          <w:rFonts w:hint="eastAsia" w:ascii="Times New Roman" w:hAnsi="Times New Roman" w:eastAsia="Times New Roman" w:cs="Times New Roman"/>
+        </w:rPr>
+        <w:t>、Mannich</w:t>
+      </w:r>
+      <w:r>
+        <w:rPr>
+          <w:rFonts w:ascii="Times New Roman" w:hAnsi="Times New Roman" w:eastAsia="Times New Roman" w:cs="Times New Roman"/>
+        </w:rPr>
+        <w:t xml:space="preserve"> </w:t>
+      </w:r>
+      <w:r>
+        <w:rPr>
+          <w:rFonts w:hint="eastAsia" w:ascii="Times New Roman" w:hAnsi="Times New Roman" w:eastAsia="FangSong" w:cs="Times New Roman"/>
+        </w:rPr>
+        <w:t xml:space="preserve">反应和</w:t>
+      </w:r>
+      <w:r>
+        <w:rPr>
+          <w:rFonts w:ascii="Times New Roman" w:hAnsi="Times New Roman" w:eastAsia="Times New Roman" w:cs="Times New Roman"/>
+        </w:rPr>
+        <w:t xml:space="preserve"> Wittig </w:t>
+      </w:r>
+      <w:r>
+        <w:rPr>
+          <w:rFonts w:hint="eastAsia" w:ascii="Times New Roman" w:hAnsi="Times New Roman" w:eastAsia="FangSong" w:cs="Times New Roman"/>
+        </w:rPr>
+        <w:t>反应设计目标分子的合成路线</w:t>
       </w:r>
       <w:r>
         <w:rPr>
@@ -21513,8 +21910,8 @@
         </w:pict>
       </w:r>
     </w:p>
-    <w:bookmarkEnd w:id="77"/>
-    <w:bookmarkStart w:id="84" w:name="ch9-p8-四原料合成三目标分子"/>
+    <w:bookmarkEnd w:id="93"/>
+    <w:bookmarkStart w:id="94" w:name="金属催化综合偶联复分解"/>
     <w:p>
       <w:pPr>
         <w:pStyle w:val="Heading2"/>
@@ -21525,19 +21922,96 @@
         <w:rPr>
           <w:rFonts w:ascii="Times New Roman" w:hAnsi="Times New Roman" w:eastAsia="Times New Roman" w:cs="Times New Roman"/>
         </w:rPr>
-        <w:t xml:space="preserve">7.41 </w:t>
-      </w:r>
-      <w:r>
-        <w:rPr>
-          <w:rFonts w:hint="eastAsia" w:ascii="Times New Roman" w:hAnsi="Times New Roman" w:eastAsia="Times New Roman" w:cs="Times New Roman"/>
-        </w:rPr>
-        <w:t>Ch9-P8-</w:t>
+        <w:t xml:space="preserve">7.54 </w:t>
       </w:r>
       <w:r>
         <w:rPr>
           <w:rFonts w:hint="eastAsia" w:ascii="Times New Roman" w:hAnsi="Times New Roman" w:eastAsia="SimHei" w:cs="Times New Roman"/>
         </w:rPr>
-        <w:t>四原料合成三目标分子</w:t>
+        <w:t xml:space="preserve">金属催化综合偶联复分解</w:t>
+      </w:r>
+    </w:p>
+    <w:p>
+      <w:pPr>
+        <w:pStyle w:val="FirstParagraph"/>
+      </w:pPr>
+      <w:r>
+        <w:rPr>
+          <w:rFonts w:hint="eastAsia" w:ascii="Times New Roman" w:hAnsi="Times New Roman" w:eastAsia="Times New Roman" w:cs="Times New Roman"/>
+        </w:rPr>
+        <w:t>（</w:t>
+      </w:r>
+      <w:r>
+        <w:rPr>
+          <w:rFonts w:hint="eastAsia" w:ascii="Times New Roman" w:hAnsi="Times New Roman" w:eastAsia="FangSong" w:cs="Times New Roman"/>
+        </w:rPr>
+        <w:t>部分结构式见原书图片</w:t>
+      </w:r>
+      <w:r>
+        <w:rPr>
+          <w:rFonts w:hint="eastAsia" w:ascii="Times New Roman" w:hAnsi="Times New Roman" w:eastAsia="Times New Roman" w:cs="Times New Roman"/>
+        </w:rPr>
+        <w:t>）</w:t>
+      </w:r>
+    </w:p>
+    <w:p>
+      <w:pPr>
+        <w:pStyle w:val="BodyText"/>
+      </w:pPr>
+      <w:r>
+        <w:rPr>
+          <w:rFonts w:hint="eastAsia" w:ascii="Times New Roman" w:hAnsi="Times New Roman" w:eastAsia="FangSong" w:cs="Times New Roman"/>
+        </w:rPr>
+        <w:t xml:space="preserve">综合运用</w:t>
+      </w:r>
+      <w:r>
+        <w:rPr>
+          <w:rFonts w:ascii="Times New Roman" w:hAnsi="Times New Roman" w:eastAsia="Times New Roman" w:cs="Times New Roman"/>
+        </w:rPr>
+        <w:t xml:space="preserve"> Suzuki </w:t>
+      </w:r>
+      <w:r>
+        <w:rPr>
+          <w:rFonts w:hint="eastAsia" w:ascii="Times New Roman" w:hAnsi="Times New Roman" w:eastAsia="FangSong" w:cs="Times New Roman"/>
+        </w:rPr>
+        <w:t>偶联和烯烃复分解反应设计目标分子的合成路线</w:t>
+      </w:r>
+      <w:r>
+        <w:rPr>
+          <w:rFonts w:hint="eastAsia" w:ascii="Times New Roman" w:hAnsi="Times New Roman" w:eastAsia="Times New Roman" w:cs="Times New Roman"/>
+        </w:rPr>
+        <w:t>。</w:t>
+      </w:r>
+    </w:p>
+    <w:p>
+      <w:pPr>
+        <w:spacing w:before="160" w:after="80"/>
+      </w:pPr>
+      <w:r>
+        <w:pict>
+          <v:rect style="width:0;height:1.5pt" o:hralign="center" o:hrstd="t" o:hr="t"/>
+        </w:pict>
+      </w:r>
+    </w:p>
+    <w:bookmarkEnd w:id="94"/>
+    <w:bookmarkStart w:id="101" w:name="四原料合成三目标分子"/>
+    <w:p>
+      <w:pPr>
+        <w:pStyle w:val="Heading2"/>
+        <w:spacing w:before="280" w:after="80"/>
+        <w:keepNext/>
+      </w:pPr>
+      <w:r>
+        <w:rPr>
+          <w:rFonts w:ascii="Times New Roman" w:hAnsi="Times New Roman" w:eastAsia="Times New Roman" w:cs="Times New Roman"/>
+        </w:rPr>
+        <w:t xml:space="preserve">7.55 </w:t>
+      </w:r>
+      <w:r>
+        <w:rPr>
+          <w:rFonts w:hint="eastAsia" w:ascii="Times New Roman" w:hAnsi="Times New Roman" w:eastAsia="SimHei" w:cs="Times New Roman"/>
+        </w:rPr>
+        <w:t xml:space="preserve">四原料合成三目标分子</w:t>
       </w:r>
     </w:p>
     <w:p>
@@ -21697,18 +22171,18 @@
           <wp:inline>
             <wp:extent cx="3600000" cy="535593"/>
             <wp:effectExtent b="0" l="0" r="0" t="0"/>
-            <wp:docPr descr="" title="" id="79" name="Picture"/>
+            <wp:docPr descr="" title="" id="96" name="Picture"/>
             <a:graphic>
               <a:graphicData uri="http://schemas.openxmlformats.org/drawingml/2006/picture">
                 <pic:pic>
                   <pic:nvPicPr>
-                    <pic:cNvPr descr="19413417ed7b8c01f5980fb79ee63e1385bbb8437194836b159d50d53170c7b9.jpg" id="80" name="Picture"/>
+                    <pic:cNvPr descr="19413417ed7b8c01f5980fb79ee63e1385bbb8437194836b159d50d53170c7b9.jpg" id="97" name="Picture"/>
                     <pic:cNvPicPr>
                       <a:picLocks noChangeArrowheads="1" noChangeAspect="1"/>
                     </pic:cNvPicPr>
                   </pic:nvPicPr>
                   <pic:blipFill>
-                    <a:blip r:embed="rId78"/>
+                    <a:blip r:embed="rId95"/>
                     <a:stretch>
                       <a:fillRect/>
                     </a:stretch>
@@ -21760,18 +22234,18 @@
           <wp:inline>
             <wp:extent cx="3600000" cy="924118"/>
             <wp:effectExtent b="0" l="0" r="0" t="0"/>
-            <wp:docPr descr="" title="" id="82" name="Picture"/>
+            <wp:docPr descr="" title="" id="99" name="Picture"/>
             <a:graphic>
               <a:graphicData uri="http://schemas.openxmlformats.org/drawingml/2006/picture">
                 <pic:pic>
                   <pic:nvPicPr>
-                    <pic:cNvPr descr="1e887457003d14bf8ca65c2c73da7f4bc2ba5d5592ad1be6ab25b39e5498cd95.jpg" id="83" name="Picture"/>
+                    <pic:cNvPr descr="1e887457003d14bf8ca65c2c73da7f4bc2ba5d5592ad1be6ab25b39e5498cd95.jpg" id="100" name="Picture"/>
                     <pic:cNvPicPr>
                       <a:picLocks noChangeArrowheads="1" noChangeAspect="1"/>
                     </pic:cNvPicPr>
                   </pic:nvPicPr>
                   <pic:blipFill>
-                    <a:blip r:embed="rId81"/>
+                    <a:blip r:embed="rId98"/>
                     <a:stretch>
                       <a:fillRect/>
                     </a:stretch>
@@ -21808,8 +22282,8 @@
         </w:pict>
       </w:r>
     </w:p>
-    <w:bookmarkEnd w:id="84"/>
-    <w:bookmarkStart w:id="88" w:name="ch40-p3-氨钯化反应机理"/>
+    <w:bookmarkEnd w:id="101"/>
+    <w:bookmarkStart w:id="105" w:name="氨钯化反应机理"/>
     <w:p>
       <w:pPr>
         <w:pStyle w:val="Heading2"/>
@@ -21820,19 +22294,13 @@
         <w:rPr>
           <w:rFonts w:ascii="Times New Roman" w:hAnsi="Times New Roman" w:eastAsia="Times New Roman" w:cs="Times New Roman"/>
         </w:rPr>
-        <w:t xml:space="preserve">7.42 </w:t>
-      </w:r>
-      <w:r>
-        <w:rPr>
-          <w:rFonts w:hint="eastAsia" w:ascii="Times New Roman" w:hAnsi="Times New Roman" w:eastAsia="Times New Roman" w:cs="Times New Roman"/>
-        </w:rPr>
-        <w:t>Ch40-P3-</w:t>
+        <w:t xml:space="preserve">7.56 </w:t>
       </w:r>
       <w:r>
         <w:rPr>
           <w:rFonts w:hint="eastAsia" w:ascii="Times New Roman" w:hAnsi="Times New Roman" w:eastAsia="SimHei" w:cs="Times New Roman"/>
         </w:rPr>
-        <w:t>氨钯化反应机理</w:t>
+        <w:t xml:space="preserve">氨钯化反应机理</w:t>
       </w:r>
     </w:p>
     <w:p>
@@ -22071,18 +22539,18 @@
           <wp:inline>
             <wp:extent cx="3600000" cy="945454"/>
             <wp:effectExtent b="0" l="0" r="0" t="0"/>
-            <wp:docPr descr="" title="" id="86" name="Picture"/>
+            <wp:docPr descr="" title="" id="103" name="Picture"/>
             <a:graphic>
               <a:graphicData uri="http://schemas.openxmlformats.org/drawingml/2006/picture">
                 <pic:pic>
                   <pic:nvPicPr>
-                    <pic:cNvPr descr="c51b23ce0c98add7264e45cf231b2e0319738d65188bddf50b21256af29d6686.jpg" id="87" name="Picture"/>
+                    <pic:cNvPr descr="c51b23ce0c98add7264e45cf231b2e0319738d65188bddf50b21256af29d6686.jpg" id="104" name="Picture"/>
                     <pic:cNvPicPr>
                       <a:picLocks noChangeArrowheads="1" noChangeAspect="1"/>
                     </pic:cNvPicPr>
                   </pic:nvPicPr>
                   <pic:blipFill>
-                    <a:blip r:embed="rId85"/>
+                    <a:blip r:embed="rId102"/>
                     <a:stretch>
                       <a:fillRect/>
                     </a:stretch>
@@ -22119,8 +22587,8 @@
         </w:pict>
       </w:r>
     </w:p>
-    <w:bookmarkEnd w:id="88"/>
-    <w:bookmarkStart w:id="92" w:name="ch40-p5-pd催化烯丙基化细节"/>
+    <w:bookmarkEnd w:id="105"/>
+    <w:bookmarkStart w:id="109" w:name="pd催化烯丙基化细节"/>
     <w:p>
       <w:pPr>
         <w:pStyle w:val="Heading2"/>
@@ -22131,13 +22599,13 @@
         <w:rPr>
           <w:rFonts w:ascii="Times New Roman" w:hAnsi="Times New Roman" w:eastAsia="Times New Roman" w:cs="Times New Roman"/>
         </w:rPr>
-        <w:t xml:space="preserve">7.43 </w:t>
-      </w:r>
-      <w:r>
-        <w:rPr>
-          <w:rFonts w:hint="eastAsia" w:ascii="Times New Roman" w:hAnsi="Times New Roman" w:eastAsia="Times New Roman" w:cs="Times New Roman"/>
-        </w:rPr>
-        <w:t>Ch40-P5-Pd</w:t>
+        <w:t xml:space="preserve">7.57 </w:t>
+      </w:r>
+      <w:r>
+        <w:rPr>
+          <w:rFonts w:hint="eastAsia" w:ascii="Times New Roman" w:hAnsi="Times New Roman" w:eastAsia="Times New Roman" w:cs="Times New Roman"/>
+        </w:rPr>
+        <w:t>Pd</w:t>
       </w:r>
       <w:r>
         <w:rPr>
@@ -22278,18 +22746,18 @@
           <wp:inline>
             <wp:extent cx="3600000" cy="1311999"/>
             <wp:effectExtent b="0" l="0" r="0" t="0"/>
-            <wp:docPr descr="" title="" id="90" name="Picture"/>
+            <wp:docPr descr="" title="" id="107" name="Picture"/>
             <a:graphic>
               <a:graphicData uri="http://schemas.openxmlformats.org/drawingml/2006/picture">
                 <pic:pic>
                   <pic:nvPicPr>
-                    <pic:cNvPr descr="3b488132b28093f093bf74150e1b61335f13e3fec8cf9050e8d9ef64e7b639a0.jpg" id="91" name="Picture"/>
+                    <pic:cNvPr descr="3b488132b28093f093bf74150e1b61335f13e3fec8cf9050e8d9ef64e7b639a0.jpg" id="108" name="Picture"/>
                     <pic:cNvPicPr>
                       <a:picLocks noChangeArrowheads="1" noChangeAspect="1"/>
                     </pic:cNvPicPr>
                   </pic:nvPicPr>
                   <pic:blipFill>
-                    <a:blip r:embed="rId89"/>
+                    <a:blip r:embed="rId106"/>
                     <a:stretch>
                       <a:fillRect/>
                     </a:stretch>
@@ -22326,8 +22794,8 @@
         </w:pict>
       </w:r>
     </w:p>
-    <w:bookmarkEnd w:id="92"/>
-    <w:bookmarkStart w:id="96" w:name="ch40-p10-pd催化吲哚合成新反应"/>
+    <w:bookmarkEnd w:id="109"/>
+    <w:bookmarkStart w:id="113" w:name="pd催化吲哚合成新反应"/>
     <w:p>
       <w:pPr>
         <w:pStyle w:val="Heading2"/>
@@ -22338,13 +22806,13 @@
         <w:rPr>
           <w:rFonts w:ascii="Times New Roman" w:hAnsi="Times New Roman" w:eastAsia="Times New Roman" w:cs="Times New Roman"/>
         </w:rPr>
-        <w:t xml:space="preserve">7.44 </w:t>
-      </w:r>
-      <w:r>
-        <w:rPr>
-          <w:rFonts w:hint="eastAsia" w:ascii="Times New Roman" w:hAnsi="Times New Roman" w:eastAsia="Times New Roman" w:cs="Times New Roman"/>
-        </w:rPr>
-        <w:t>Ch40-P10-Pd</w:t>
+        <w:t xml:space="preserve">7.58 </w:t>
+      </w:r>
+      <w:r>
+        <w:rPr>
+          <w:rFonts w:hint="eastAsia" w:ascii="Times New Roman" w:hAnsi="Times New Roman" w:eastAsia="Times New Roman" w:cs="Times New Roman"/>
+        </w:rPr>
+        <w:t>Pd</w:t>
       </w:r>
       <w:r>
         <w:rPr>
@@ -22515,18 +22983,18 @@
           <wp:inline>
             <wp:extent cx="3600000" cy="2176828"/>
             <wp:effectExtent b="0" l="0" r="0" t="0"/>
-            <wp:docPr descr="" title="" id="94" name="Picture"/>
+            <wp:docPr descr="" title="" id="111" name="Picture"/>
             <a:graphic>
               <a:graphicData uri="http://schemas.openxmlformats.org/drawingml/2006/picture">
                 <pic:pic>
                   <pic:nvPicPr>
-                    <pic:cNvPr descr="3a0d122a4d20682a4897850d9378d613f0a1354ffafec0b6a7c8842805b3f0c0.jpg" id="95" name="Picture"/>
+                    <pic:cNvPr descr="3a0d122a4d20682a4897850d9378d613f0a1354ffafec0b6a7c8842805b3f0c0.jpg" id="112" name="Picture"/>
                     <pic:cNvPicPr>
                       <a:picLocks noChangeArrowheads="1" noChangeAspect="1"/>
                     </pic:cNvPicPr>
                   </pic:nvPicPr>
                   <pic:blipFill>
-                    <a:blip r:embed="rId93"/>
+                    <a:blip r:embed="rId110"/>
                     <a:stretch>
                       <a:fillRect/>
                     </a:stretch>
@@ -22563,8 +23031,8 @@
         </w:pict>
       </w:r>
     </w:p>
-    <w:bookmarkEnd w:id="96"/>
-    <w:bookmarkStart w:id="97" w:name="wilkinson催化剂结构第25届初赛"/>
+    <w:bookmarkEnd w:id="113"/>
+    <w:bookmarkStart w:id="114" w:name="wilkinson催化剂结构第25届初赛"/>
     <w:p>
       <w:pPr>
         <w:pStyle w:val="Heading2"/>
@@ -22575,7 +23043,7 @@
         <w:rPr>
           <w:rFonts w:ascii="Times New Roman" w:hAnsi="Times New Roman" w:eastAsia="Times New Roman" w:cs="Times New Roman"/>
         </w:rPr>
-        <w:t xml:space="preserve">7.45 </w:t>
+        <w:t xml:space="preserve">7.59 </w:t>
       </w:r>
       <w:r>
         <w:rPr>
@@ -23071,8 +23539,8 @@
         </w:pict>
       </w:r>
     </w:p>
-    <w:bookmarkEnd w:id="97"/>
-    <w:bookmarkStart w:id="98" w:name="有机推断结构式第25届初赛"/>
+    <w:bookmarkEnd w:id="114"/>
+    <w:bookmarkStart w:id="115" w:name="有机推断结构式第25届初赛"/>
     <w:p>
       <w:pPr>
         <w:pStyle w:val="Heading2"/>
@@ -23083,7 +23551,7 @@
         <w:rPr>
           <w:rFonts w:ascii="Times New Roman" w:hAnsi="Times New Roman" w:eastAsia="Times New Roman" w:cs="Times New Roman"/>
         </w:rPr>
-        <w:t xml:space="preserve">7.46 </w:t>
+        <w:t xml:space="preserve">7.60 </w:t>
       </w:r>
       <w:r>
         <w:rPr>
@@ -23367,8 +23835,8 @@
         </w:pict>
       </w:r>
     </w:p>
-    <w:bookmarkEnd w:id="98"/>
-    <w:bookmarkStart w:id="99" w:name="金属有机试剂反应性排序与当量效应"/>
+    <w:bookmarkEnd w:id="115"/>
+    <w:bookmarkStart w:id="116" w:name="金属有机试剂反应性排序与当量效应"/>
     <w:p>
       <w:pPr>
         <w:pStyle w:val="Heading2"/>
@@ -23379,7 +23847,7 @@
         <w:rPr>
           <w:rFonts w:ascii="Times New Roman" w:hAnsi="Times New Roman" w:eastAsia="Times New Roman" w:cs="Times New Roman"/>
         </w:rPr>
-        <w:t xml:space="preserve">7.47 </w:t>
+        <w:t xml:space="preserve">7.61 </w:t>
       </w:r>
       <w:r>
         <w:rPr>
@@ -23730,8 +24198,8 @@
         </w:pict>
       </w:r>
     </w:p>
-    <w:bookmarkEnd w:id="99"/>
-    <w:bookmarkStart w:id="100" w:name="逆合成分析基础方法"/>
+    <w:bookmarkEnd w:id="116"/>
+    <w:bookmarkStart w:id="117" w:name="逆合成分析基础方法"/>
     <w:p>
       <w:pPr>
         <w:pStyle w:val="Heading2"/>
@@ -23742,7 +24210,7 @@
         <w:rPr>
           <w:rFonts w:ascii="Times New Roman" w:hAnsi="Times New Roman" w:eastAsia="Times New Roman" w:cs="Times New Roman"/>
         </w:rPr>
-        <w:t xml:space="preserve">7.48 </w:t>
+        <w:t xml:space="preserve">7.62 </w:t>
       </w:r>
       <w:r>
         <w:rPr>
@@ -24035,8 +24503,8 @@
         </w:pict>
       </w:r>
     </w:p>
-    <w:bookmarkEnd w:id="100"/>
-    <w:bookmarkStart w:id="101" w:name="保护基策略在多步合成中的应用"/>
+    <w:bookmarkEnd w:id="117"/>
+    <w:bookmarkStart w:id="118" w:name="保护基策略在多步合成中的应"/>
     <w:p>
       <w:pPr>
         <w:pStyle w:val="Heading2"/>
@@ -24047,13 +24515,13 @@
         <w:rPr>
           <w:rFonts w:ascii="Times New Roman" w:hAnsi="Times New Roman" w:eastAsia="Times New Roman" w:cs="Times New Roman"/>
         </w:rPr>
-        <w:t xml:space="preserve">7.49 </w:t>
+        <w:t xml:space="preserve">7.63 </w:t>
       </w:r>
       <w:r>
         <w:rPr>
           <w:rFonts w:hint="eastAsia" w:ascii="Times New Roman" w:hAnsi="Times New Roman" w:eastAsia="SimHei" w:cs="Times New Roman"/>
         </w:rPr>
-        <w:t xml:space="preserve">保护基策略在多步合成中的应用</w:t>
+        <w:t xml:space="preserve">保护基策略在多步合成中的应</w:t>
       </w:r>
     </w:p>
     <w:p>
@@ -24270,8 +24738,8 @@
         </w:pict>
       </w:r>
     </w:p>
-    <w:bookmarkEnd w:id="101"/>
-    <w:bookmarkStart w:id="102" w:name="有机合成中的强效试剂与反应策略"/>
+    <w:bookmarkEnd w:id="118"/>
+    <w:bookmarkStart w:id="119" w:name="有机合成中的强效试剂与反应策略"/>
     <w:p>
       <w:pPr>
         <w:pStyle w:val="Heading2"/>
@@ -24282,7 +24750,7 @@
         <w:rPr>
           <w:rFonts w:ascii="Times New Roman" w:hAnsi="Times New Roman" w:eastAsia="Times New Roman" w:cs="Times New Roman"/>
         </w:rPr>
-        <w:t xml:space="preserve">7.50 </w:t>
+        <w:t xml:space="preserve">7.64 </w:t>
       </w:r>
       <w:r>
         <w:rPr>
@@ -24555,8 +25023,8 @@
         </w:pict>
       </w:r>
     </w:p>
-    <w:bookmarkEnd w:id="102"/>
-    <w:bookmarkStart w:id="103" w:name="逆合成分析进阶多步合成设计"/>
+    <w:bookmarkEnd w:id="119"/>
+    <w:bookmarkStart w:id="120" w:name="逆合成分析进阶多步合成设计"/>
     <w:p>
       <w:pPr>
         <w:pStyle w:val="Heading2"/>
@@ -24567,7 +25035,7 @@
         <w:rPr>
           <w:rFonts w:ascii="Times New Roman" w:hAnsi="Times New Roman" w:eastAsia="Times New Roman" w:cs="Times New Roman"/>
         </w:rPr>
-        <w:t xml:space="preserve">7.51 </w:t>
+        <w:t xml:space="preserve">7.65 </w:t>
       </w:r>
       <w:r>
         <w:rPr>
@@ -24814,8 +25282,8 @@
         </w:pict>
       </w:r>
     </w:p>
-    <w:bookmarkEnd w:id="103"/>
-    <w:bookmarkStart w:id="104" w:name="逆合成中的关键切断策略"/>
+    <w:bookmarkEnd w:id="120"/>
+    <w:bookmarkStart w:id="121" w:name="逆合成中的关键切断策略"/>
     <w:p>
       <w:pPr>
         <w:pStyle w:val="Heading2"/>
@@ -24826,7 +25294,7 @@
         <w:rPr>
           <w:rFonts w:ascii="Times New Roman" w:hAnsi="Times New Roman" w:eastAsia="Times New Roman" w:cs="Times New Roman"/>
         </w:rPr>
-        <w:t xml:space="preserve">7.52 </w:t>
+        <w:t xml:space="preserve">7.66 </w:t>
       </w:r>
       <w:r>
         <w:rPr>
@@ -25127,8 +25595,8 @@
         </w:pict>
       </w:r>
     </w:p>
-    <w:bookmarkEnd w:id="104"/>
-    <w:bookmarkStart w:id="105" w:name="螺环化合物的合成策略"/>
+    <w:bookmarkEnd w:id="121"/>
+    <w:bookmarkStart w:id="122" w:name="螺环化合物的合成策略"/>
     <w:p>
       <w:pPr>
         <w:pStyle w:val="Heading2"/>
@@ -25139,7 +25607,7 @@
         <w:rPr>
           <w:rFonts w:ascii="Times New Roman" w:hAnsi="Times New Roman" w:eastAsia="Times New Roman" w:cs="Times New Roman"/>
         </w:rPr>
-        <w:t xml:space="preserve">7.53 </w:t>
+        <w:t xml:space="preserve">7.67 </w:t>
       </w:r>
       <w:r>
         <w:rPr>
@@ -25351,8 +25819,8 @@
         </w:pict>
       </w:r>
     </w:p>
-    <w:bookmarkEnd w:id="105"/>
-    <w:bookmarkStart w:id="106" w:name="全合成中的官能团兼容性问题"/>
+    <w:bookmarkEnd w:id="122"/>
+    <w:bookmarkStart w:id="123" w:name="全合成中的官能团兼容性问题"/>
     <w:p>
       <w:pPr>
         <w:pStyle w:val="Heading2"/>
@@ -25363,7 +25831,7 @@
         <w:rPr>
           <w:rFonts w:ascii="Times New Roman" w:hAnsi="Times New Roman" w:eastAsia="Times New Roman" w:cs="Times New Roman"/>
         </w:rPr>
-        <w:t xml:space="preserve">7.54 </w:t>
+        <w:t xml:space="preserve">7.68 </w:t>
       </w:r>
       <w:r>
         <w:rPr>
@@ -25580,8 +26048,8 @@
         </w:pict>
       </w:r>
     </w:p>
-    <w:bookmarkEnd w:id="106"/>
-    <w:bookmarkStart w:id="107" w:name="全合成综合设计逆合成分析与路线规划"/>
+    <w:bookmarkEnd w:id="123"/>
+    <w:bookmarkStart w:id="124" w:name="全合成综合设计逆合成分析与路线规划"/>
     <w:p>
       <w:pPr>
         <w:pStyle w:val="Heading2"/>
@@ -25592,7 +26060,7 @@
         <w:rPr>
           <w:rFonts w:ascii="Times New Roman" w:hAnsi="Times New Roman" w:eastAsia="Times New Roman" w:cs="Times New Roman"/>
         </w:rPr>
-        <w:t xml:space="preserve">7.55 </w:t>
+        <w:t xml:space="preserve">7.69 </w:t>
       </w:r>
       <w:r>
         <w:rPr>
@@ -25984,8 +26452,8 @@
         </w:pict>
       </w:r>
     </w:p>
-    <w:bookmarkEnd w:id="107"/>
-    <w:bookmarkStart w:id="108" w:name="有机-合成-c与h活化在全合成中的应用"/>
+    <w:bookmarkEnd w:id="124"/>
+    <w:bookmarkStart w:id="125" w:name="合成-c与h活化在全合成中的应"/>
     <w:p>
       <w:pPr>
         <w:pStyle w:val="Heading2"/>
@@ -25996,49 +26464,37 @@
         <w:rPr>
           <w:rFonts w:ascii="Times New Roman" w:hAnsi="Times New Roman" w:eastAsia="Times New Roman" w:cs="Times New Roman"/>
         </w:rPr>
-        <w:t xml:space="preserve">7.56 </w:t>
+        <w:t xml:space="preserve">7.70 </w:t>
       </w:r>
       <w:r>
         <w:rPr>
           <w:rFonts w:hint="eastAsia" w:ascii="Times New Roman" w:hAnsi="Times New Roman" w:eastAsia="SimHei" w:cs="Times New Roman"/>
         </w:rPr>
-        <w:t>有机</w:t>
-      </w:r>
-      <w:r>
-        <w:rPr>
-          <w:rFonts w:hint="eastAsia" w:ascii="Times New Roman" w:hAnsi="Times New Roman" w:eastAsia="Times New Roman" w:cs="Times New Roman"/>
-        </w:rPr>
-        <w:t>-</w:t>
+        <w:t>合成</w:t>
+      </w:r>
+      <w:r>
+        <w:rPr>
+          <w:rFonts w:hint="eastAsia" w:ascii="Times New Roman" w:hAnsi="Times New Roman" w:eastAsia="Times New Roman" w:cs="Times New Roman"/>
+        </w:rPr>
+        <w:t>-C</w:t>
       </w:r>
       <w:r>
         <w:rPr>
           <w:rFonts w:hint="eastAsia" w:ascii="Times New Roman" w:hAnsi="Times New Roman" w:eastAsia="SimHei" w:cs="Times New Roman"/>
         </w:rPr>
-        <w:t>合成</w:t>
-      </w:r>
-      <w:r>
-        <w:rPr>
-          <w:rFonts w:hint="eastAsia" w:ascii="Times New Roman" w:hAnsi="Times New Roman" w:eastAsia="Times New Roman" w:cs="Times New Roman"/>
-        </w:rPr>
-        <w:t>-C</w:t>
+        <w:t>与</w:t>
+      </w:r>
+      <w:r>
+        <w:rPr>
+          <w:rFonts w:hint="eastAsia" w:ascii="Times New Roman" w:hAnsi="Times New Roman" w:eastAsia="Times New Roman" w:cs="Times New Roman"/>
+        </w:rPr>
+        <w:t>H</w:t>
       </w:r>
       <w:r>
         <w:rPr>
           <w:rFonts w:hint="eastAsia" w:ascii="Times New Roman" w:hAnsi="Times New Roman" w:eastAsia="SimHei" w:cs="Times New Roman"/>
         </w:rPr>
-        <w:t>与</w:t>
-      </w:r>
-      <w:r>
-        <w:rPr>
-          <w:rFonts w:hint="eastAsia" w:ascii="Times New Roman" w:hAnsi="Times New Roman" w:eastAsia="Times New Roman" w:cs="Times New Roman"/>
-        </w:rPr>
-        <w:t>H</w:t>
-      </w:r>
-      <w:r>
-        <w:rPr>
-          <w:rFonts w:hint="eastAsia" w:ascii="Times New Roman" w:hAnsi="Times New Roman" w:eastAsia="SimHei" w:cs="Times New Roman"/>
-        </w:rPr>
-        <w:t>活化在全合成中的应用</w:t>
+        <w:t>活化在全合成中的应</w:t>
       </w:r>
     </w:p>
     <w:p>
@@ -26258,8 +26714,8 @@
         </w:pict>
       </w:r>
     </w:p>
-    <w:bookmarkEnd w:id="108"/>
-    <w:bookmarkStart w:id="109" w:name="有机-合成-保护基策略与正交性"/>
+    <w:bookmarkEnd w:id="125"/>
+    <w:bookmarkStart w:id="126" w:name="合成-保护基策略与正交性"/>
     <w:p>
       <w:pPr>
         <w:pStyle w:val="Heading2"/>
@@ -26270,19 +26726,7 @@
         <w:rPr>
           <w:rFonts w:ascii="Times New Roman" w:hAnsi="Times New Roman" w:eastAsia="Times New Roman" w:cs="Times New Roman"/>
         </w:rPr>
-        <w:t xml:space="preserve">7.57 </w:t>
-      </w:r>
-      <w:r>
-        <w:rPr>
-          <w:rFonts w:hint="eastAsia" w:ascii="Times New Roman" w:hAnsi="Times New Roman" w:eastAsia="SimHei" w:cs="Times New Roman"/>
-        </w:rPr>
-        <w:t>有机</w:t>
-      </w:r>
-      <w:r>
-        <w:rPr>
-          <w:rFonts w:hint="eastAsia" w:ascii="Times New Roman" w:hAnsi="Times New Roman" w:eastAsia="Times New Roman" w:cs="Times New Roman"/>
-        </w:rPr>
-        <w:t>-</w:t>
+        <w:t xml:space="preserve">7.71 </w:t>
       </w:r>
       <w:r>
         <w:rPr>
@@ -26718,8 +27162,8 @@
         </w:pict>
       </w:r>
     </w:p>
-    <w:bookmarkEnd w:id="109"/>
-    <w:bookmarkStart w:id="110" w:name="有机-合成-偶联反应识别与选择"/>
+    <w:bookmarkEnd w:id="126"/>
+    <w:bookmarkStart w:id="127" w:name="合成-偶联反应识别与选择"/>
     <w:p>
       <w:pPr>
         <w:pStyle w:val="Heading2"/>
@@ -26730,19 +27174,7 @@
         <w:rPr>
           <w:rFonts w:ascii="Times New Roman" w:hAnsi="Times New Roman" w:eastAsia="Times New Roman" w:cs="Times New Roman"/>
         </w:rPr>
-        <w:t xml:space="preserve">7.58 </w:t>
-      </w:r>
-      <w:r>
-        <w:rPr>
-          <w:rFonts w:hint="eastAsia" w:ascii="Times New Roman" w:hAnsi="Times New Roman" w:eastAsia="SimHei" w:cs="Times New Roman"/>
-        </w:rPr>
-        <w:t>有机</w:t>
-      </w:r>
-      <w:r>
-        <w:rPr>
-          <w:rFonts w:hint="eastAsia" w:ascii="Times New Roman" w:hAnsi="Times New Roman" w:eastAsia="Times New Roman" w:cs="Times New Roman"/>
-        </w:rPr>
-        <w:t>-</w:t>
+        <w:t xml:space="preserve">7.72 </w:t>
       </w:r>
       <w:r>
         <w:rPr>
@@ -27108,8 +27540,8 @@
         </w:pict>
       </w:r>
     </w:p>
-    <w:bookmarkEnd w:id="110"/>
-    <w:bookmarkStart w:id="111" w:name="有机-合成-连续多步合成路线综合"/>
+    <w:bookmarkEnd w:id="127"/>
+    <w:bookmarkStart w:id="128" w:name="合成-连续多步合成路线综合"/>
     <w:p>
       <w:pPr>
         <w:pStyle w:val="Heading2"/>
@@ -27120,19 +27552,7 @@
         <w:rPr>
           <w:rFonts w:ascii="Times New Roman" w:hAnsi="Times New Roman" w:eastAsia="Times New Roman" w:cs="Times New Roman"/>
         </w:rPr>
-        <w:t xml:space="preserve">7.59 </w:t>
-      </w:r>
-      <w:r>
-        <w:rPr>
-          <w:rFonts w:hint="eastAsia" w:ascii="Times New Roman" w:hAnsi="Times New Roman" w:eastAsia="SimHei" w:cs="Times New Roman"/>
-        </w:rPr>
-        <w:t>有机</w:t>
-      </w:r>
-      <w:r>
-        <w:rPr>
-          <w:rFonts w:hint="eastAsia" w:ascii="Times New Roman" w:hAnsi="Times New Roman" w:eastAsia="Times New Roman" w:cs="Times New Roman"/>
-        </w:rPr>
-        <w:t>-</w:t>
+        <w:t xml:space="preserve">7.73 </w:t>
       </w:r>
       <w:r>
         <w:rPr>
@@ -27398,8 +27818,8 @@
         </w:pict>
       </w:r>
     </w:p>
-    <w:bookmarkEnd w:id="111"/>
-    <w:bookmarkStart w:id="112" w:name="有机-合成-逆合成分析与切断法"/>
+    <w:bookmarkEnd w:id="128"/>
+    <w:bookmarkStart w:id="129" w:name="合成-逆合成分析与切断法"/>
     <w:p>
       <w:pPr>
         <w:pStyle w:val="Heading2"/>
@@ -27410,19 +27830,7 @@
         <w:rPr>
           <w:rFonts w:ascii="Times New Roman" w:hAnsi="Times New Roman" w:eastAsia="Times New Roman" w:cs="Times New Roman"/>
         </w:rPr>
-        <w:t xml:space="preserve">7.60 </w:t>
-      </w:r>
-      <w:r>
-        <w:rPr>
-          <w:rFonts w:hint="eastAsia" w:ascii="Times New Roman" w:hAnsi="Times New Roman" w:eastAsia="SimHei" w:cs="Times New Roman"/>
-        </w:rPr>
-        <w:t>有机</w:t>
-      </w:r>
-      <w:r>
-        <w:rPr>
-          <w:rFonts w:hint="eastAsia" w:ascii="Times New Roman" w:hAnsi="Times New Roman" w:eastAsia="Times New Roman" w:cs="Times New Roman"/>
-        </w:rPr>
-        <w:t>-</w:t>
+        <w:t xml:space="preserve">7.74 </w:t>
       </w:r>
       <w:r>
         <w:rPr>
@@ -27714,11 +28122,11 @@
         </w:pict>
       </w:r>
     </w:p>
-    <w:bookmarkEnd w:id="112"/>
-    <w:bookmarkEnd w:id="113"/>
+    <w:bookmarkEnd w:id="129"/>
+    <w:bookmarkEnd w:id="130"/>
     <w:sectPr>
       <w:footerReference w:type="default" r:id="rId9"/>
-      <w:headerReference w:type="default" r:id="rId11"/>
+      <w:headerReference w:type="default" r:id="rId10"/>
       <w:footnotePr>
         <w:numRestart w:val="eachSect"/>
       </w:footnotePr>
@@ -29359,7 +29767,7 @@
     <ns0:name ns0:val="Verbatim Char"/>
     <ns0:basedOn ns0:val="BodyTextChar"/>
     <ns0:rPr>
-      <ns0:rFonts ns0:ascii="Times New Roman" ns0:cs="Times New Roman" ns0:eastAsia="FangSong" ns0:hAnsi="Times New Roman"/>
+      <ns0:rFonts ns0:ascii="SimSun" ns0:cs="SimSun" ns0:eastAsia="SimSun" ns0:hAnsi="SimSun"/>
       <ns0:b ns0:val="0"/>
       <ns0:sz ns0:val="20"/>
     </ns0:rPr>
@@ -29413,7 +29821,7 @@
       <w:wordWrap w:val="off"/>
     </w:pPr>
     <ns0:rPr>
-      <w:rFonts ns0:ascii="Times New Roman" ns0:hAnsi="Times New Roman" ns0:eastAsia="FangSong" ns0:cs="Times New Roman"/>
+      <w:rFonts ns0:ascii="SimSun" ns0:hAnsi="SimSun" ns0:eastAsia="SimSun" ns0:cs="SimSun"/>
     </ns0:rPr>
   </w:style>
   <w:style w:type="character" w:customStyle="1" w:styleId="KeywordTok">
